--- a/Evaluación 1/Evidencias proyecto/Documento Caso Uso Extendido.docx
+++ b/Evaluación 1/Evidencias proyecto/Documento Caso Uso Extendido.docx
@@ -20,9 +20,7 @@
         <w:ind w:left="0" w:right="0" w:firstLine="0"/>
         <w:jc w:val="left"/>
         <w:rPr>
-          <w:rFonts w:ascii="Cambria" w:cs="Cambria" w:eastAsia="Cambria" w:hAnsi="Cambria"/>
-          <w:b w:val="0"/>
-          <w:bCs w:val="0"/>
+          <w:rFonts w:ascii="Arial" w:cs="Arial" w:eastAsia="Arial" w:hAnsi="Arial"/>
           <w:i w:val="0"/>
           <w:iCs w:val="0"/>
           <w:smallCaps w:val="0"/>
@@ -37,9 +35,7 @@
       </w:pPr>
       <w:r>
         <w:rPr>
-          <w:rFonts w:ascii="Cambria" w:cs="Cambria" w:eastAsia="Cambria" w:hAnsi="Cambria"/>
-          <w:b w:val="0"/>
-          <w:bCs w:val="0"/>
+          <w:rFonts w:ascii="Arial" w:cs="Arial" w:eastAsia="Arial" w:hAnsi="Arial"/>
           <w:i w:val="0"/>
           <w:iCs w:val="0"/>
           <w:smallCaps w:val="0"/>
@@ -126,7 +122,7 @@
           <w:vertAlign w:val="baseline"/>
           <w:rtl w:val="0"/>
         </w:rPr>
-        <w:t xml:space="preserve">CU001</w:t>
+        <w:t xml:space="preserve">CU-AN-001</w:t>
       </w:r>
       <w:r>
         <w:rPr>
@@ -482,7 +478,7 @@
           <w:vertAlign w:val="baseline"/>
           <w:rtl w:val="0"/>
         </w:rPr>
-        <w:t xml:space="preserve">CU002</w:t>
+        <w:t xml:space="preserve">CU-AN-002</w:t>
       </w:r>
       <w:r>
         <w:rPr>
@@ -826,7 +822,7 @@
           <w:vertAlign w:val="baseline"/>
           <w:rtl w:val="0"/>
         </w:rPr>
-        <w:t xml:space="preserve">CU003</w:t>
+        <w:t xml:space="preserve">CU-AN-003</w:t>
       </w:r>
       <w:r>
         <w:rPr>
@@ -1201,7 +1197,37 @@
           <w:vertAlign w:val="baseline"/>
           <w:rtl w:val="0"/>
         </w:rPr>
-        <w:t xml:space="preserve">CU004</w:t>
+        <w:t xml:space="preserve">CU</w:t>
+      </w:r>
+      <w:r>
+        <w:rPr>
+          <w:rFonts w:ascii="Arial" w:cs="Arial" w:eastAsia="Arial" w:hAnsi="Arial"/>
+          <w:b w:val="1"/>
+          <w:bCs w:val="1"/>
+          <w:sz w:val="26"/>
+          <w:szCs w:val="26"/>
+          <w:rtl w:val="0"/>
+        </w:rPr>
+        <w:t xml:space="preserve">-AN-</w:t>
+      </w:r>
+      <w:r>
+        <w:rPr>
+          <w:rFonts w:ascii="Arial" w:cs="Arial" w:eastAsia="Arial" w:hAnsi="Arial"/>
+          <w:b w:val="1"/>
+          <w:bCs w:val="1"/>
+          <w:i w:val="0"/>
+          <w:iCs w:val="0"/>
+          <w:smallCaps w:val="0"/>
+          <w:strike w:val="0"/>
+          <w:color w:val="000000"/>
+          <w:sz w:val="26"/>
+          <w:szCs w:val="26"/>
+          <w:u w:val="none"/>
+          <w:shd w:fill="auto" w:val="clear"/>
+          <w:vertAlign w:val="baseline"/>
+          <w:rtl w:val="0"/>
+        </w:rPr>
+        <w:t xml:space="preserve">004</w:t>
       </w:r>
       <w:r>
         <w:rPr>
@@ -1557,7 +1583,7 @@
           <w:vertAlign w:val="baseline"/>
           <w:rtl w:val="0"/>
         </w:rPr>
-        <w:t xml:space="preserve">CU005</w:t>
+        <w:t xml:space="preserve">CU-AN-005</w:t>
       </w:r>
       <w:r>
         <w:rPr>
@@ -1794,7 +1820,23 @@
                 <w:rFonts w:ascii="Arial" w:cs="Arial" w:eastAsia="Arial" w:hAnsi="Arial"/>
                 <w:rtl w:val="0"/>
               </w:rPr>
-              <w:t xml:space="preserve">R95 – Restricción de consultas a solo lectura, R96 – Validación de consultas generadas por IA, R98 – Tolerancia a fallos del servicio de IA </w:t>
+              <w:t xml:space="preserve">R95 – Restricción de consultas a solo lectura, R96 – </w:t>
+            </w:r>
+            <w:r>
+              <w:rPr>
+                <w:rFonts w:ascii="Arial" w:cs="Arial" w:eastAsia="Arial" w:hAnsi="Arial"/>
+                <w:b w:val="1"/>
+                <w:bCs w:val="1"/>
+                <w:rtl w:val="0"/>
+              </w:rPr>
+              <w:t xml:space="preserve">Validación de</w:t>
+            </w:r>
+            <w:r>
+              <w:rPr>
+                <w:rFonts w:ascii="Arial" w:cs="Arial" w:eastAsia="Arial" w:hAnsi="Arial"/>
+                <w:rtl w:val="0"/>
+              </w:rPr>
+              <w:t xml:space="preserve"> consultas generadas por IA, R98 – Tolerancia a fallos del servicio de IA </w:t>
             </w:r>
           </w:p>
         </w:tc>
@@ -1845,7 +1887,42 @@
                 <w:rFonts w:ascii="Arial" w:cs="Arial" w:eastAsia="Arial" w:hAnsi="Arial"/>
                 <w:rtl w:val="0"/>
               </w:rPr>
-              <w:t xml:space="preserve">Este caso de uso se inicia cuando el usuario formula una pregunta financiera en lenguaje natural. La IA interpreta la consulta, el backend la valida y restringe al notebook y empresa autorizados, los resultados pasan por ETL y Data Warehouse, se actualiza el dashboard y finalmente se entrega una respuesta conversacional.</w:t>
+              <w:t xml:space="preserve">Este caso de uso se inicia cuando el usuario </w:t>
+            </w:r>
+            <w:r>
+              <w:rPr>
+                <w:rFonts w:ascii="Arial" w:cs="Arial" w:eastAsia="Arial" w:hAnsi="Arial"/>
+                <w:rtl w:val="0"/>
+              </w:rPr>
+              <w:t xml:space="preserve">formula</w:t>
+            </w:r>
+            <w:r>
+              <w:rPr>
+                <w:rFonts w:ascii="Arial" w:cs="Arial" w:eastAsia="Arial" w:hAnsi="Arial"/>
+                <w:rtl w:val="0"/>
+              </w:rPr>
+              <w:t xml:space="preserve"> una pregunta financiera en lenguaje natural. La IA interpreta la consulta, </w:t>
+            </w:r>
+            <w:r>
+              <w:rPr>
+                <w:rFonts w:ascii="Arial" w:cs="Arial" w:eastAsia="Arial" w:hAnsi="Arial"/>
+                <w:rtl w:val="0"/>
+              </w:rPr>
+              <w:t xml:space="preserve">La consulta se ejecuta en la BD operacional; el resultado pasa al proceso analítico descrito en </w:t>
+            </w:r>
+            <w:r>
+              <w:rPr>
+                <w:rFonts w:ascii="Arial" w:cs="Arial" w:eastAsia="Arial" w:hAnsi="Arial"/>
+                <w:rtl w:val="0"/>
+              </w:rPr>
+              <w:t xml:space="preserve">CU-AN-004</w:t>
+            </w:r>
+            <w:r>
+              <w:rPr>
+                <w:rFonts w:ascii="Arial" w:cs="Arial" w:eastAsia="Arial" w:hAnsi="Arial"/>
+                <w:rtl w:val="0"/>
+              </w:rPr>
+              <w:t xml:space="preserve"> , se actualiza el dashboard y finalmente se entrega una respuesta conversacional.</w:t>
             </w:r>
           </w:p>
         </w:tc>
@@ -1853,7 +1930,9 @@
     </w:tbl>
     <w:p>
       <w:pPr>
-        <w:rPr/>
+        <w:rPr>
+          <w:rFonts w:ascii="Arial" w:cs="Arial" w:eastAsia="Arial" w:hAnsi="Arial"/>
+        </w:rPr>
       </w:pPr>
       <w:r>
         <w:rPr>
@@ -1864,7 +1943,7 @@
     <w:p>
       <w:pPr>
         <w:rPr>
-          <w:rFonts w:ascii="Cambria" w:cs="Cambria" w:eastAsia="Cambria" w:hAnsi="Cambria"/>
+          <w:rFonts w:ascii="Arial" w:cs="Arial" w:eastAsia="Arial" w:hAnsi="Arial"/>
           <w:color w:val="366091"/>
           <w:sz w:val="32"/>
           <w:szCs w:val="32"/>
@@ -1950,7 +2029,7 @@
           <w:vertAlign w:val="baseline"/>
           <w:rtl w:val="0"/>
         </w:rPr>
-        <w:t xml:space="preserve">CU001</w:t>
+        <w:t xml:space="preserve">CU-DET-001</w:t>
       </w:r>
       <w:r>
         <w:rPr>
@@ -2008,15 +2087,15 @@
         <w:gridCol w:w="825"/>
         <w:gridCol w:w="1740"/>
         <w:gridCol w:w="1725"/>
-        <w:gridCol w:w="1875"/>
-        <w:gridCol w:w="2670"/>
+        <w:gridCol w:w="1905"/>
+        <w:gridCol w:w="2640"/>
         <w:tblGridChange w:id="0">
           <w:tblGrid>
             <w:gridCol w:w="825"/>
             <w:gridCol w:w="1740"/>
             <w:gridCol w:w="1725"/>
-            <w:gridCol w:w="1875"/>
-            <w:gridCol w:w="2670"/>
+            <w:gridCol w:w="1905"/>
+            <w:gridCol w:w="2640"/>
           </w:tblGrid>
         </w:tblGridChange>
       </w:tblGrid>
@@ -2049,12 +2128,14 @@
               <w:spacing w:after="240" w:before="240" w:lineRule="auto"/>
               <w:jc w:val="center"/>
               <w:rPr>
-                <w:b w:val="1"/>
-                <w:bCs w:val="1"/>
-              </w:rPr>
-            </w:pPr>
-            <w:r>
-              <w:rPr>
+                <w:rFonts w:ascii="Arial" w:cs="Arial" w:eastAsia="Arial" w:hAnsi="Arial"/>
+                <w:b w:val="1"/>
+                <w:bCs w:val="1"/>
+              </w:rPr>
+            </w:pPr>
+            <w:r>
+              <w:rPr>
+                <w:rFonts w:ascii="Arial" w:cs="Arial" w:eastAsia="Arial" w:hAnsi="Arial"/>
                 <w:b w:val="1"/>
                 <w:bCs w:val="1"/>
                 <w:rtl w:val="0"/>
@@ -2120,12 +2201,14 @@
               <w:spacing w:after="240" w:before="240" w:lineRule="auto"/>
               <w:jc w:val="center"/>
               <w:rPr>
-                <w:b w:val="1"/>
-                <w:bCs w:val="1"/>
-              </w:rPr>
-            </w:pPr>
-            <w:r>
-              <w:rPr>
+                <w:rFonts w:ascii="Arial" w:cs="Arial" w:eastAsia="Arial" w:hAnsi="Arial"/>
+                <w:b w:val="1"/>
+                <w:bCs w:val="1"/>
+              </w:rPr>
+            </w:pPr>
+            <w:r>
+              <w:rPr>
+                <w:rFonts w:ascii="Arial" w:cs="Arial" w:eastAsia="Arial" w:hAnsi="Arial"/>
                 <w:b w:val="1"/>
                 <w:bCs w:val="1"/>
                 <w:rtl w:val="0"/>
@@ -2191,12 +2274,14 @@
               <w:spacing w:after="240" w:before="240" w:lineRule="auto"/>
               <w:jc w:val="center"/>
               <w:rPr>
-                <w:b w:val="1"/>
-                <w:bCs w:val="1"/>
-              </w:rPr>
-            </w:pPr>
-            <w:r>
-              <w:rPr>
+                <w:rFonts w:ascii="Arial" w:cs="Arial" w:eastAsia="Arial" w:hAnsi="Arial"/>
+                <w:b w:val="1"/>
+                <w:bCs w:val="1"/>
+              </w:rPr>
+            </w:pPr>
+            <w:r>
+              <w:rPr>
+                <w:rFonts w:ascii="Arial" w:cs="Arial" w:eastAsia="Arial" w:hAnsi="Arial"/>
                 <w:b w:val="1"/>
                 <w:bCs w:val="1"/>
                 <w:rtl w:val="0"/>
@@ -2262,12 +2347,14 @@
               <w:spacing w:after="240" w:before="240" w:lineRule="auto"/>
               <w:jc w:val="center"/>
               <w:rPr>
-                <w:b w:val="1"/>
-                <w:bCs w:val="1"/>
-              </w:rPr>
-            </w:pPr>
-            <w:r>
-              <w:rPr>
+                <w:rFonts w:ascii="Arial" w:cs="Arial" w:eastAsia="Arial" w:hAnsi="Arial"/>
+                <w:b w:val="1"/>
+                <w:bCs w:val="1"/>
+              </w:rPr>
+            </w:pPr>
+            <w:r>
+              <w:rPr>
+                <w:rFonts w:ascii="Arial" w:cs="Arial" w:eastAsia="Arial" w:hAnsi="Arial"/>
                 <w:b w:val="1"/>
                 <w:bCs w:val="1"/>
                 <w:rtl w:val="0"/>
@@ -2333,12 +2420,14 @@
               <w:spacing w:after="240" w:before="240" w:lineRule="auto"/>
               <w:jc w:val="center"/>
               <w:rPr>
-                <w:b w:val="1"/>
-                <w:bCs w:val="1"/>
-              </w:rPr>
-            </w:pPr>
-            <w:r>
-              <w:rPr>
+                <w:rFonts w:ascii="Arial" w:cs="Arial" w:eastAsia="Arial" w:hAnsi="Arial"/>
+                <w:b w:val="1"/>
+                <w:bCs w:val="1"/>
+              </w:rPr>
+            </w:pPr>
+            <w:r>
+              <w:rPr>
+                <w:rFonts w:ascii="Arial" w:cs="Arial" w:eastAsia="Arial" w:hAnsi="Arial"/>
                 <w:b w:val="1"/>
                 <w:bCs w:val="1"/>
                 <w:rtl w:val="0"/>
@@ -2376,12 +2465,14 @@
               <w:spacing w:after="240" w:before="240" w:lineRule="auto"/>
               <w:jc w:val="center"/>
               <w:rPr>
-                <w:b w:val="1"/>
-                <w:bCs w:val="1"/>
-              </w:rPr>
-            </w:pPr>
-            <w:r>
-              <w:rPr>
+                <w:rFonts w:ascii="Arial" w:cs="Arial" w:eastAsia="Arial" w:hAnsi="Arial"/>
+                <w:b w:val="1"/>
+                <w:bCs w:val="1"/>
+              </w:rPr>
+            </w:pPr>
+            <w:r>
+              <w:rPr>
+                <w:rFonts w:ascii="Arial" w:cs="Arial" w:eastAsia="Arial" w:hAnsi="Arial"/>
                 <w:b w:val="1"/>
                 <w:bCs w:val="1"/>
                 <w:rtl w:val="0"/>
@@ -2413,12 +2504,14 @@
               <w:spacing w:after="240" w:before="240" w:lineRule="auto"/>
               <w:jc w:val="center"/>
               <w:rPr>
-                <w:b w:val="1"/>
-                <w:bCs w:val="1"/>
-              </w:rPr>
-            </w:pPr>
-            <w:r>
-              <w:rPr>
+                <w:rFonts w:ascii="Arial" w:cs="Arial" w:eastAsia="Arial" w:hAnsi="Arial"/>
+                <w:b w:val="1"/>
+                <w:bCs w:val="1"/>
+              </w:rPr>
+            </w:pPr>
+            <w:r>
+              <w:rPr>
+                <w:rFonts w:ascii="Arial" w:cs="Arial" w:eastAsia="Arial" w:hAnsi="Arial"/>
                 <w:b w:val="1"/>
                 <w:bCs w:val="1"/>
                 <w:rtl w:val="0"/>
@@ -2449,12 +2542,14 @@
               <w:spacing w:after="240" w:before="240" w:lineRule="auto"/>
               <w:jc w:val="center"/>
               <w:rPr>
-                <w:b w:val="1"/>
-                <w:bCs w:val="1"/>
-              </w:rPr>
-            </w:pPr>
-            <w:r>
-              <w:rPr>
+                <w:rFonts w:ascii="Arial" w:cs="Arial" w:eastAsia="Arial" w:hAnsi="Arial"/>
+                <w:b w:val="1"/>
+                <w:bCs w:val="1"/>
+              </w:rPr>
+            </w:pPr>
+            <w:r>
+              <w:rPr>
+                <w:rFonts w:ascii="Arial" w:cs="Arial" w:eastAsia="Arial" w:hAnsi="Arial"/>
                 <w:b w:val="1"/>
                 <w:bCs w:val="1"/>
                 <w:rtl w:val="0"/>
@@ -2485,12 +2580,14 @@
               <w:spacing w:after="240" w:before="240" w:lineRule="auto"/>
               <w:jc w:val="center"/>
               <w:rPr>
-                <w:b w:val="1"/>
-                <w:bCs w:val="1"/>
-              </w:rPr>
-            </w:pPr>
-            <w:r>
-              <w:rPr>
+                <w:rFonts w:ascii="Arial" w:cs="Arial" w:eastAsia="Arial" w:hAnsi="Arial"/>
+                <w:b w:val="1"/>
+                <w:bCs w:val="1"/>
+              </w:rPr>
+            </w:pPr>
+            <w:r>
+              <w:rPr>
+                <w:rFonts w:ascii="Arial" w:cs="Arial" w:eastAsia="Arial" w:hAnsi="Arial"/>
                 <w:b w:val="1"/>
                 <w:bCs w:val="1"/>
                 <w:rtl w:val="0"/>
@@ -2914,7 +3011,14 @@
                 <w:rFonts w:ascii="Arial" w:cs="Arial" w:eastAsia="Arial" w:hAnsi="Arial"/>
                 <w:rtl w:val="0"/>
               </w:rPr>
-              <w:t xml:space="preserve">El sistema genera y envía un código de verificación temporal al correo registrado del usuario. El usuario ingresa el código recibido.</w:t>
+              <w:t xml:space="preserve">El sistema genera y envía un código temporal al correo registrado.</w:t>
+            </w:r>
+            <w:r>
+              <w:rPr>
+                <w:rFonts w:ascii="Arial" w:cs="Arial" w:eastAsia="Arial" w:hAnsi="Arial"/>
+                <w:rtl w:val="0"/>
+              </w:rPr>
+              <w:t xml:space="preserve"> </w:t>
             </w:r>
           </w:p>
         </w:tc>
@@ -3051,7 +3155,14 @@
                 <w:rFonts w:ascii="Arial" w:cs="Arial" w:eastAsia="Arial" w:hAnsi="Arial"/>
                 <w:rtl w:val="0"/>
               </w:rPr>
-              <w:t xml:space="preserve">Permite el acceso al sistema.</w:t>
+              <w:t xml:space="preserve">El usuario ingresa el código recibido.</w:t>
+            </w:r>
+            <w:r>
+              <w:rPr>
+                <w:rFonts w:ascii="Arial" w:cs="Arial" w:eastAsia="Arial" w:hAnsi="Arial"/>
+                <w:rtl w:val="0"/>
+              </w:rPr>
+              <w:t xml:space="preserve"> </w:t>
             </w:r>
           </w:p>
         </w:tc>
@@ -3188,7 +3299,151 @@
                 <w:rFonts w:ascii="Arial" w:cs="Arial" w:eastAsia="Arial" w:hAnsi="Arial"/>
                 <w:rtl w:val="0"/>
               </w:rPr>
-              <w:t xml:space="preserve">Muestra la página principal con las funcionalidades correspondientes al rol del usuario.</w:t>
+              <w:t xml:space="preserve">El sistema valida el código.</w:t>
+            </w:r>
+            <w:r>
+              <w:rPr>
+                <w:rFonts w:ascii="Arial" w:cs="Arial" w:eastAsia="Arial" w:hAnsi="Arial"/>
+                <w:rtl w:val="0"/>
+              </w:rPr>
+              <w:t xml:space="preserve"> </w:t>
+            </w:r>
+          </w:p>
+        </w:tc>
+      </w:tr>
+      <w:tr>
+        <w:trPr>
+          <w:cantSplit w:val="0"/>
+          <w:trHeight w:val="585" w:hRule="atLeast"/>
+          <w:tblHeader w:val="0"/>
+        </w:trPr>
+        <w:tc>
+          <w:tcPr>
+            <w:tcBorders>
+              <w:top w:color="000000" w:space="0" w:sz="0" w:val="nil"/>
+              <w:left w:color="a6a6a6" w:space="0" w:sz="5" w:val="single"/>
+              <w:bottom w:color="a6a6a6" w:space="0" w:sz="5" w:val="single"/>
+              <w:right w:color="a6a6a6" w:space="0" w:sz="5" w:val="single"/>
+            </w:tcBorders>
+            <w:shd w:fill="auto" w:val="clear"/>
+            <w:tcMar>
+              <w:top w:w="0.0" w:type="dxa"/>
+              <w:left w:w="100.0" w:type="dxa"/>
+              <w:bottom w:w="0.0" w:type="dxa"/>
+              <w:right w:w="100.0" w:type="dxa"/>
+            </w:tcMar>
+            <w:vAlign w:val="top"/>
+          </w:tcPr>
+          <w:p>
+            <w:pPr>
+              <w:spacing w:after="240" w:before="240" w:lineRule="auto"/>
+              <w:jc w:val="center"/>
+              <w:rPr>
+                <w:rFonts w:ascii="Arial" w:cs="Arial" w:eastAsia="Arial" w:hAnsi="Arial"/>
+              </w:rPr>
+            </w:pPr>
+            <w:r>
+              <w:rPr>
+                <w:rtl w:val="0"/>
+              </w:rPr>
+            </w:r>
+          </w:p>
+        </w:tc>
+        <w:tc>
+          <w:tcPr>
+            <w:gridSpan w:val="2"/>
+            <w:tcBorders>
+              <w:top w:color="000000" w:space="0" w:sz="0" w:val="nil"/>
+              <w:left w:color="000000" w:space="0" w:sz="0" w:val="nil"/>
+              <w:bottom w:color="a6a6a6" w:space="0" w:sz="5" w:val="single"/>
+              <w:right w:color="a6a6a6" w:space="0" w:sz="5" w:val="single"/>
+            </w:tcBorders>
+            <w:shd w:fill="auto" w:val="clear"/>
+            <w:tcMar>
+              <w:top w:w="0.0" w:type="dxa"/>
+              <w:left w:w="100.0" w:type="dxa"/>
+              <w:bottom w:w="0.0" w:type="dxa"/>
+              <w:right w:w="100.0" w:type="dxa"/>
+            </w:tcMar>
+            <w:vAlign w:val="top"/>
+          </w:tcPr>
+          <w:p>
+            <w:pPr>
+              <w:spacing w:after="240" w:before="240" w:lineRule="auto"/>
+              <w:rPr>
+                <w:rFonts w:ascii="Arial" w:cs="Arial" w:eastAsia="Arial" w:hAnsi="Arial"/>
+              </w:rPr>
+            </w:pPr>
+            <w:r>
+              <w:rPr>
+                <w:rtl w:val="0"/>
+              </w:rPr>
+            </w:r>
+          </w:p>
+        </w:tc>
+        <w:tc>
+          <w:tcPr>
+            <w:tcBorders>
+              <w:top w:color="000000" w:space="0" w:sz="0" w:val="nil"/>
+              <w:left w:color="000000" w:space="0" w:sz="0" w:val="nil"/>
+              <w:bottom w:color="a6a6a6" w:space="0" w:sz="5" w:val="single"/>
+              <w:right w:color="a6a6a6" w:space="0" w:sz="5" w:val="single"/>
+            </w:tcBorders>
+            <w:shd w:fill="auto" w:val="clear"/>
+            <w:tcMar>
+              <w:top w:w="0.0" w:type="dxa"/>
+              <w:left w:w="100.0" w:type="dxa"/>
+              <w:bottom w:w="0.0" w:type="dxa"/>
+              <w:right w:w="100.0" w:type="dxa"/>
+            </w:tcMar>
+            <w:vAlign w:val="top"/>
+          </w:tcPr>
+          <w:p>
+            <w:pPr>
+              <w:spacing w:after="240" w:before="240" w:lineRule="auto"/>
+              <w:rPr>
+                <w:rFonts w:ascii="Arial" w:cs="Arial" w:eastAsia="Arial" w:hAnsi="Arial"/>
+              </w:rPr>
+            </w:pPr>
+            <w:r>
+              <w:rPr>
+                <w:rFonts w:ascii="Arial" w:cs="Arial" w:eastAsia="Arial" w:hAnsi="Arial"/>
+                <w:rtl w:val="0"/>
+              </w:rPr>
+              <w:t xml:space="preserve">7</w:t>
+            </w:r>
+          </w:p>
+        </w:tc>
+        <w:tc>
+          <w:tcPr>
+            <w:tcBorders>
+              <w:top w:color="000000" w:space="0" w:sz="0" w:val="nil"/>
+              <w:left w:color="000000" w:space="0" w:sz="0" w:val="nil"/>
+              <w:bottom w:color="a6a6a6" w:space="0" w:sz="5" w:val="single"/>
+              <w:right w:color="a6a6a6" w:space="0" w:sz="5" w:val="single"/>
+            </w:tcBorders>
+            <w:shd w:fill="auto" w:val="clear"/>
+            <w:tcMar>
+              <w:top w:w="0.0" w:type="dxa"/>
+              <w:left w:w="100.0" w:type="dxa"/>
+              <w:bottom w:w="0.0" w:type="dxa"/>
+              <w:right w:w="100.0" w:type="dxa"/>
+            </w:tcMar>
+            <w:vAlign w:val="top"/>
+          </w:tcPr>
+          <w:p>
+            <w:pPr>
+              <w:spacing w:after="0" w:line="240" w:lineRule="auto"/>
+              <w:rPr>
+                <w:rFonts w:ascii="Arial" w:cs="Arial" w:eastAsia="Arial" w:hAnsi="Arial"/>
+              </w:rPr>
+            </w:pPr>
+            <w:r>
+              <w:rPr>
+                <w:rFonts w:ascii="Arial" w:cs="Arial" w:eastAsia="Arial" w:hAnsi="Arial"/>
+                <w:rtl w:val="0"/>
+              </w:rPr>
+              <w:t xml:space="preserve">Permite el acceso. </w:t>
             </w:r>
           </w:p>
         </w:tc>
@@ -3222,12 +3477,14 @@
               <w:spacing w:after="240" w:before="240" w:lineRule="auto"/>
               <w:jc w:val="center"/>
               <w:rPr>
-                <w:b w:val="1"/>
-                <w:bCs w:val="1"/>
-              </w:rPr>
-            </w:pPr>
-            <w:r>
-              <w:rPr>
+                <w:rFonts w:ascii="Arial" w:cs="Arial" w:eastAsia="Arial" w:hAnsi="Arial"/>
+                <w:b w:val="1"/>
+                <w:bCs w:val="1"/>
+              </w:rPr>
+            </w:pPr>
+            <w:r>
+              <w:rPr>
+                <w:rFonts w:ascii="Arial" w:cs="Arial" w:eastAsia="Arial" w:hAnsi="Arial"/>
                 <w:b w:val="1"/>
                 <w:bCs w:val="1"/>
                 <w:rtl w:val="0"/>
@@ -3265,12 +3522,14 @@
               <w:spacing w:after="240" w:before="240" w:lineRule="auto"/>
               <w:jc w:val="center"/>
               <w:rPr>
-                <w:b w:val="1"/>
-                <w:bCs w:val="1"/>
-              </w:rPr>
-            </w:pPr>
-            <w:r>
-              <w:rPr>
+                <w:rFonts w:ascii="Arial" w:cs="Arial" w:eastAsia="Arial" w:hAnsi="Arial"/>
+                <w:b w:val="1"/>
+                <w:bCs w:val="1"/>
+              </w:rPr>
+            </w:pPr>
+            <w:r>
+              <w:rPr>
+                <w:rFonts w:ascii="Arial" w:cs="Arial" w:eastAsia="Arial" w:hAnsi="Arial"/>
                 <w:b w:val="1"/>
                 <w:bCs w:val="1"/>
                 <w:rtl w:val="0"/>
@@ -3302,12 +3561,14 @@
               <w:spacing w:after="240" w:before="240" w:lineRule="auto"/>
               <w:jc w:val="center"/>
               <w:rPr>
-                <w:b w:val="1"/>
-                <w:bCs w:val="1"/>
-              </w:rPr>
-            </w:pPr>
-            <w:r>
-              <w:rPr>
+                <w:rFonts w:ascii="Arial" w:cs="Arial" w:eastAsia="Arial" w:hAnsi="Arial"/>
+                <w:b w:val="1"/>
+                <w:bCs w:val="1"/>
+              </w:rPr>
+            </w:pPr>
+            <w:r>
+              <w:rPr>
+                <w:rFonts w:ascii="Arial" w:cs="Arial" w:eastAsia="Arial" w:hAnsi="Arial"/>
                 <w:b w:val="1"/>
                 <w:bCs w:val="1"/>
                 <w:rtl w:val="0"/>
@@ -3338,12 +3599,14 @@
               <w:spacing w:after="240" w:before="240" w:lineRule="auto"/>
               <w:jc w:val="center"/>
               <w:rPr>
-                <w:b w:val="1"/>
-                <w:bCs w:val="1"/>
-              </w:rPr>
-            </w:pPr>
-            <w:r>
-              <w:rPr>
+                <w:rFonts w:ascii="Arial" w:cs="Arial" w:eastAsia="Arial" w:hAnsi="Arial"/>
+                <w:b w:val="1"/>
+                <w:bCs w:val="1"/>
+              </w:rPr>
+            </w:pPr>
+            <w:r>
+              <w:rPr>
+                <w:rFonts w:ascii="Arial" w:cs="Arial" w:eastAsia="Arial" w:hAnsi="Arial"/>
                 <w:b w:val="1"/>
                 <w:bCs w:val="1"/>
                 <w:rtl w:val="0"/>
@@ -3374,12 +3637,14 @@
               <w:spacing w:after="240" w:before="240" w:lineRule="auto"/>
               <w:jc w:val="center"/>
               <w:rPr>
-                <w:b w:val="1"/>
-                <w:bCs w:val="1"/>
-              </w:rPr>
-            </w:pPr>
-            <w:r>
-              <w:rPr>
+                <w:rFonts w:ascii="Arial" w:cs="Arial" w:eastAsia="Arial" w:hAnsi="Arial"/>
+                <w:b w:val="1"/>
+                <w:bCs w:val="1"/>
+              </w:rPr>
+            </w:pPr>
+            <w:r>
+              <w:rPr>
+                <w:rFonts w:ascii="Arial" w:cs="Arial" w:eastAsia="Arial" w:hAnsi="Arial"/>
                 <w:b w:val="1"/>
                 <w:bCs w:val="1"/>
                 <w:rtl w:val="0"/>
@@ -3416,10 +3681,13 @@
             <w:pPr>
               <w:spacing w:after="240" w:before="240" w:lineRule="auto"/>
               <w:jc w:val="center"/>
-              <w:rPr/>
-            </w:pPr>
-            <w:r>
-              <w:rPr>
+              <w:rPr>
+                <w:rFonts w:ascii="Arial" w:cs="Arial" w:eastAsia="Arial" w:hAnsi="Arial"/>
+              </w:rPr>
+            </w:pPr>
+            <w:r>
+              <w:rPr>
+                <w:rFonts w:ascii="Arial" w:cs="Arial" w:eastAsia="Arial" w:hAnsi="Arial"/>
                 <w:rtl w:val="0"/>
               </w:rPr>
               <w:t xml:space="preserve"> </w:t>
@@ -3448,11 +3716,13 @@
             <w:pPr>
               <w:spacing w:after="240" w:before="240" w:lineRule="auto"/>
               <w:rPr>
+                <w:rFonts w:ascii="Arial" w:cs="Arial" w:eastAsia="Arial" w:hAnsi="Arial"/>
                 <w:color w:val="0000ff"/>
               </w:rPr>
             </w:pPr>
             <w:r>
               <w:rPr>
+                <w:rFonts w:ascii="Arial" w:cs="Arial" w:eastAsia="Arial" w:hAnsi="Arial"/>
                 <w:color w:val="0000ff"/>
                 <w:rtl w:val="0"/>
               </w:rPr>
@@ -3540,10 +3810,13 @@
             <w:pPr>
               <w:spacing w:after="240" w:before="240" w:lineRule="auto"/>
               <w:jc w:val="center"/>
-              <w:rPr/>
-            </w:pPr>
-            <w:r>
-              <w:rPr>
+              <w:rPr>
+                <w:rFonts w:ascii="Arial" w:cs="Arial" w:eastAsia="Arial" w:hAnsi="Arial"/>
+              </w:rPr>
+            </w:pPr>
+            <w:r>
+              <w:rPr>
+                <w:rFonts w:ascii="Arial" w:cs="Arial" w:eastAsia="Arial" w:hAnsi="Arial"/>
                 <w:rtl w:val="0"/>
               </w:rPr>
               <w:t xml:space="preserve"> </w:t>
@@ -3572,11 +3845,13 @@
             <w:pPr>
               <w:spacing w:after="240" w:before="240" w:lineRule="auto"/>
               <w:rPr>
+                <w:rFonts w:ascii="Arial" w:cs="Arial" w:eastAsia="Arial" w:hAnsi="Arial"/>
                 <w:color w:val="0000ff"/>
               </w:rPr>
             </w:pPr>
             <w:r>
               <w:rPr>
+                <w:rFonts w:ascii="Arial" w:cs="Arial" w:eastAsia="Arial" w:hAnsi="Arial"/>
                 <w:color w:val="0000ff"/>
                 <w:rtl w:val="0"/>
               </w:rPr>
@@ -3664,10 +3939,13 @@
             <w:pPr>
               <w:spacing w:after="240" w:before="240" w:lineRule="auto"/>
               <w:jc w:val="center"/>
-              <w:rPr/>
-            </w:pPr>
-            <w:r>
-              <w:rPr>
+              <w:rPr>
+                <w:rFonts w:ascii="Arial" w:cs="Arial" w:eastAsia="Arial" w:hAnsi="Arial"/>
+              </w:rPr>
+            </w:pPr>
+            <w:r>
+              <w:rPr>
+                <w:rFonts w:ascii="Arial" w:cs="Arial" w:eastAsia="Arial" w:hAnsi="Arial"/>
                 <w:rtl w:val="0"/>
               </w:rPr>
               <w:t xml:space="preserve"> </w:t>
@@ -3696,11 +3974,13 @@
             <w:pPr>
               <w:spacing w:after="240" w:before="240" w:lineRule="auto"/>
               <w:rPr>
+                <w:rFonts w:ascii="Arial" w:cs="Arial" w:eastAsia="Arial" w:hAnsi="Arial"/>
                 <w:color w:val="0000ff"/>
               </w:rPr>
             </w:pPr>
             <w:r>
               <w:rPr>
+                <w:rFonts w:ascii="Arial" w:cs="Arial" w:eastAsia="Arial" w:hAnsi="Arial"/>
                 <w:color w:val="0000ff"/>
                 <w:rtl w:val="0"/>
               </w:rPr>
@@ -3788,10 +4068,13 @@
             <w:pPr>
               <w:spacing w:after="240" w:before="240" w:lineRule="auto"/>
               <w:jc w:val="center"/>
-              <w:rPr/>
-            </w:pPr>
-            <w:r>
-              <w:rPr>
+              <w:rPr>
+                <w:rFonts w:ascii="Arial" w:cs="Arial" w:eastAsia="Arial" w:hAnsi="Arial"/>
+              </w:rPr>
+            </w:pPr>
+            <w:r>
+              <w:rPr>
+                <w:rFonts w:ascii="Arial" w:cs="Arial" w:eastAsia="Arial" w:hAnsi="Arial"/>
                 <w:rtl w:val="0"/>
               </w:rPr>
               <w:t xml:space="preserve"> </w:t>
@@ -3820,11 +4103,13 @@
             <w:pPr>
               <w:spacing w:after="240" w:before="240" w:lineRule="auto"/>
               <w:rPr>
+                <w:rFonts w:ascii="Arial" w:cs="Arial" w:eastAsia="Arial" w:hAnsi="Arial"/>
                 <w:color w:val="0000ff"/>
               </w:rPr>
             </w:pPr>
             <w:r>
               <w:rPr>
+                <w:rFonts w:ascii="Arial" w:cs="Arial" w:eastAsia="Arial" w:hAnsi="Arial"/>
                 <w:color w:val="0000ff"/>
                 <w:rtl w:val="0"/>
               </w:rPr>
@@ -3912,7 +4197,9 @@
             <w:pPr>
               <w:spacing w:after="240" w:before="240" w:lineRule="auto"/>
               <w:jc w:val="center"/>
-              <w:rPr/>
+              <w:rPr>
+                <w:rFonts w:ascii="Arial" w:cs="Arial" w:eastAsia="Arial" w:hAnsi="Arial"/>
+              </w:rPr>
             </w:pPr>
             <w:r>
               <w:rPr>
@@ -3943,6 +4230,7 @@
             <w:pPr>
               <w:spacing w:after="240" w:before="240" w:lineRule="auto"/>
               <w:rPr>
+                <w:rFonts w:ascii="Arial" w:cs="Arial" w:eastAsia="Arial" w:hAnsi="Arial"/>
                 <w:color w:val="0000ff"/>
               </w:rPr>
             </w:pPr>
@@ -4024,7 +4312,9 @@
         <w:spacing w:after="60" w:before="240" w:line="360" w:lineRule="auto"/>
         <w:ind w:left="0" w:right="0" w:firstLine="0"/>
         <w:jc w:val="left"/>
-        <w:rPr/>
+        <w:rPr>
+          <w:rFonts w:ascii="Arial" w:cs="Arial" w:eastAsia="Arial" w:hAnsi="Arial"/>
+        </w:rPr>
       </w:pPr>
       <w:r>
         <w:rPr>
@@ -4105,7 +4395,29 @@
           <w:szCs w:val="26"/>
           <w:rtl w:val="0"/>
         </w:rPr>
-        <w:t xml:space="preserve">CU002</w:t>
+        <w:t xml:space="preserve">CU</w:t>
+      </w:r>
+      <w:r>
+        <w:rPr>
+          <w:rFonts w:ascii="Arial" w:cs="Arial" w:eastAsia="Arial" w:hAnsi="Arial"/>
+          <w:b w:val="1"/>
+          <w:bCs w:val="1"/>
+          <w:sz w:val="26"/>
+          <w:szCs w:val="26"/>
+          <w:rtl w:val="0"/>
+        </w:rPr>
+        <w:t xml:space="preserve">-DET-</w:t>
+      </w:r>
+      <w:r>
+        <w:rPr>
+          <w:rFonts w:ascii="Arial" w:cs="Arial" w:eastAsia="Arial" w:hAnsi="Arial"/>
+          <w:b w:val="1"/>
+          <w:bCs w:val="1"/>
+          <w:sz w:val="26"/>
+          <w:szCs w:val="26"/>
+          <w:rtl w:val="0"/>
+        </w:rPr>
+        <w:t xml:space="preserve">002</w:t>
       </w:r>
       <w:r>
         <w:rPr>
@@ -4171,12 +4483,14 @@
             <w:pPr>
               <w:jc w:val="center"/>
               <w:rPr>
-                <w:b w:val="1"/>
-                <w:bCs w:val="1"/>
-              </w:rPr>
-            </w:pPr>
-            <w:r>
-              <w:rPr>
+                <w:rFonts w:ascii="Arial" w:cs="Arial" w:eastAsia="Arial" w:hAnsi="Arial"/>
+                <w:b w:val="1"/>
+                <w:bCs w:val="1"/>
+              </w:rPr>
+            </w:pPr>
+            <w:r>
+              <w:rPr>
+                <w:rFonts w:ascii="Arial" w:cs="Arial" w:eastAsia="Arial" w:hAnsi="Arial"/>
                 <w:b w:val="1"/>
                 <w:bCs w:val="1"/>
                 <w:rtl w:val="0"/>
@@ -4192,10 +4506,13 @@
           </w:tcPr>
           <w:p>
             <w:pPr>
-              <w:rPr/>
-            </w:pPr>
-            <w:r>
-              <w:rPr>
+              <w:rPr>
+                <w:rFonts w:ascii="Arial" w:cs="Arial" w:eastAsia="Arial" w:hAnsi="Arial"/>
+              </w:rPr>
+            </w:pPr>
+            <w:r>
+              <w:rPr>
+                <w:rFonts w:ascii="Arial" w:cs="Arial" w:eastAsia="Arial" w:hAnsi="Arial"/>
                 <w:rtl w:val="0"/>
               </w:rPr>
               <w:t xml:space="preserve">Usuario solicitante / Administrador</w:t>
@@ -4221,12 +4538,14 @@
             <w:pPr>
               <w:jc w:val="center"/>
               <w:rPr>
-                <w:b w:val="1"/>
-                <w:bCs w:val="1"/>
-              </w:rPr>
-            </w:pPr>
-            <w:r>
-              <w:rPr>
+                <w:rFonts w:ascii="Arial" w:cs="Arial" w:eastAsia="Arial" w:hAnsi="Arial"/>
+                <w:b w:val="1"/>
+                <w:bCs w:val="1"/>
+              </w:rPr>
+            </w:pPr>
+            <w:r>
+              <w:rPr>
+                <w:rFonts w:ascii="Arial" w:cs="Arial" w:eastAsia="Arial" w:hAnsi="Arial"/>
                 <w:b w:val="1"/>
                 <w:bCs w:val="1"/>
                 <w:rtl w:val="0"/>
@@ -4242,10 +4561,13 @@
           </w:tcPr>
           <w:p>
             <w:pPr>
-              <w:rPr/>
-            </w:pPr>
-            <w:r>
-              <w:rPr>
+              <w:rPr>
+                <w:rFonts w:ascii="Arial" w:cs="Arial" w:eastAsia="Arial" w:hAnsi="Arial"/>
+              </w:rPr>
+            </w:pPr>
+            <w:r>
+              <w:rPr>
+                <w:rFonts w:ascii="Arial" w:cs="Arial" w:eastAsia="Arial" w:hAnsi="Arial"/>
                 <w:rtl w:val="0"/>
               </w:rPr>
               <w:t xml:space="preserve">Permitir que una persona solicite acceso al sistema y que un administrador apruebe o rechace la solicitud.</w:t>
@@ -4271,12 +4593,14 @@
             <w:pPr>
               <w:jc w:val="center"/>
               <w:rPr>
-                <w:b w:val="1"/>
-                <w:bCs w:val="1"/>
-              </w:rPr>
-            </w:pPr>
-            <w:r>
-              <w:rPr>
+                <w:rFonts w:ascii="Arial" w:cs="Arial" w:eastAsia="Arial" w:hAnsi="Arial"/>
+                <w:b w:val="1"/>
+                <w:bCs w:val="1"/>
+              </w:rPr>
+            </w:pPr>
+            <w:r>
+              <w:rPr>
+                <w:rFonts w:ascii="Arial" w:cs="Arial" w:eastAsia="Arial" w:hAnsi="Arial"/>
                 <w:b w:val="1"/>
                 <w:bCs w:val="1"/>
                 <w:rtl w:val="0"/>
@@ -4292,10 +4616,13 @@
           </w:tcPr>
           <w:p>
             <w:pPr>
-              <w:rPr/>
-            </w:pPr>
-            <w:r>
-              <w:rPr>
+              <w:rPr>
+                <w:rFonts w:ascii="Arial" w:cs="Arial" w:eastAsia="Arial" w:hAnsi="Arial"/>
+              </w:rPr>
+            </w:pPr>
+            <w:r>
+              <w:rPr>
+                <w:rFonts w:ascii="Arial" w:cs="Arial" w:eastAsia="Arial" w:hAnsi="Arial"/>
                 <w:rtl w:val="0"/>
               </w:rPr>
               <w:t xml:space="preserve">El solicitante no debe poseer una cuenta registrada con los mismos datos.</w:t>
@@ -4321,12 +4648,14 @@
             <w:pPr>
               <w:jc w:val="center"/>
               <w:rPr>
-                <w:b w:val="1"/>
-                <w:bCs w:val="1"/>
-              </w:rPr>
-            </w:pPr>
-            <w:r>
-              <w:rPr>
+                <w:rFonts w:ascii="Arial" w:cs="Arial" w:eastAsia="Arial" w:hAnsi="Arial"/>
+                <w:b w:val="1"/>
+                <w:bCs w:val="1"/>
+              </w:rPr>
+            </w:pPr>
+            <w:r>
+              <w:rPr>
+                <w:rFonts w:ascii="Arial" w:cs="Arial" w:eastAsia="Arial" w:hAnsi="Arial"/>
                 <w:b w:val="1"/>
                 <w:bCs w:val="1"/>
                 <w:rtl w:val="0"/>
@@ -4342,10 +4671,13 @@
           </w:tcPr>
           <w:p>
             <w:pPr>
-              <w:rPr/>
-            </w:pPr>
-            <w:r>
-              <w:rPr>
+              <w:rPr>
+                <w:rFonts w:ascii="Arial" w:cs="Arial" w:eastAsia="Arial" w:hAnsi="Arial"/>
+              </w:rPr>
+            </w:pPr>
+            <w:r>
+              <w:rPr>
+                <w:rFonts w:ascii="Arial" w:cs="Arial" w:eastAsia="Arial" w:hAnsi="Arial"/>
                 <w:rtl w:val="0"/>
               </w:rPr>
               <w:t xml:space="preserve">La solicitud queda aprobada y se crea una cuenta, o queda registrada como rechazada.</w:t>
@@ -4368,12 +4700,14 @@
             <w:pPr>
               <w:jc w:val="center"/>
               <w:rPr>
-                <w:b w:val="1"/>
-                <w:bCs w:val="1"/>
-              </w:rPr>
-            </w:pPr>
-            <w:r>
-              <w:rPr>
+                <w:rFonts w:ascii="Arial" w:cs="Arial" w:eastAsia="Arial" w:hAnsi="Arial"/>
+                <w:b w:val="1"/>
+                <w:bCs w:val="1"/>
+              </w:rPr>
+            </w:pPr>
+            <w:r>
+              <w:rPr>
+                <w:rFonts w:ascii="Arial" w:cs="Arial" w:eastAsia="Arial" w:hAnsi="Arial"/>
                 <w:b w:val="1"/>
                 <w:bCs w:val="1"/>
                 <w:rtl w:val="0"/>
@@ -4397,12 +4731,14 @@
             <w:pPr>
               <w:jc w:val="center"/>
               <w:rPr>
-                <w:b w:val="1"/>
-                <w:bCs w:val="1"/>
-              </w:rPr>
-            </w:pPr>
-            <w:r>
-              <w:rPr>
+                <w:rFonts w:ascii="Arial" w:cs="Arial" w:eastAsia="Arial" w:hAnsi="Arial"/>
+                <w:b w:val="1"/>
+                <w:bCs w:val="1"/>
+              </w:rPr>
+            </w:pPr>
+            <w:r>
+              <w:rPr>
+                <w:rFonts w:ascii="Arial" w:cs="Arial" w:eastAsia="Arial" w:hAnsi="Arial"/>
                 <w:b w:val="1"/>
                 <w:bCs w:val="1"/>
                 <w:rtl w:val="0"/>
@@ -4421,12 +4757,14 @@
             <w:pPr>
               <w:jc w:val="center"/>
               <w:rPr>
-                <w:b w:val="1"/>
-                <w:bCs w:val="1"/>
-              </w:rPr>
-            </w:pPr>
-            <w:r>
-              <w:rPr>
+                <w:rFonts w:ascii="Arial" w:cs="Arial" w:eastAsia="Arial" w:hAnsi="Arial"/>
+                <w:b w:val="1"/>
+                <w:bCs w:val="1"/>
+              </w:rPr>
+            </w:pPr>
+            <w:r>
+              <w:rPr>
+                <w:rFonts w:ascii="Arial" w:cs="Arial" w:eastAsia="Arial" w:hAnsi="Arial"/>
                 <w:b w:val="1"/>
                 <w:bCs w:val="1"/>
                 <w:rtl w:val="0"/>
@@ -4444,12 +4782,14 @@
             <w:pPr>
               <w:jc w:val="center"/>
               <w:rPr>
-                <w:b w:val="1"/>
-                <w:bCs w:val="1"/>
-              </w:rPr>
-            </w:pPr>
-            <w:r>
-              <w:rPr>
+                <w:rFonts w:ascii="Arial" w:cs="Arial" w:eastAsia="Arial" w:hAnsi="Arial"/>
+                <w:b w:val="1"/>
+                <w:bCs w:val="1"/>
+              </w:rPr>
+            </w:pPr>
+            <w:r>
+              <w:rPr>
+                <w:rFonts w:ascii="Arial" w:cs="Arial" w:eastAsia="Arial" w:hAnsi="Arial"/>
                 <w:b w:val="1"/>
                 <w:bCs w:val="1"/>
                 <w:rtl w:val="0"/>
@@ -4467,12 +4807,14 @@
             <w:pPr>
               <w:jc w:val="center"/>
               <w:rPr>
-                <w:b w:val="1"/>
-                <w:bCs w:val="1"/>
-              </w:rPr>
-            </w:pPr>
-            <w:r>
-              <w:rPr>
+                <w:rFonts w:ascii="Arial" w:cs="Arial" w:eastAsia="Arial" w:hAnsi="Arial"/>
+                <w:b w:val="1"/>
+                <w:bCs w:val="1"/>
+              </w:rPr>
+            </w:pPr>
+            <w:r>
+              <w:rPr>
+                <w:rFonts w:ascii="Arial" w:cs="Arial" w:eastAsia="Arial" w:hAnsi="Arial"/>
                 <w:b w:val="1"/>
                 <w:bCs w:val="1"/>
                 <w:rtl w:val="0"/>
@@ -4494,10 +4836,13 @@
           </w:tcPr>
           <w:p>
             <w:pPr>
-              <w:rPr/>
-            </w:pPr>
-            <w:r>
-              <w:rPr>
+              <w:rPr>
+                <w:rFonts w:ascii="Arial" w:cs="Arial" w:eastAsia="Arial" w:hAnsi="Arial"/>
+              </w:rPr>
+            </w:pPr>
+            <w:r>
+              <w:rPr>
+                <w:rFonts w:ascii="Arial" w:cs="Arial" w:eastAsia="Arial" w:hAnsi="Arial"/>
                 <w:rtl w:val="0"/>
               </w:rPr>
               <w:t xml:space="preserve">1</w:t>
@@ -4511,10 +4856,13 @@
           </w:tcPr>
           <w:p>
             <w:pPr>
-              <w:rPr/>
-            </w:pPr>
-            <w:r>
-              <w:rPr>
+              <w:rPr>
+                <w:rFonts w:ascii="Arial" w:cs="Arial" w:eastAsia="Arial" w:hAnsi="Arial"/>
+              </w:rPr>
+            </w:pPr>
+            <w:r>
+              <w:rPr>
+                <w:rFonts w:ascii="Arial" w:cs="Arial" w:eastAsia="Arial" w:hAnsi="Arial"/>
                 <w:rtl w:val="0"/>
               </w:rPr>
               <w:t xml:space="preserve">El solicitante accede al formulario de solicitud de cuenta.</w:t>
@@ -4527,10 +4875,13 @@
           </w:tcPr>
           <w:p>
             <w:pPr>
-              <w:rPr/>
-            </w:pPr>
-            <w:r>
-              <w:rPr>
+              <w:rPr>
+                <w:rFonts w:ascii="Arial" w:cs="Arial" w:eastAsia="Arial" w:hAnsi="Arial"/>
+              </w:rPr>
+            </w:pPr>
+            <w:r>
+              <w:rPr>
+                <w:rFonts w:ascii="Arial" w:cs="Arial" w:eastAsia="Arial" w:hAnsi="Arial"/>
                 <w:rtl w:val="0"/>
               </w:rPr>
               <w:t xml:space="preserve">2</w:t>
@@ -4543,10 +4894,13 @@
           </w:tcPr>
           <w:p>
             <w:pPr>
-              <w:rPr/>
-            </w:pPr>
-            <w:r>
-              <w:rPr>
+              <w:rPr>
+                <w:rFonts w:ascii="Arial" w:cs="Arial" w:eastAsia="Arial" w:hAnsi="Arial"/>
+              </w:rPr>
+            </w:pPr>
+            <w:r>
+              <w:rPr>
+                <w:rFonts w:ascii="Arial" w:cs="Arial" w:eastAsia="Arial" w:hAnsi="Arial"/>
                 <w:rtl w:val="0"/>
               </w:rPr>
               <w:t xml:space="preserve">Muestra el formulario con los datos requeridos.</w:t>
@@ -4569,10 +4923,13 @@
           </w:tcPr>
           <w:p>
             <w:pPr>
-              <w:rPr/>
-            </w:pPr>
-            <w:r>
-              <w:rPr>
+              <w:rPr>
+                <w:rFonts w:ascii="Arial" w:cs="Arial" w:eastAsia="Arial" w:hAnsi="Arial"/>
+              </w:rPr>
+            </w:pPr>
+            <w:r>
+              <w:rPr>
+                <w:rFonts w:ascii="Arial" w:cs="Arial" w:eastAsia="Arial" w:hAnsi="Arial"/>
                 <w:rtl w:val="0"/>
               </w:rPr>
               <w:t xml:space="preserve">3</w:t>
@@ -4590,10 +4947,13 @@
           </w:tcPr>
           <w:p>
             <w:pPr>
-              <w:rPr/>
-            </w:pPr>
-            <w:r>
-              <w:rPr>
+              <w:rPr>
+                <w:rFonts w:ascii="Arial" w:cs="Arial" w:eastAsia="Arial" w:hAnsi="Arial"/>
+              </w:rPr>
+            </w:pPr>
+            <w:r>
+              <w:rPr>
+                <w:rFonts w:ascii="Arial" w:cs="Arial" w:eastAsia="Arial" w:hAnsi="Arial"/>
                 <w:rtl w:val="0"/>
               </w:rPr>
               <w:t xml:space="preserve">Completa sus datos y envía la solicitud.</w:t>
@@ -4610,10 +4970,13 @@
           </w:tcPr>
           <w:p>
             <w:pPr>
-              <w:rPr/>
-            </w:pPr>
-            <w:r>
-              <w:rPr>
+              <w:rPr>
+                <w:rFonts w:ascii="Arial" w:cs="Arial" w:eastAsia="Arial" w:hAnsi="Arial"/>
+              </w:rPr>
+            </w:pPr>
+            <w:r>
+              <w:rPr>
+                <w:rFonts w:ascii="Arial" w:cs="Arial" w:eastAsia="Arial" w:hAnsi="Arial"/>
                 <w:rtl w:val="0"/>
               </w:rPr>
               <w:t xml:space="preserve">4</w:t>
@@ -4630,10 +4993,13 @@
           </w:tcPr>
           <w:p>
             <w:pPr>
-              <w:rPr/>
-            </w:pPr>
-            <w:r>
-              <w:rPr>
+              <w:rPr>
+                <w:rFonts w:ascii="Arial" w:cs="Arial" w:eastAsia="Arial" w:hAnsi="Arial"/>
+              </w:rPr>
+            </w:pPr>
+            <w:r>
+              <w:rPr>
+                <w:rFonts w:ascii="Arial" w:cs="Arial" w:eastAsia="Arial" w:hAnsi="Arial"/>
                 <w:rtl w:val="0"/>
               </w:rPr>
               <w:t xml:space="preserve">Valida la información ingresada y registra la solicitud como pendiente.</w:t>
@@ -4656,10 +5022,13 @@
           </w:tcPr>
           <w:p>
             <w:pPr>
-              <w:rPr/>
-            </w:pPr>
-            <w:r>
-              <w:rPr>
+              <w:rPr>
+                <w:rFonts w:ascii="Arial" w:cs="Arial" w:eastAsia="Arial" w:hAnsi="Arial"/>
+              </w:rPr>
+            </w:pPr>
+            <w:r>
+              <w:rPr>
+                <w:rFonts w:ascii="Arial" w:cs="Arial" w:eastAsia="Arial" w:hAnsi="Arial"/>
                 <w:rtl w:val="0"/>
               </w:rPr>
               <w:t xml:space="preserve">5</w:t>
@@ -4677,10 +5046,13 @@
           </w:tcPr>
           <w:p>
             <w:pPr>
-              <w:rPr/>
-            </w:pPr>
-            <w:r>
-              <w:rPr>
+              <w:rPr>
+                <w:rFonts w:ascii="Arial" w:cs="Arial" w:eastAsia="Arial" w:hAnsi="Arial"/>
+              </w:rPr>
+            </w:pPr>
+            <w:r>
+              <w:rPr>
+                <w:rFonts w:ascii="Arial" w:cs="Arial" w:eastAsia="Arial" w:hAnsi="Arial"/>
                 <w:rtl w:val="0"/>
               </w:rPr>
               <w:t xml:space="preserve">El administrador consulta las solicitudes pendientes.</w:t>
@@ -4697,10 +5069,13 @@
           </w:tcPr>
           <w:p>
             <w:pPr>
-              <w:rPr/>
-            </w:pPr>
-            <w:r>
-              <w:rPr>
+              <w:rPr>
+                <w:rFonts w:ascii="Arial" w:cs="Arial" w:eastAsia="Arial" w:hAnsi="Arial"/>
+              </w:rPr>
+            </w:pPr>
+            <w:r>
+              <w:rPr>
+                <w:rFonts w:ascii="Arial" w:cs="Arial" w:eastAsia="Arial" w:hAnsi="Arial"/>
                 <w:rtl w:val="0"/>
               </w:rPr>
               <w:t xml:space="preserve">6</w:t>
@@ -4717,10 +5092,13 @@
           </w:tcPr>
           <w:p>
             <w:pPr>
-              <w:rPr/>
-            </w:pPr>
-            <w:r>
-              <w:rPr>
+              <w:rPr>
+                <w:rFonts w:ascii="Arial" w:cs="Arial" w:eastAsia="Arial" w:hAnsi="Arial"/>
+              </w:rPr>
+            </w:pPr>
+            <w:r>
+              <w:rPr>
+                <w:rFonts w:ascii="Arial" w:cs="Arial" w:eastAsia="Arial" w:hAnsi="Arial"/>
                 <w:rtl w:val="0"/>
               </w:rPr>
               <w:t xml:space="preserve">Muestra el listado de solicitudes.</w:t>
@@ -4743,10 +5121,13 @@
           </w:tcPr>
           <w:p>
             <w:pPr>
-              <w:rPr/>
-            </w:pPr>
-            <w:r>
-              <w:rPr>
+              <w:rPr>
+                <w:rFonts w:ascii="Arial" w:cs="Arial" w:eastAsia="Arial" w:hAnsi="Arial"/>
+              </w:rPr>
+            </w:pPr>
+            <w:r>
+              <w:rPr>
+                <w:rFonts w:ascii="Arial" w:cs="Arial" w:eastAsia="Arial" w:hAnsi="Arial"/>
                 <w:rtl w:val="0"/>
               </w:rPr>
               <w:t xml:space="preserve">7</w:t>
@@ -4764,10 +5145,13 @@
           </w:tcPr>
           <w:p>
             <w:pPr>
-              <w:rPr/>
-            </w:pPr>
-            <w:r>
-              <w:rPr>
+              <w:rPr>
+                <w:rFonts w:ascii="Arial" w:cs="Arial" w:eastAsia="Arial" w:hAnsi="Arial"/>
+              </w:rPr>
+            </w:pPr>
+            <w:r>
+              <w:rPr>
+                <w:rFonts w:ascii="Arial" w:cs="Arial" w:eastAsia="Arial" w:hAnsi="Arial"/>
                 <w:rtl w:val="0"/>
               </w:rPr>
               <w:t xml:space="preserve">El administrador selecciona y revisa una solicitud.</w:t>
@@ -4784,10 +5168,13 @@
           </w:tcPr>
           <w:p>
             <w:pPr>
-              <w:rPr/>
-            </w:pPr>
-            <w:r>
-              <w:rPr>
+              <w:rPr>
+                <w:rFonts w:ascii="Arial" w:cs="Arial" w:eastAsia="Arial" w:hAnsi="Arial"/>
+              </w:rPr>
+            </w:pPr>
+            <w:r>
+              <w:rPr>
+                <w:rFonts w:ascii="Arial" w:cs="Arial" w:eastAsia="Arial" w:hAnsi="Arial"/>
                 <w:rtl w:val="0"/>
               </w:rPr>
               <w:t xml:space="preserve">8</w:t>
@@ -4804,10 +5191,13 @@
           </w:tcPr>
           <w:p>
             <w:pPr>
-              <w:rPr/>
-            </w:pPr>
-            <w:r>
-              <w:rPr>
+              <w:rPr>
+                <w:rFonts w:ascii="Arial" w:cs="Arial" w:eastAsia="Arial" w:hAnsi="Arial"/>
+              </w:rPr>
+            </w:pPr>
+            <w:r>
+              <w:rPr>
+                <w:rFonts w:ascii="Arial" w:cs="Arial" w:eastAsia="Arial" w:hAnsi="Arial"/>
                 <w:rtl w:val="0"/>
               </w:rPr>
               <w:t xml:space="preserve">Muestra el detalle de la solicitud.</w:t>
@@ -4830,10 +5220,13 @@
           </w:tcPr>
           <w:p>
             <w:pPr>
-              <w:rPr/>
-            </w:pPr>
-            <w:r>
-              <w:rPr>
+              <w:rPr>
+                <w:rFonts w:ascii="Arial" w:cs="Arial" w:eastAsia="Arial" w:hAnsi="Arial"/>
+              </w:rPr>
+            </w:pPr>
+            <w:r>
+              <w:rPr>
+                <w:rFonts w:ascii="Arial" w:cs="Arial" w:eastAsia="Arial" w:hAnsi="Arial"/>
                 <w:rtl w:val="0"/>
               </w:rPr>
               <w:t xml:space="preserve">9</w:t>
@@ -4851,10 +5244,13 @@
           </w:tcPr>
           <w:p>
             <w:pPr>
-              <w:rPr/>
-            </w:pPr>
-            <w:r>
-              <w:rPr>
+              <w:rPr>
+                <w:rFonts w:ascii="Arial" w:cs="Arial" w:eastAsia="Arial" w:hAnsi="Arial"/>
+              </w:rPr>
+            </w:pPr>
+            <w:r>
+              <w:rPr>
+                <w:rFonts w:ascii="Arial" w:cs="Arial" w:eastAsia="Arial" w:hAnsi="Arial"/>
                 <w:rtl w:val="0"/>
               </w:rPr>
               <w:t xml:space="preserve">El administrador aprueba la solicitud.</w:t>
@@ -4871,10 +5267,13 @@
           </w:tcPr>
           <w:p>
             <w:pPr>
-              <w:rPr/>
-            </w:pPr>
-            <w:r>
-              <w:rPr>
+              <w:rPr>
+                <w:rFonts w:ascii="Arial" w:cs="Arial" w:eastAsia="Arial" w:hAnsi="Arial"/>
+              </w:rPr>
+            </w:pPr>
+            <w:r>
+              <w:rPr>
+                <w:rFonts w:ascii="Arial" w:cs="Arial" w:eastAsia="Arial" w:hAnsi="Arial"/>
                 <w:rtl w:val="0"/>
               </w:rPr>
               <w:t xml:space="preserve">10</w:t>
@@ -4891,13 +5290,23 @@
           </w:tcPr>
           <w:p>
             <w:pPr>
-              <w:rPr/>
-            </w:pPr>
-            <w:r>
-              <w:rPr>
-                <w:rtl w:val="0"/>
-              </w:rPr>
-              <w:t xml:space="preserve">Crea la cuenta y genera una contraseña temporal y un código de verificación.</w:t>
+              <w:rPr>
+                <w:rFonts w:ascii="Arial" w:cs="Arial" w:eastAsia="Arial" w:hAnsi="Arial"/>
+              </w:rPr>
+            </w:pPr>
+            <w:r>
+              <w:rPr>
+                <w:rFonts w:ascii="Arial" w:cs="Arial" w:eastAsia="Arial" w:hAnsi="Arial"/>
+                <w:rtl w:val="0"/>
+              </w:rPr>
+              <w:t xml:space="preserve">El sistema crea la cuenta y genera una contraseña temporal.</w:t>
+            </w:r>
+            <w:r>
+              <w:rPr>
+                <w:rFonts w:ascii="Arial" w:cs="Arial" w:eastAsia="Arial" w:hAnsi="Arial"/>
+                <w:rtl w:val="0"/>
+              </w:rPr>
+              <w:t xml:space="preserve"> </w:t>
             </w:r>
           </w:p>
         </w:tc>
@@ -4917,7 +5326,9 @@
           </w:tcPr>
           <w:p>
             <w:pPr>
-              <w:rPr/>
+              <w:rPr>
+                <w:rFonts w:ascii="Arial" w:cs="Arial" w:eastAsia="Arial" w:hAnsi="Arial"/>
+              </w:rPr>
             </w:pPr>
             <w:r>
               <w:rPr>
@@ -4937,7 +5348,9 @@
           </w:tcPr>
           <w:p>
             <w:pPr>
-              <w:rPr/>
+              <w:rPr>
+                <w:rFonts w:ascii="Arial" w:cs="Arial" w:eastAsia="Arial" w:hAnsi="Arial"/>
+              </w:rPr>
             </w:pPr>
             <w:r>
               <w:rPr>
@@ -4956,10 +5369,13 @@
           </w:tcPr>
           <w:p>
             <w:pPr>
-              <w:rPr/>
-            </w:pPr>
-            <w:r>
-              <w:rPr>
+              <w:rPr>
+                <w:rFonts w:ascii="Arial" w:cs="Arial" w:eastAsia="Arial" w:hAnsi="Arial"/>
+              </w:rPr>
+            </w:pPr>
+            <w:r>
+              <w:rPr>
+                <w:rFonts w:ascii="Arial" w:cs="Arial" w:eastAsia="Arial" w:hAnsi="Arial"/>
                 <w:rtl w:val="0"/>
               </w:rPr>
               <w:t xml:space="preserve">11</w:t>
@@ -4976,10 +5392,13 @@
           </w:tcPr>
           <w:p>
             <w:pPr>
-              <w:rPr/>
-            </w:pPr>
-            <w:r>
-              <w:rPr>
+              <w:rPr>
+                <w:rFonts w:ascii="Arial" w:cs="Arial" w:eastAsia="Arial" w:hAnsi="Arial"/>
+              </w:rPr>
+            </w:pPr>
+            <w:r>
+              <w:rPr>
+                <w:rFonts w:ascii="Arial" w:cs="Arial" w:eastAsia="Arial" w:hAnsi="Arial"/>
                 <w:rtl w:val="0"/>
               </w:rPr>
               <w:t xml:space="preserve">Envía las credenciales temporales al correo del usuario.</w:t>
@@ -5002,12 +5421,14 @@
             <w:pPr>
               <w:jc w:val="center"/>
               <w:rPr>
-                <w:b w:val="1"/>
-                <w:bCs w:val="1"/>
-              </w:rPr>
-            </w:pPr>
-            <w:r>
-              <w:rPr>
+                <w:rFonts w:ascii="Arial" w:cs="Arial" w:eastAsia="Arial" w:hAnsi="Arial"/>
+                <w:b w:val="1"/>
+                <w:bCs w:val="1"/>
+              </w:rPr>
+            </w:pPr>
+            <w:r>
+              <w:rPr>
+                <w:rFonts w:ascii="Arial" w:cs="Arial" w:eastAsia="Arial" w:hAnsi="Arial"/>
                 <w:b w:val="1"/>
                 <w:bCs w:val="1"/>
                 <w:rtl w:val="0"/>
@@ -5031,12 +5452,14 @@
             <w:pPr>
               <w:jc w:val="center"/>
               <w:rPr>
-                <w:b w:val="1"/>
-                <w:bCs w:val="1"/>
-              </w:rPr>
-            </w:pPr>
-            <w:r>
-              <w:rPr>
+                <w:rFonts w:ascii="Arial" w:cs="Arial" w:eastAsia="Arial" w:hAnsi="Arial"/>
+                <w:b w:val="1"/>
+                <w:bCs w:val="1"/>
+              </w:rPr>
+            </w:pPr>
+            <w:r>
+              <w:rPr>
+                <w:rFonts w:ascii="Arial" w:cs="Arial" w:eastAsia="Arial" w:hAnsi="Arial"/>
                 <w:b w:val="1"/>
                 <w:bCs w:val="1"/>
                 <w:rtl w:val="0"/>
@@ -5055,12 +5478,14 @@
             <w:pPr>
               <w:jc w:val="center"/>
               <w:rPr>
-                <w:b w:val="1"/>
-                <w:bCs w:val="1"/>
-              </w:rPr>
-            </w:pPr>
-            <w:r>
-              <w:rPr>
+                <w:rFonts w:ascii="Arial" w:cs="Arial" w:eastAsia="Arial" w:hAnsi="Arial"/>
+                <w:b w:val="1"/>
+                <w:bCs w:val="1"/>
+              </w:rPr>
+            </w:pPr>
+            <w:r>
+              <w:rPr>
+                <w:rFonts w:ascii="Arial" w:cs="Arial" w:eastAsia="Arial" w:hAnsi="Arial"/>
                 <w:b w:val="1"/>
                 <w:bCs w:val="1"/>
                 <w:rtl w:val="0"/>
@@ -5078,12 +5503,14 @@
             <w:pPr>
               <w:jc w:val="center"/>
               <w:rPr>
-                <w:b w:val="1"/>
-                <w:bCs w:val="1"/>
-              </w:rPr>
-            </w:pPr>
-            <w:r>
-              <w:rPr>
+                <w:rFonts w:ascii="Arial" w:cs="Arial" w:eastAsia="Arial" w:hAnsi="Arial"/>
+                <w:b w:val="1"/>
+                <w:bCs w:val="1"/>
+              </w:rPr>
+            </w:pPr>
+            <w:r>
+              <w:rPr>
+                <w:rFonts w:ascii="Arial" w:cs="Arial" w:eastAsia="Arial" w:hAnsi="Arial"/>
                 <w:b w:val="1"/>
                 <w:bCs w:val="1"/>
                 <w:rtl w:val="0"/>
@@ -5101,12 +5528,14 @@
             <w:pPr>
               <w:jc w:val="center"/>
               <w:rPr>
-                <w:b w:val="1"/>
-                <w:bCs w:val="1"/>
-              </w:rPr>
-            </w:pPr>
-            <w:r>
-              <w:rPr>
+                <w:rFonts w:ascii="Arial" w:cs="Arial" w:eastAsia="Arial" w:hAnsi="Arial"/>
+                <w:b w:val="1"/>
+                <w:bCs w:val="1"/>
+              </w:rPr>
+            </w:pPr>
+            <w:r>
+              <w:rPr>
+                <w:rFonts w:ascii="Arial" w:cs="Arial" w:eastAsia="Arial" w:hAnsi="Arial"/>
                 <w:b w:val="1"/>
                 <w:bCs w:val="1"/>
                 <w:rtl w:val="0"/>
@@ -5128,10 +5557,13 @@
           </w:tcPr>
           <w:p>
             <w:pPr>
-              <w:rPr/>
-            </w:pPr>
-            <w:r>
-              <w:rPr>
+              <w:rPr>
+                <w:rFonts w:ascii="Arial" w:cs="Arial" w:eastAsia="Arial" w:hAnsi="Arial"/>
+              </w:rPr>
+            </w:pPr>
+            <w:r>
+              <w:rPr>
+                <w:rFonts w:ascii="Arial" w:cs="Arial" w:eastAsia="Arial" w:hAnsi="Arial"/>
                 <w:rtl w:val="0"/>
               </w:rPr>
               <w:t xml:space="preserve">3.A</w:t>
@@ -5145,10 +5577,13 @@
           </w:tcPr>
           <w:p>
             <w:pPr>
-              <w:rPr/>
-            </w:pPr>
-            <w:r>
-              <w:rPr>
+              <w:rPr>
+                <w:rFonts w:ascii="Arial" w:cs="Arial" w:eastAsia="Arial" w:hAnsi="Arial"/>
+              </w:rPr>
+            </w:pPr>
+            <w:r>
+              <w:rPr>
+                <w:rFonts w:ascii="Arial" w:cs="Arial" w:eastAsia="Arial" w:hAnsi="Arial"/>
                 <w:rtl w:val="0"/>
               </w:rPr>
               <w:t xml:space="preserve">El solicitante ingresa información incompleta o inválida.</w:t>
@@ -5161,10 +5596,13 @@
           </w:tcPr>
           <w:p>
             <w:pPr>
-              <w:rPr/>
-            </w:pPr>
-            <w:r>
-              <w:rPr>
+              <w:rPr>
+                <w:rFonts w:ascii="Arial" w:cs="Arial" w:eastAsia="Arial" w:hAnsi="Arial"/>
+              </w:rPr>
+            </w:pPr>
+            <w:r>
+              <w:rPr>
+                <w:rFonts w:ascii="Arial" w:cs="Arial" w:eastAsia="Arial" w:hAnsi="Arial"/>
                 <w:rtl w:val="0"/>
               </w:rPr>
               <w:t xml:space="preserve">4.A</w:t>
@@ -5177,10 +5615,13 @@
           </w:tcPr>
           <w:p>
             <w:pPr>
-              <w:rPr/>
-            </w:pPr>
-            <w:r>
-              <w:rPr>
+              <w:rPr>
+                <w:rFonts w:ascii="Arial" w:cs="Arial" w:eastAsia="Arial" w:hAnsi="Arial"/>
+              </w:rPr>
+            </w:pPr>
+            <w:r>
+              <w:rPr>
+                <w:rFonts w:ascii="Arial" w:cs="Arial" w:eastAsia="Arial" w:hAnsi="Arial"/>
                 <w:rtl w:val="0"/>
               </w:rPr>
               <w:t xml:space="preserve">Informa los campos que deben ser corregidos y no registra la solicitud.</w:t>
@@ -5200,10 +5641,13 @@
           </w:tcPr>
           <w:p>
             <w:pPr>
-              <w:rPr/>
-            </w:pPr>
-            <w:r>
-              <w:rPr>
+              <w:rPr>
+                <w:rFonts w:ascii="Arial" w:cs="Arial" w:eastAsia="Arial" w:hAnsi="Arial"/>
+              </w:rPr>
+            </w:pPr>
+            <w:r>
+              <w:rPr>
+                <w:rFonts w:ascii="Arial" w:cs="Arial" w:eastAsia="Arial" w:hAnsi="Arial"/>
                 <w:rtl w:val="0"/>
               </w:rPr>
               <w:t xml:space="preserve">3.B</w:t>
@@ -5217,10 +5661,13 @@
           </w:tcPr>
           <w:p>
             <w:pPr>
-              <w:rPr/>
-            </w:pPr>
-            <w:r>
-              <w:rPr>
+              <w:rPr>
+                <w:rFonts w:ascii="Arial" w:cs="Arial" w:eastAsia="Arial" w:hAnsi="Arial"/>
+              </w:rPr>
+            </w:pPr>
+            <w:r>
+              <w:rPr>
+                <w:rFonts w:ascii="Arial" w:cs="Arial" w:eastAsia="Arial" w:hAnsi="Arial"/>
                 <w:rtl w:val="0"/>
               </w:rPr>
               <w:t xml:space="preserve">El solicitante utiliza un correo o identificador ya registrado.</w:t>
@@ -5233,10 +5680,13 @@
           </w:tcPr>
           <w:p>
             <w:pPr>
-              <w:rPr/>
-            </w:pPr>
-            <w:r>
-              <w:rPr>
+              <w:rPr>
+                <w:rFonts w:ascii="Arial" w:cs="Arial" w:eastAsia="Arial" w:hAnsi="Arial"/>
+              </w:rPr>
+            </w:pPr>
+            <w:r>
+              <w:rPr>
+                <w:rFonts w:ascii="Arial" w:cs="Arial" w:eastAsia="Arial" w:hAnsi="Arial"/>
                 <w:rtl w:val="0"/>
               </w:rPr>
               <w:t xml:space="preserve">4.B</w:t>
@@ -5249,10 +5699,13 @@
           </w:tcPr>
           <w:p>
             <w:pPr>
-              <w:rPr/>
-            </w:pPr>
-            <w:r>
-              <w:rPr>
+              <w:rPr>
+                <w:rFonts w:ascii="Arial" w:cs="Arial" w:eastAsia="Arial" w:hAnsi="Arial"/>
+              </w:rPr>
+            </w:pPr>
+            <w:r>
+              <w:rPr>
+                <w:rFonts w:ascii="Arial" w:cs="Arial" w:eastAsia="Arial" w:hAnsi="Arial"/>
                 <w:rtl w:val="0"/>
               </w:rPr>
               <w:t xml:space="preserve">Impide registrar una solicitud duplicada.</w:t>
@@ -5272,10 +5725,13 @@
           </w:tcPr>
           <w:p>
             <w:pPr>
-              <w:rPr/>
-            </w:pPr>
-            <w:r>
-              <w:rPr>
+              <w:rPr>
+                <w:rFonts w:ascii="Arial" w:cs="Arial" w:eastAsia="Arial" w:hAnsi="Arial"/>
+              </w:rPr>
+            </w:pPr>
+            <w:r>
+              <w:rPr>
+                <w:rFonts w:ascii="Arial" w:cs="Arial" w:eastAsia="Arial" w:hAnsi="Arial"/>
                 <w:rtl w:val="0"/>
               </w:rPr>
               <w:t xml:space="preserve">9.A</w:t>
@@ -5289,10 +5745,13 @@
           </w:tcPr>
           <w:p>
             <w:pPr>
-              <w:rPr/>
-            </w:pPr>
-            <w:r>
-              <w:rPr>
+              <w:rPr>
+                <w:rFonts w:ascii="Arial" w:cs="Arial" w:eastAsia="Arial" w:hAnsi="Arial"/>
+              </w:rPr>
+            </w:pPr>
+            <w:r>
+              <w:rPr>
+                <w:rFonts w:ascii="Arial" w:cs="Arial" w:eastAsia="Arial" w:hAnsi="Arial"/>
                 <w:rtl w:val="0"/>
               </w:rPr>
               <w:t xml:space="preserve">El administrador rechaza la solicitud.</w:t>
@@ -5305,10 +5764,13 @@
           </w:tcPr>
           <w:p>
             <w:pPr>
-              <w:rPr/>
-            </w:pPr>
-            <w:r>
-              <w:rPr>
+              <w:rPr>
+                <w:rFonts w:ascii="Arial" w:cs="Arial" w:eastAsia="Arial" w:hAnsi="Arial"/>
+              </w:rPr>
+            </w:pPr>
+            <w:r>
+              <w:rPr>
+                <w:rFonts w:ascii="Arial" w:cs="Arial" w:eastAsia="Arial" w:hAnsi="Arial"/>
                 <w:rtl w:val="0"/>
               </w:rPr>
               <w:t xml:space="preserve">10.A</w:t>
@@ -5321,10 +5783,13 @@
           </w:tcPr>
           <w:p>
             <w:pPr>
-              <w:rPr/>
-            </w:pPr>
-            <w:r>
-              <w:rPr>
+              <w:rPr>
+                <w:rFonts w:ascii="Arial" w:cs="Arial" w:eastAsia="Arial" w:hAnsi="Arial"/>
+              </w:rPr>
+            </w:pPr>
+            <w:r>
+              <w:rPr>
+                <w:rFonts w:ascii="Arial" w:cs="Arial" w:eastAsia="Arial" w:hAnsi="Arial"/>
                 <w:rtl w:val="0"/>
               </w:rPr>
               <w:t xml:space="preserve">Registra la solicitud como rechazada y no crea la cuenta.</w:t>
@@ -5344,7 +5809,9 @@
           </w:tcPr>
           <w:p>
             <w:pPr>
-              <w:rPr/>
+              <w:rPr>
+                <w:rFonts w:ascii="Arial" w:cs="Arial" w:eastAsia="Arial" w:hAnsi="Arial"/>
+              </w:rPr>
             </w:pPr>
             <w:r>
               <w:rPr>
@@ -5360,25 +5827,30 @@
           </w:tcPr>
           <w:p>
             <w:pPr>
-              <w:rPr/>
-            </w:pPr>
-            <w:r>
-              <w:rPr>
-                <w:rtl w:val="0"/>
-              </w:rPr>
-            </w:r>
-          </w:p>
-        </w:tc>
-        <w:tc>
-          <w:tcPr>
-            <w:shd w:fill="auto" w:val="clear"/>
-          </w:tcPr>
-          <w:p>
-            <w:pPr>
-              <w:rPr/>
-            </w:pPr>
-            <w:r>
-              <w:rPr>
+              <w:rPr>
+                <w:rFonts w:ascii="Arial" w:cs="Arial" w:eastAsia="Arial" w:hAnsi="Arial"/>
+              </w:rPr>
+            </w:pPr>
+            <w:r>
+              <w:rPr>
+                <w:rtl w:val="0"/>
+              </w:rPr>
+            </w:r>
+          </w:p>
+        </w:tc>
+        <w:tc>
+          <w:tcPr>
+            <w:shd w:fill="auto" w:val="clear"/>
+          </w:tcPr>
+          <w:p>
+            <w:pPr>
+              <w:rPr>
+                <w:rFonts w:ascii="Arial" w:cs="Arial" w:eastAsia="Arial" w:hAnsi="Arial"/>
+              </w:rPr>
+            </w:pPr>
+            <w:r>
+              <w:rPr>
+                <w:rFonts w:ascii="Arial" w:cs="Arial" w:eastAsia="Arial" w:hAnsi="Arial"/>
                 <w:rtl w:val="0"/>
               </w:rPr>
               <w:t xml:space="preserve">11.A</w:t>
@@ -5391,10 +5863,13 @@
           </w:tcPr>
           <w:p>
             <w:pPr>
-              <w:rPr/>
-            </w:pPr>
-            <w:r>
-              <w:rPr>
+              <w:rPr>
+                <w:rFonts w:ascii="Arial" w:cs="Arial" w:eastAsia="Arial" w:hAnsi="Arial"/>
+              </w:rPr>
+            </w:pPr>
+            <w:r>
+              <w:rPr>
+                <w:rFonts w:ascii="Arial" w:cs="Arial" w:eastAsia="Arial" w:hAnsi="Arial"/>
                 <w:rtl w:val="0"/>
               </w:rPr>
               <w:t xml:space="preserve">Si ocurre un error al enviar el correo, registra el fallo e informa al administrador.</w:t>
@@ -5455,7 +5930,29 @@
           <w:szCs w:val="26"/>
           <w:rtl w:val="0"/>
         </w:rPr>
-        <w:t xml:space="preserve">CU003</w:t>
+        <w:t xml:space="preserve">CU</w:t>
+      </w:r>
+      <w:r>
+        <w:rPr>
+          <w:rFonts w:ascii="Arial" w:cs="Arial" w:eastAsia="Arial" w:hAnsi="Arial"/>
+          <w:b w:val="1"/>
+          <w:bCs w:val="1"/>
+          <w:sz w:val="26"/>
+          <w:szCs w:val="26"/>
+          <w:rtl w:val="0"/>
+        </w:rPr>
+        <w:t xml:space="preserve">-DET-</w:t>
+      </w:r>
+      <w:r>
+        <w:rPr>
+          <w:rFonts w:ascii="Arial" w:cs="Arial" w:eastAsia="Arial" w:hAnsi="Arial"/>
+          <w:b w:val="1"/>
+          <w:bCs w:val="1"/>
+          <w:sz w:val="26"/>
+          <w:szCs w:val="26"/>
+          <w:rtl w:val="0"/>
+        </w:rPr>
+        <w:t xml:space="preserve">003</w:t>
       </w:r>
       <w:r>
         <w:rPr>
@@ -5472,7 +5969,7 @@
     <w:tbl>
       <w:tblPr>
         <w:tblStyle w:val="Table8"/>
-        <w:tblW w:w="8828.0" w:type="dxa"/>
+        <w:tblW w:w="8820.0" w:type="dxa"/>
         <w:jc w:val="left"/>
         <w:tblBorders>
           <w:top w:color="a6a6a6" w:space="0" w:sz="4" w:val="single"/>
@@ -5486,18 +5983,18 @@
         <w:tblLook w:val="0400"/>
       </w:tblPr>
       <w:tblGrid>
-        <w:gridCol w:w="1117"/>
-        <w:gridCol w:w="1107"/>
-        <w:gridCol w:w="2344"/>
-        <w:gridCol w:w="1119"/>
-        <w:gridCol w:w="3141"/>
+        <w:gridCol w:w="1110"/>
+        <w:gridCol w:w="1110"/>
+        <w:gridCol w:w="2460"/>
+        <w:gridCol w:w="1005"/>
+        <w:gridCol w:w="3135"/>
         <w:tblGridChange w:id="0">
           <w:tblGrid>
-            <w:gridCol w:w="1117"/>
-            <w:gridCol w:w="1107"/>
-            <w:gridCol w:w="2344"/>
-            <w:gridCol w:w="1119"/>
-            <w:gridCol w:w="3141"/>
+            <w:gridCol w:w="1110"/>
+            <w:gridCol w:w="1110"/>
+            <w:gridCol w:w="2460"/>
+            <w:gridCol w:w="1005"/>
+            <w:gridCol w:w="3135"/>
           </w:tblGrid>
         </w:tblGridChange>
       </w:tblGrid>
@@ -5516,12 +6013,14 @@
             <w:pPr>
               <w:jc w:val="center"/>
               <w:rPr>
-                <w:b w:val="1"/>
-                <w:bCs w:val="1"/>
-              </w:rPr>
-            </w:pPr>
-            <w:r>
-              <w:rPr>
+                <w:rFonts w:ascii="Arial" w:cs="Arial" w:eastAsia="Arial" w:hAnsi="Arial"/>
+                <w:b w:val="1"/>
+                <w:bCs w:val="1"/>
+              </w:rPr>
+            </w:pPr>
+            <w:r>
+              <w:rPr>
+                <w:rFonts w:ascii="Arial" w:cs="Arial" w:eastAsia="Arial" w:hAnsi="Arial"/>
                 <w:b w:val="1"/>
                 <w:bCs w:val="1"/>
                 <w:rtl w:val="0"/>
@@ -5537,10 +6036,13 @@
           </w:tcPr>
           <w:p>
             <w:pPr>
-              <w:rPr/>
-            </w:pPr>
-            <w:r>
-              <w:rPr>
+              <w:rPr>
+                <w:rFonts w:ascii="Arial" w:cs="Arial" w:eastAsia="Arial" w:hAnsi="Arial"/>
+              </w:rPr>
+            </w:pPr>
+            <w:r>
+              <w:rPr>
+                <w:rFonts w:ascii="Arial" w:cs="Arial" w:eastAsia="Arial" w:hAnsi="Arial"/>
                 <w:rtl w:val="0"/>
               </w:rPr>
               <w:t xml:space="preserve">Usuario</w:t>
@@ -5566,12 +6068,14 @@
             <w:pPr>
               <w:jc w:val="center"/>
               <w:rPr>
-                <w:b w:val="1"/>
-                <w:bCs w:val="1"/>
-              </w:rPr>
-            </w:pPr>
-            <w:r>
-              <w:rPr>
+                <w:rFonts w:ascii="Arial" w:cs="Arial" w:eastAsia="Arial" w:hAnsi="Arial"/>
+                <w:b w:val="1"/>
+                <w:bCs w:val="1"/>
+              </w:rPr>
+            </w:pPr>
+            <w:r>
+              <w:rPr>
+                <w:rFonts w:ascii="Arial" w:cs="Arial" w:eastAsia="Arial" w:hAnsi="Arial"/>
                 <w:b w:val="1"/>
                 <w:bCs w:val="1"/>
                 <w:rtl w:val="0"/>
@@ -5587,10 +6091,13 @@
           </w:tcPr>
           <w:p>
             <w:pPr>
-              <w:rPr/>
-            </w:pPr>
-            <w:r>
-              <w:rPr>
+              <w:rPr>
+                <w:rFonts w:ascii="Arial" w:cs="Arial" w:eastAsia="Arial" w:hAnsi="Arial"/>
+              </w:rPr>
+            </w:pPr>
+            <w:r>
+              <w:rPr>
+                <w:rFonts w:ascii="Arial" w:cs="Arial" w:eastAsia="Arial" w:hAnsi="Arial"/>
                 <w:rtl w:val="0"/>
               </w:rPr>
               <w:t xml:space="preserve">Permitir al usuario crear un notebook y cargar documentos PDF asociados para su posterior procesamiento.</w:t>
@@ -5616,12 +6123,14 @@
             <w:pPr>
               <w:jc w:val="center"/>
               <w:rPr>
-                <w:b w:val="1"/>
-                <w:bCs w:val="1"/>
-              </w:rPr>
-            </w:pPr>
-            <w:r>
-              <w:rPr>
+                <w:rFonts w:ascii="Arial" w:cs="Arial" w:eastAsia="Arial" w:hAnsi="Arial"/>
+                <w:b w:val="1"/>
+                <w:bCs w:val="1"/>
+              </w:rPr>
+            </w:pPr>
+            <w:r>
+              <w:rPr>
+                <w:rFonts w:ascii="Arial" w:cs="Arial" w:eastAsia="Arial" w:hAnsi="Arial"/>
                 <w:b w:val="1"/>
                 <w:bCs w:val="1"/>
                 <w:rtl w:val="0"/>
@@ -5637,10 +6146,13 @@
           </w:tcPr>
           <w:p>
             <w:pPr>
-              <w:rPr/>
-            </w:pPr>
-            <w:r>
-              <w:rPr>
+              <w:rPr>
+                <w:rFonts w:ascii="Arial" w:cs="Arial" w:eastAsia="Arial" w:hAnsi="Arial"/>
+              </w:rPr>
+            </w:pPr>
+            <w:r>
+              <w:rPr>
+                <w:rFonts w:ascii="Arial" w:cs="Arial" w:eastAsia="Arial" w:hAnsi="Arial"/>
                 <w:rtl w:val="0"/>
               </w:rPr>
               <w:t xml:space="preserve">El usuario debe haber iniciado sesión y contar con acceso a su empresa.</w:t>
@@ -5666,12 +6178,14 @@
             <w:pPr>
               <w:jc w:val="center"/>
               <w:rPr>
-                <w:b w:val="1"/>
-                <w:bCs w:val="1"/>
-              </w:rPr>
-            </w:pPr>
-            <w:r>
-              <w:rPr>
+                <w:rFonts w:ascii="Arial" w:cs="Arial" w:eastAsia="Arial" w:hAnsi="Arial"/>
+                <w:b w:val="1"/>
+                <w:bCs w:val="1"/>
+              </w:rPr>
+            </w:pPr>
+            <w:r>
+              <w:rPr>
+                <w:rFonts w:ascii="Arial" w:cs="Arial" w:eastAsia="Arial" w:hAnsi="Arial"/>
                 <w:b w:val="1"/>
                 <w:bCs w:val="1"/>
                 <w:rtl w:val="0"/>
@@ -5687,10 +6201,13 @@
           </w:tcPr>
           <w:p>
             <w:pPr>
-              <w:rPr/>
-            </w:pPr>
-            <w:r>
-              <w:rPr>
+              <w:rPr>
+                <w:rFonts w:ascii="Arial" w:cs="Arial" w:eastAsia="Arial" w:hAnsi="Arial"/>
+              </w:rPr>
+            </w:pPr>
+            <w:r>
+              <w:rPr>
+                <w:rFonts w:ascii="Arial" w:cs="Arial" w:eastAsia="Arial" w:hAnsi="Arial"/>
                 <w:rtl w:val="0"/>
               </w:rPr>
               <w:t xml:space="preserve">El notebook queda creado y los documentos seleccionados quedan asociados a él.</w:t>
@@ -5713,12 +6230,14 @@
             <w:pPr>
               <w:jc w:val="center"/>
               <w:rPr>
-                <w:b w:val="1"/>
-                <w:bCs w:val="1"/>
-              </w:rPr>
-            </w:pPr>
-            <w:r>
-              <w:rPr>
+                <w:rFonts w:ascii="Arial" w:cs="Arial" w:eastAsia="Arial" w:hAnsi="Arial"/>
+                <w:b w:val="1"/>
+                <w:bCs w:val="1"/>
+              </w:rPr>
+            </w:pPr>
+            <w:r>
+              <w:rPr>
+                <w:rFonts w:ascii="Arial" w:cs="Arial" w:eastAsia="Arial" w:hAnsi="Arial"/>
                 <w:b w:val="1"/>
                 <w:bCs w:val="1"/>
                 <w:rtl w:val="0"/>
@@ -5742,12 +6261,14 @@
             <w:pPr>
               <w:jc w:val="center"/>
               <w:rPr>
-                <w:b w:val="1"/>
-                <w:bCs w:val="1"/>
-              </w:rPr>
-            </w:pPr>
-            <w:r>
-              <w:rPr>
+                <w:rFonts w:ascii="Arial" w:cs="Arial" w:eastAsia="Arial" w:hAnsi="Arial"/>
+                <w:b w:val="1"/>
+                <w:bCs w:val="1"/>
+              </w:rPr>
+            </w:pPr>
+            <w:r>
+              <w:rPr>
+                <w:rFonts w:ascii="Arial" w:cs="Arial" w:eastAsia="Arial" w:hAnsi="Arial"/>
                 <w:b w:val="1"/>
                 <w:bCs w:val="1"/>
                 <w:rtl w:val="0"/>
@@ -5766,12 +6287,14 @@
             <w:pPr>
               <w:jc w:val="center"/>
               <w:rPr>
-                <w:b w:val="1"/>
-                <w:bCs w:val="1"/>
-              </w:rPr>
-            </w:pPr>
-            <w:r>
-              <w:rPr>
+                <w:rFonts w:ascii="Arial" w:cs="Arial" w:eastAsia="Arial" w:hAnsi="Arial"/>
+                <w:b w:val="1"/>
+                <w:bCs w:val="1"/>
+              </w:rPr>
+            </w:pPr>
+            <w:r>
+              <w:rPr>
+                <w:rFonts w:ascii="Arial" w:cs="Arial" w:eastAsia="Arial" w:hAnsi="Arial"/>
                 <w:b w:val="1"/>
                 <w:bCs w:val="1"/>
                 <w:rtl w:val="0"/>
@@ -5789,12 +6312,14 @@
             <w:pPr>
               <w:jc w:val="center"/>
               <w:rPr>
-                <w:b w:val="1"/>
-                <w:bCs w:val="1"/>
-              </w:rPr>
-            </w:pPr>
-            <w:r>
-              <w:rPr>
+                <w:rFonts w:ascii="Arial" w:cs="Arial" w:eastAsia="Arial" w:hAnsi="Arial"/>
+                <w:b w:val="1"/>
+                <w:bCs w:val="1"/>
+              </w:rPr>
+            </w:pPr>
+            <w:r>
+              <w:rPr>
+                <w:rFonts w:ascii="Arial" w:cs="Arial" w:eastAsia="Arial" w:hAnsi="Arial"/>
                 <w:b w:val="1"/>
                 <w:bCs w:val="1"/>
                 <w:rtl w:val="0"/>
@@ -5812,12 +6337,14 @@
             <w:pPr>
               <w:jc w:val="center"/>
               <w:rPr>
-                <w:b w:val="1"/>
-                <w:bCs w:val="1"/>
-              </w:rPr>
-            </w:pPr>
-            <w:r>
-              <w:rPr>
+                <w:rFonts w:ascii="Arial" w:cs="Arial" w:eastAsia="Arial" w:hAnsi="Arial"/>
+                <w:b w:val="1"/>
+                <w:bCs w:val="1"/>
+              </w:rPr>
+            </w:pPr>
+            <w:r>
+              <w:rPr>
+                <w:rFonts w:ascii="Arial" w:cs="Arial" w:eastAsia="Arial" w:hAnsi="Arial"/>
                 <w:b w:val="1"/>
                 <w:bCs w:val="1"/>
                 <w:rtl w:val="0"/>
@@ -5839,10 +6366,13 @@
           </w:tcPr>
           <w:p>
             <w:pPr>
-              <w:rPr/>
-            </w:pPr>
-            <w:r>
-              <w:rPr>
+              <w:rPr>
+                <w:rFonts w:ascii="Arial" w:cs="Arial" w:eastAsia="Arial" w:hAnsi="Arial"/>
+              </w:rPr>
+            </w:pPr>
+            <w:r>
+              <w:rPr>
+                <w:rFonts w:ascii="Arial" w:cs="Arial" w:eastAsia="Arial" w:hAnsi="Arial"/>
                 <w:rtl w:val="0"/>
               </w:rPr>
               <w:t xml:space="preserve">1</w:t>
@@ -5856,10 +6386,13 @@
           </w:tcPr>
           <w:p>
             <w:pPr>
-              <w:rPr/>
-            </w:pPr>
-            <w:r>
-              <w:rPr>
+              <w:rPr>
+                <w:rFonts w:ascii="Arial" w:cs="Arial" w:eastAsia="Arial" w:hAnsi="Arial"/>
+              </w:rPr>
+            </w:pPr>
+            <w:r>
+              <w:rPr>
+                <w:rFonts w:ascii="Arial" w:cs="Arial" w:eastAsia="Arial" w:hAnsi="Arial"/>
                 <w:rtl w:val="0"/>
               </w:rPr>
               <w:t xml:space="preserve">Selecciona la opción para crear un notebook.</w:t>
@@ -5872,10 +6405,13 @@
           </w:tcPr>
           <w:p>
             <w:pPr>
-              <w:rPr/>
-            </w:pPr>
-            <w:r>
-              <w:rPr>
+              <w:rPr>
+                <w:rFonts w:ascii="Arial" w:cs="Arial" w:eastAsia="Arial" w:hAnsi="Arial"/>
+              </w:rPr>
+            </w:pPr>
+            <w:r>
+              <w:rPr>
+                <w:rFonts w:ascii="Arial" w:cs="Arial" w:eastAsia="Arial" w:hAnsi="Arial"/>
                 <w:rtl w:val="0"/>
               </w:rPr>
               <w:t xml:space="preserve">2</w:t>
@@ -5888,10 +6424,13 @@
           </w:tcPr>
           <w:p>
             <w:pPr>
-              <w:rPr/>
-            </w:pPr>
-            <w:r>
-              <w:rPr>
+              <w:rPr>
+                <w:rFonts w:ascii="Arial" w:cs="Arial" w:eastAsia="Arial" w:hAnsi="Arial"/>
+              </w:rPr>
+            </w:pPr>
+            <w:r>
+              <w:rPr>
+                <w:rFonts w:ascii="Arial" w:cs="Arial" w:eastAsia="Arial" w:hAnsi="Arial"/>
                 <w:rtl w:val="0"/>
               </w:rPr>
               <w:t xml:space="preserve">Muestra el formulario de creación.</w:t>
@@ -5914,10 +6453,13 @@
           </w:tcPr>
           <w:p>
             <w:pPr>
-              <w:rPr/>
-            </w:pPr>
-            <w:r>
-              <w:rPr>
+              <w:rPr>
+                <w:rFonts w:ascii="Arial" w:cs="Arial" w:eastAsia="Arial" w:hAnsi="Arial"/>
+              </w:rPr>
+            </w:pPr>
+            <w:r>
+              <w:rPr>
+                <w:rFonts w:ascii="Arial" w:cs="Arial" w:eastAsia="Arial" w:hAnsi="Arial"/>
                 <w:rtl w:val="0"/>
               </w:rPr>
               <w:t xml:space="preserve">3</w:t>
@@ -5935,10 +6477,13 @@
           </w:tcPr>
           <w:p>
             <w:pPr>
-              <w:rPr/>
-            </w:pPr>
-            <w:r>
-              <w:rPr>
+              <w:rPr>
+                <w:rFonts w:ascii="Arial" w:cs="Arial" w:eastAsia="Arial" w:hAnsi="Arial"/>
+              </w:rPr>
+            </w:pPr>
+            <w:r>
+              <w:rPr>
+                <w:rFonts w:ascii="Arial" w:cs="Arial" w:eastAsia="Arial" w:hAnsi="Arial"/>
                 <w:rtl w:val="0"/>
               </w:rPr>
               <w:t xml:space="preserve">Ingresa nombre, descripción, icono y paleta de colores.</w:t>
@@ -5955,10 +6500,13 @@
           </w:tcPr>
           <w:p>
             <w:pPr>
-              <w:rPr/>
-            </w:pPr>
-            <w:r>
-              <w:rPr>
+              <w:rPr>
+                <w:rFonts w:ascii="Arial" w:cs="Arial" w:eastAsia="Arial" w:hAnsi="Arial"/>
+              </w:rPr>
+            </w:pPr>
+            <w:r>
+              <w:rPr>
+                <w:rFonts w:ascii="Arial" w:cs="Arial" w:eastAsia="Arial" w:hAnsi="Arial"/>
                 <w:rtl w:val="0"/>
               </w:rPr>
               <w:t xml:space="preserve">4</w:t>
@@ -5975,10 +6523,13 @@
           </w:tcPr>
           <w:p>
             <w:pPr>
-              <w:rPr/>
-            </w:pPr>
-            <w:r>
-              <w:rPr>
+              <w:rPr>
+                <w:rFonts w:ascii="Arial" w:cs="Arial" w:eastAsia="Arial" w:hAnsi="Arial"/>
+              </w:rPr>
+            </w:pPr>
+            <w:r>
+              <w:rPr>
+                <w:rFonts w:ascii="Arial" w:cs="Arial" w:eastAsia="Arial" w:hAnsi="Arial"/>
                 <w:rtl w:val="0"/>
               </w:rPr>
               <w:t xml:space="preserve">Valida los datos y crea el notebook.</w:t>
@@ -6001,10 +6552,13 @@
           </w:tcPr>
           <w:p>
             <w:pPr>
-              <w:rPr/>
-            </w:pPr>
-            <w:r>
-              <w:rPr>
+              <w:rPr>
+                <w:rFonts w:ascii="Arial" w:cs="Arial" w:eastAsia="Arial" w:hAnsi="Arial"/>
+              </w:rPr>
+            </w:pPr>
+            <w:r>
+              <w:rPr>
+                <w:rFonts w:ascii="Arial" w:cs="Arial" w:eastAsia="Arial" w:hAnsi="Arial"/>
                 <w:rtl w:val="0"/>
               </w:rPr>
               <w:t xml:space="preserve">5</w:t>
@@ -6022,13 +6576,16 @@
           </w:tcPr>
           <w:p>
             <w:pPr>
-              <w:rPr/>
-            </w:pPr>
-            <w:r>
-              <w:rPr>
-                <w:rtl w:val="0"/>
-              </w:rPr>
-              <w:t xml:space="preserve">Ingresa al notebook y selecciona cargar documentos.</w:t>
+              <w:rPr>
+                <w:rFonts w:ascii="Arial" w:cs="Arial" w:eastAsia="Arial" w:hAnsi="Arial"/>
+              </w:rPr>
+            </w:pPr>
+            <w:r>
+              <w:rPr>
+                <w:rFonts w:ascii="Arial" w:cs="Arial" w:eastAsia="Arial" w:hAnsi="Arial"/>
+                <w:rtl w:val="0"/>
+              </w:rPr>
+              <w:t xml:space="preserve">Verificar notebooks duplicados</w:t>
             </w:r>
           </w:p>
         </w:tc>
@@ -6042,10 +6599,13 @@
           </w:tcPr>
           <w:p>
             <w:pPr>
-              <w:rPr/>
-            </w:pPr>
-            <w:r>
-              <w:rPr>
+              <w:rPr>
+                <w:rFonts w:ascii="Arial" w:cs="Arial" w:eastAsia="Arial" w:hAnsi="Arial"/>
+              </w:rPr>
+            </w:pPr>
+            <w:r>
+              <w:rPr>
+                <w:rFonts w:ascii="Arial" w:cs="Arial" w:eastAsia="Arial" w:hAnsi="Arial"/>
                 <w:rtl w:val="0"/>
               </w:rPr>
               <w:t xml:space="preserve">6</w:t>
@@ -6062,13 +6622,16 @@
           </w:tcPr>
           <w:p>
             <w:pPr>
-              <w:rPr/>
-            </w:pPr>
-            <w:r>
-              <w:rPr>
-                <w:rtl w:val="0"/>
-              </w:rPr>
-              <w:t xml:space="preserve">Permite seleccionar uno o varios archivos PDF.</w:t>
+              <w:rPr>
+                <w:rFonts w:ascii="Arial" w:cs="Arial" w:eastAsia="Arial" w:hAnsi="Arial"/>
+              </w:rPr>
+            </w:pPr>
+            <w:r>
+              <w:rPr>
+                <w:rFonts w:ascii="Arial" w:cs="Arial" w:eastAsia="Arial" w:hAnsi="Arial"/>
+                <w:rtl w:val="0"/>
+              </w:rPr>
+              <w:t xml:space="preserve">Si no existen duplicados, crea el notebook.</w:t>
             </w:r>
           </w:p>
         </w:tc>
@@ -6088,10 +6651,13 @@
           </w:tcPr>
           <w:p>
             <w:pPr>
-              <w:rPr/>
-            </w:pPr>
-            <w:r>
-              <w:rPr>
+              <w:rPr>
+                <w:rFonts w:ascii="Arial" w:cs="Arial" w:eastAsia="Arial" w:hAnsi="Arial"/>
+              </w:rPr>
+            </w:pPr>
+            <w:r>
+              <w:rPr>
+                <w:rFonts w:ascii="Arial" w:cs="Arial" w:eastAsia="Arial" w:hAnsi="Arial"/>
                 <w:rtl w:val="0"/>
               </w:rPr>
               <w:t xml:space="preserve">7</w:t>
@@ -6109,13 +6675,16 @@
           </w:tcPr>
           <w:p>
             <w:pPr>
-              <w:rPr/>
-            </w:pPr>
-            <w:r>
-              <w:rPr>
-                <w:rtl w:val="0"/>
-              </w:rPr>
-              <w:t xml:space="preserve">Selecciona los documentos y confirma la carga.</w:t>
+              <w:rPr>
+                <w:rFonts w:ascii="Arial" w:cs="Arial" w:eastAsia="Arial" w:hAnsi="Arial"/>
+              </w:rPr>
+            </w:pPr>
+            <w:r>
+              <w:rPr>
+                <w:rFonts w:ascii="Arial" w:cs="Arial" w:eastAsia="Arial" w:hAnsi="Arial"/>
+                <w:rtl w:val="0"/>
+              </w:rPr>
+              <w:t xml:space="preserve">Ingresa al notebook y selecciona cargar documentos.</w:t>
             </w:r>
           </w:p>
         </w:tc>
@@ -6129,10 +6698,13 @@
           </w:tcPr>
           <w:p>
             <w:pPr>
-              <w:rPr/>
-            </w:pPr>
-            <w:r>
-              <w:rPr>
+              <w:rPr>
+                <w:rFonts w:ascii="Arial" w:cs="Arial" w:eastAsia="Arial" w:hAnsi="Arial"/>
+              </w:rPr>
+            </w:pPr>
+            <w:r>
+              <w:rPr>
+                <w:rFonts w:ascii="Arial" w:cs="Arial" w:eastAsia="Arial" w:hAnsi="Arial"/>
                 <w:rtl w:val="0"/>
               </w:rPr>
               <w:t xml:space="preserve">8</w:t>
@@ -6149,13 +6721,16 @@
           </w:tcPr>
           <w:p>
             <w:pPr>
-              <w:rPr/>
-            </w:pPr>
-            <w:r>
-              <w:rPr>
-                <w:rtl w:val="0"/>
-              </w:rPr>
-              <w:t xml:space="preserve">Valida formato, tamaño y cantidad de archivos.</w:t>
+              <w:rPr>
+                <w:rFonts w:ascii="Arial" w:cs="Arial" w:eastAsia="Arial" w:hAnsi="Arial"/>
+              </w:rPr>
+            </w:pPr>
+            <w:r>
+              <w:rPr>
+                <w:rFonts w:ascii="Arial" w:cs="Arial" w:eastAsia="Arial" w:hAnsi="Arial"/>
+                <w:rtl w:val="0"/>
+              </w:rPr>
+              <w:t xml:space="preserve">Permite seleccionar uno o varios archivos PDF.</w:t>
             </w:r>
           </w:p>
         </w:tc>
@@ -6175,12 +6750,16 @@
           </w:tcPr>
           <w:p>
             <w:pPr>
-              <w:rPr/>
-            </w:pPr>
-            <w:r>
-              <w:rPr>
-                <w:rtl w:val="0"/>
-              </w:rPr>
+              <w:rPr>
+                <w:rFonts w:ascii="Arial" w:cs="Arial" w:eastAsia="Arial" w:hAnsi="Arial"/>
+              </w:rPr>
+            </w:pPr>
+            <w:r>
+              <w:rPr>
+                <w:rFonts w:ascii="Arial" w:cs="Arial" w:eastAsia="Arial" w:hAnsi="Arial"/>
+                <w:rtl w:val="0"/>
+              </w:rPr>
+              <w:t xml:space="preserve">9</w:t>
             </w:r>
           </w:p>
         </w:tc>
@@ -6195,12 +6774,16 @@
           </w:tcPr>
           <w:p>
             <w:pPr>
-              <w:rPr/>
-            </w:pPr>
-            <w:r>
-              <w:rPr>
-                <w:rtl w:val="0"/>
-              </w:rPr>
+              <w:rPr>
+                <w:rFonts w:ascii="Arial" w:cs="Arial" w:eastAsia="Arial" w:hAnsi="Arial"/>
+              </w:rPr>
+            </w:pPr>
+            <w:r>
+              <w:rPr>
+                <w:rFonts w:ascii="Arial" w:cs="Arial" w:eastAsia="Arial" w:hAnsi="Arial"/>
+                <w:rtl w:val="0"/>
+              </w:rPr>
+              <w:t xml:space="preserve">Selecciona los documentos y confirma la carga.</w:t>
             </w:r>
           </w:p>
         </w:tc>
@@ -6214,13 +6797,16 @@
           </w:tcPr>
           <w:p>
             <w:pPr>
-              <w:rPr/>
-            </w:pPr>
-            <w:r>
-              <w:rPr>
-                <w:rtl w:val="0"/>
-              </w:rPr>
-              <w:t xml:space="preserve">9</w:t>
+              <w:rPr>
+                <w:rFonts w:ascii="Arial" w:cs="Arial" w:eastAsia="Arial" w:hAnsi="Arial"/>
+              </w:rPr>
+            </w:pPr>
+            <w:r>
+              <w:rPr>
+                <w:rFonts w:ascii="Arial" w:cs="Arial" w:eastAsia="Arial" w:hAnsi="Arial"/>
+                <w:rtl w:val="0"/>
+              </w:rPr>
+              <w:t xml:space="preserve">10</w:t>
             </w:r>
           </w:p>
         </w:tc>
@@ -6234,13 +6820,16 @@
           </w:tcPr>
           <w:p>
             <w:pPr>
-              <w:rPr/>
-            </w:pPr>
-            <w:r>
-              <w:rPr>
-                <w:rtl w:val="0"/>
-              </w:rPr>
-              <w:t xml:space="preserve">Asocia los documentos al notebook activo y los deja disponibles para procesamiento.</w:t>
+              <w:rPr>
+                <w:rFonts w:ascii="Arial" w:cs="Arial" w:eastAsia="Arial" w:hAnsi="Arial"/>
+              </w:rPr>
+            </w:pPr>
+            <w:r>
+              <w:rPr>
+                <w:rFonts w:ascii="Arial" w:cs="Arial" w:eastAsia="Arial" w:hAnsi="Arial"/>
+                <w:rtl w:val="0"/>
+              </w:rPr>
+              <w:t xml:space="preserve">Valida formato, tamaño y cantidad de archivos.</w:t>
             </w:r>
           </w:p>
         </w:tc>
@@ -6260,7 +6849,9 @@
           </w:tcPr>
           <w:p>
             <w:pPr>
-              <w:rPr/>
+              <w:rPr>
+                <w:rFonts w:ascii="Arial" w:cs="Arial" w:eastAsia="Arial" w:hAnsi="Arial"/>
+              </w:rPr>
             </w:pPr>
             <w:r>
               <w:rPr>
@@ -6280,7 +6871,9 @@
           </w:tcPr>
           <w:p>
             <w:pPr>
-              <w:rPr/>
+              <w:rPr>
+                <w:rFonts w:ascii="Arial" w:cs="Arial" w:eastAsia="Arial" w:hAnsi="Arial"/>
+              </w:rPr>
             </w:pPr>
             <w:r>
               <w:rPr>
@@ -6299,12 +6892,16 @@
           </w:tcPr>
           <w:p>
             <w:pPr>
-              <w:rPr/>
-            </w:pPr>
-            <w:r>
-              <w:rPr>
-                <w:rtl w:val="0"/>
-              </w:rPr>
+              <w:rPr>
+                <w:rFonts w:ascii="Arial" w:cs="Arial" w:eastAsia="Arial" w:hAnsi="Arial"/>
+              </w:rPr>
+            </w:pPr>
+            <w:r>
+              <w:rPr>
+                <w:rFonts w:ascii="Arial" w:cs="Arial" w:eastAsia="Arial" w:hAnsi="Arial"/>
+                <w:rtl w:val="0"/>
+              </w:rPr>
+              <w:t xml:space="preserve">11</w:t>
             </w:r>
           </w:p>
         </w:tc>
@@ -6318,12 +6915,16 @@
           </w:tcPr>
           <w:p>
             <w:pPr>
-              <w:rPr/>
-            </w:pPr>
-            <w:r>
-              <w:rPr>
-                <w:rtl w:val="0"/>
-              </w:rPr>
+              <w:rPr>
+                <w:rFonts w:ascii="Arial" w:cs="Arial" w:eastAsia="Arial" w:hAnsi="Arial"/>
+              </w:rPr>
+            </w:pPr>
+            <w:r>
+              <w:rPr>
+                <w:rFonts w:ascii="Arial" w:cs="Arial" w:eastAsia="Arial" w:hAnsi="Arial"/>
+                <w:rtl w:val="0"/>
+              </w:rPr>
+              <w:t xml:space="preserve">Asocia los documentos al notebook activo y los deja disponibles para procesamiento.</w:t>
             </w:r>
           </w:p>
         </w:tc>
@@ -6335,25 +6936,86 @@
         </w:trPr>
         <w:tc>
           <w:tcPr>
-            <w:gridSpan w:val="5"/>
-            <w:shd w:fill="bfbfbf" w:val="clear"/>
-            <w:vAlign w:val="center"/>
-          </w:tcPr>
-          <w:p>
-            <w:pPr>
-              <w:jc w:val="center"/>
-              <w:rPr>
-                <w:b w:val="1"/>
-                <w:bCs w:val="1"/>
-              </w:rPr>
-            </w:pPr>
-            <w:r>
-              <w:rPr>
-                <w:b w:val="1"/>
-                <w:bCs w:val="1"/>
-                <w:rtl w:val="0"/>
-              </w:rPr>
-              <w:t xml:space="preserve">Cursos Alternativos</w:t>
+            <w:tcBorders>
+              <w:bottom w:color="a6a6a6" w:space="0" w:sz="4" w:val="single"/>
+            </w:tcBorders>
+            <w:shd w:fill="auto" w:val="clear"/>
+            <w:vAlign w:val="center"/>
+          </w:tcPr>
+          <w:p>
+            <w:pPr>
+              <w:rPr>
+                <w:rFonts w:ascii="Arial" w:cs="Arial" w:eastAsia="Arial" w:hAnsi="Arial"/>
+              </w:rPr>
+            </w:pPr>
+            <w:r>
+              <w:rPr>
+                <w:rtl w:val="0"/>
+              </w:rPr>
+            </w:r>
+          </w:p>
+        </w:tc>
+        <w:tc>
+          <w:tcPr>
+            <w:gridSpan w:val="2"/>
+            <w:tcBorders>
+              <w:bottom w:color="a6a6a6" w:space="0" w:sz="4" w:val="single"/>
+            </w:tcBorders>
+            <w:shd w:fill="auto" w:val="clear"/>
+            <w:vAlign w:val="center"/>
+          </w:tcPr>
+          <w:p>
+            <w:pPr>
+              <w:rPr>
+                <w:rFonts w:ascii="Arial" w:cs="Arial" w:eastAsia="Arial" w:hAnsi="Arial"/>
+              </w:rPr>
+            </w:pPr>
+            <w:r>
+              <w:rPr>
+                <w:rtl w:val="0"/>
+              </w:rPr>
+            </w:r>
+          </w:p>
+        </w:tc>
+        <w:tc>
+          <w:tcPr>
+            <w:tcBorders>
+              <w:bottom w:color="a6a6a6" w:space="0" w:sz="4" w:val="single"/>
+            </w:tcBorders>
+            <w:shd w:fill="auto" w:val="clear"/>
+            <w:vAlign w:val="center"/>
+          </w:tcPr>
+          <w:p>
+            <w:pPr>
+              <w:rPr>
+                <w:rFonts w:ascii="Arial" w:cs="Arial" w:eastAsia="Arial" w:hAnsi="Arial"/>
+              </w:rPr>
+            </w:pPr>
+            <w:r>
+              <w:rPr>
+                <w:rtl w:val="0"/>
+              </w:rPr>
+            </w:r>
+          </w:p>
+        </w:tc>
+        <w:tc>
+          <w:tcPr>
+            <w:tcBorders>
+              <w:bottom w:color="a6a6a6" w:space="0" w:sz="4" w:val="single"/>
+            </w:tcBorders>
+            <w:shd w:fill="auto" w:val="clear"/>
+            <w:vAlign w:val="center"/>
+          </w:tcPr>
+          <w:p>
+            <w:pPr>
+              <w:rPr>
+                <w:rFonts w:ascii="Arial" w:cs="Arial" w:eastAsia="Arial" w:hAnsi="Arial"/>
+              </w:rPr>
+            </w:pPr>
+            <w:r>
+              <w:rPr>
+                <w:rtl w:val="0"/>
+              </w:rPr>
             </w:r>
           </w:p>
         </w:tc>
@@ -6365,6 +7027,7 @@
         </w:trPr>
         <w:tc>
           <w:tcPr>
+            <w:gridSpan w:val="5"/>
             <w:shd w:fill="bfbfbf" w:val="clear"/>
             <w:vAlign w:val="center"/>
           </w:tcPr>
@@ -6372,87 +7035,19 @@
             <w:pPr>
               <w:jc w:val="center"/>
               <w:rPr>
-                <w:b w:val="1"/>
-                <w:bCs w:val="1"/>
-              </w:rPr>
-            </w:pPr>
-            <w:r>
-              <w:rPr>
-                <w:b w:val="1"/>
-                <w:bCs w:val="1"/>
-                <w:rtl w:val="0"/>
-              </w:rPr>
-              <w:t xml:space="preserve">Paso</w:t>
-            </w:r>
-          </w:p>
-        </w:tc>
-        <w:tc>
-          <w:tcPr>
-            <w:gridSpan w:val="2"/>
-            <w:shd w:fill="bfbfbf" w:val="clear"/>
-            <w:vAlign w:val="center"/>
-          </w:tcPr>
-          <w:p>
-            <w:pPr>
-              <w:jc w:val="center"/>
-              <w:rPr>
-                <w:b w:val="1"/>
-                <w:bCs w:val="1"/>
-              </w:rPr>
-            </w:pPr>
-            <w:r>
-              <w:rPr>
-                <w:b w:val="1"/>
-                <w:bCs w:val="1"/>
-                <w:rtl w:val="0"/>
-              </w:rPr>
-              <w:t xml:space="preserve">Actor</w:t>
-            </w:r>
-          </w:p>
-        </w:tc>
-        <w:tc>
-          <w:tcPr>
-            <w:shd w:fill="bfbfbf" w:val="clear"/>
-            <w:vAlign w:val="center"/>
-          </w:tcPr>
-          <w:p>
-            <w:pPr>
-              <w:jc w:val="center"/>
-              <w:rPr>
-                <w:b w:val="1"/>
-                <w:bCs w:val="1"/>
-              </w:rPr>
-            </w:pPr>
-            <w:r>
-              <w:rPr>
-                <w:b w:val="1"/>
-                <w:bCs w:val="1"/>
-                <w:rtl w:val="0"/>
-              </w:rPr>
-              <w:t xml:space="preserve">Paso</w:t>
-            </w:r>
-          </w:p>
-        </w:tc>
-        <w:tc>
-          <w:tcPr>
-            <w:shd w:fill="bfbfbf" w:val="clear"/>
-            <w:vAlign w:val="center"/>
-          </w:tcPr>
-          <w:p>
-            <w:pPr>
-              <w:jc w:val="center"/>
-              <w:rPr>
-                <w:b w:val="1"/>
-                <w:bCs w:val="1"/>
-              </w:rPr>
-            </w:pPr>
-            <w:r>
-              <w:rPr>
-                <w:b w:val="1"/>
-                <w:bCs w:val="1"/>
-                <w:rtl w:val="0"/>
-              </w:rPr>
-              <w:t xml:space="preserve">Respuesta del Sistema</w:t>
+                <w:rFonts w:ascii="Arial" w:cs="Arial" w:eastAsia="Arial" w:hAnsi="Arial"/>
+                <w:b w:val="1"/>
+                <w:bCs w:val="1"/>
+              </w:rPr>
+            </w:pPr>
+            <w:r>
+              <w:rPr>
+                <w:rFonts w:ascii="Arial" w:cs="Arial" w:eastAsia="Arial" w:hAnsi="Arial"/>
+                <w:b w:val="1"/>
+                <w:bCs w:val="1"/>
+                <w:rtl w:val="0"/>
+              </w:rPr>
+              <w:t xml:space="preserve">Cursos Alternativos</w:t>
             </w:r>
           </w:p>
         </w:tc>
@@ -6464,67 +7059,102 @@
         </w:trPr>
         <w:tc>
           <w:tcPr>
-            <w:shd w:fill="auto" w:val="clear"/>
-            <w:vAlign w:val="center"/>
-          </w:tcPr>
-          <w:p>
-            <w:pPr>
-              <w:rPr/>
-            </w:pPr>
-            <w:r>
-              <w:rPr>
-                <w:rtl w:val="0"/>
-              </w:rPr>
-              <w:t xml:space="preserve">7.A</w:t>
+            <w:shd w:fill="bfbfbf" w:val="clear"/>
+            <w:vAlign w:val="center"/>
+          </w:tcPr>
+          <w:p>
+            <w:pPr>
+              <w:jc w:val="center"/>
+              <w:rPr>
+                <w:rFonts w:ascii="Arial" w:cs="Arial" w:eastAsia="Arial" w:hAnsi="Arial"/>
+                <w:b w:val="1"/>
+                <w:bCs w:val="1"/>
+              </w:rPr>
+            </w:pPr>
+            <w:r>
+              <w:rPr>
+                <w:rFonts w:ascii="Arial" w:cs="Arial" w:eastAsia="Arial" w:hAnsi="Arial"/>
+                <w:b w:val="1"/>
+                <w:bCs w:val="1"/>
+                <w:rtl w:val="0"/>
+              </w:rPr>
+              <w:t xml:space="preserve">Paso</w:t>
             </w:r>
           </w:p>
         </w:tc>
         <w:tc>
           <w:tcPr>
             <w:gridSpan w:val="2"/>
-            <w:shd w:fill="auto" w:val="clear"/>
-          </w:tcPr>
-          <w:p>
-            <w:pPr>
-              <w:rPr/>
-            </w:pPr>
-            <w:r>
-              <w:rPr>
-                <w:rtl w:val="0"/>
-              </w:rPr>
-              <w:t xml:space="preserve">El usuario selecciona un archivo que no corresponde a un PDF válido.</w:t>
-            </w:r>
-          </w:p>
-        </w:tc>
-        <w:tc>
-          <w:tcPr>
-            <w:shd w:fill="auto" w:val="clear"/>
-          </w:tcPr>
-          <w:p>
-            <w:pPr>
-              <w:rPr/>
-            </w:pPr>
-            <w:r>
-              <w:rPr>
-                <w:rtl w:val="0"/>
-              </w:rPr>
-              <w:t xml:space="preserve">8.A</w:t>
-            </w:r>
-          </w:p>
-        </w:tc>
-        <w:tc>
-          <w:tcPr>
-            <w:shd w:fill="auto" w:val="clear"/>
-          </w:tcPr>
-          <w:p>
-            <w:pPr>
-              <w:rPr/>
-            </w:pPr>
-            <w:r>
-              <w:rPr>
-                <w:rtl w:val="0"/>
-              </w:rPr>
-              <w:t xml:space="preserve">Rechaza el archivo e informa el motivo.</w:t>
+            <w:shd w:fill="bfbfbf" w:val="clear"/>
+            <w:vAlign w:val="center"/>
+          </w:tcPr>
+          <w:p>
+            <w:pPr>
+              <w:jc w:val="center"/>
+              <w:rPr>
+                <w:rFonts w:ascii="Arial" w:cs="Arial" w:eastAsia="Arial" w:hAnsi="Arial"/>
+                <w:b w:val="1"/>
+                <w:bCs w:val="1"/>
+              </w:rPr>
+            </w:pPr>
+            <w:r>
+              <w:rPr>
+                <w:rFonts w:ascii="Arial" w:cs="Arial" w:eastAsia="Arial" w:hAnsi="Arial"/>
+                <w:b w:val="1"/>
+                <w:bCs w:val="1"/>
+                <w:rtl w:val="0"/>
+              </w:rPr>
+              <w:t xml:space="preserve">Actor</w:t>
+            </w:r>
+          </w:p>
+        </w:tc>
+        <w:tc>
+          <w:tcPr>
+            <w:shd w:fill="bfbfbf" w:val="clear"/>
+            <w:vAlign w:val="center"/>
+          </w:tcPr>
+          <w:p>
+            <w:pPr>
+              <w:jc w:val="center"/>
+              <w:rPr>
+                <w:rFonts w:ascii="Arial" w:cs="Arial" w:eastAsia="Arial" w:hAnsi="Arial"/>
+                <w:b w:val="1"/>
+                <w:bCs w:val="1"/>
+              </w:rPr>
+            </w:pPr>
+            <w:r>
+              <w:rPr>
+                <w:rFonts w:ascii="Arial" w:cs="Arial" w:eastAsia="Arial" w:hAnsi="Arial"/>
+                <w:b w:val="1"/>
+                <w:bCs w:val="1"/>
+                <w:rtl w:val="0"/>
+              </w:rPr>
+              <w:t xml:space="preserve">Paso</w:t>
+            </w:r>
+          </w:p>
+        </w:tc>
+        <w:tc>
+          <w:tcPr>
+            <w:shd w:fill="bfbfbf" w:val="clear"/>
+            <w:vAlign w:val="center"/>
+          </w:tcPr>
+          <w:p>
+            <w:pPr>
+              <w:jc w:val="center"/>
+              <w:rPr>
+                <w:rFonts w:ascii="Arial" w:cs="Arial" w:eastAsia="Arial" w:hAnsi="Arial"/>
+                <w:b w:val="1"/>
+                <w:bCs w:val="1"/>
+              </w:rPr>
+            </w:pPr>
+            <w:r>
+              <w:rPr>
+                <w:rFonts w:ascii="Arial" w:cs="Arial" w:eastAsia="Arial" w:hAnsi="Arial"/>
+                <w:b w:val="1"/>
+                <w:bCs w:val="1"/>
+                <w:rtl w:val="0"/>
+              </w:rPr>
+              <w:t xml:space="preserve">Respuesta del Sistema</w:t>
             </w:r>
           </w:p>
         </w:tc>
@@ -6541,13 +7171,16 @@
           </w:tcPr>
           <w:p>
             <w:pPr>
-              <w:rPr/>
-            </w:pPr>
-            <w:r>
-              <w:rPr>
-                <w:rtl w:val="0"/>
-              </w:rPr>
-              <w:t xml:space="preserve">7.B</w:t>
+              <w:rPr>
+                <w:rFonts w:ascii="Arial" w:cs="Arial" w:eastAsia="Arial" w:hAnsi="Arial"/>
+              </w:rPr>
+            </w:pPr>
+            <w:r>
+              <w:rPr>
+                <w:rFonts w:ascii="Arial" w:cs="Arial" w:eastAsia="Arial" w:hAnsi="Arial"/>
+                <w:rtl w:val="0"/>
+              </w:rPr>
+              <w:t xml:space="preserve">7.A</w:t>
             </w:r>
           </w:p>
         </w:tc>
@@ -6558,45 +7191,54 @@
           </w:tcPr>
           <w:p>
             <w:pPr>
-              <w:rPr/>
-            </w:pPr>
-            <w:r>
-              <w:rPr>
-                <w:rtl w:val="0"/>
-              </w:rPr>
-              <w:t xml:space="preserve">El usuario selecciona un archivo que supera el tamaño permitido.</w:t>
-            </w:r>
-          </w:p>
-        </w:tc>
-        <w:tc>
-          <w:tcPr>
-            <w:shd w:fill="auto" w:val="clear"/>
-          </w:tcPr>
-          <w:p>
-            <w:pPr>
-              <w:rPr/>
-            </w:pPr>
-            <w:r>
-              <w:rPr>
-                <w:rtl w:val="0"/>
-              </w:rPr>
-              <w:t xml:space="preserve">8.B</w:t>
-            </w:r>
-          </w:p>
-        </w:tc>
-        <w:tc>
-          <w:tcPr>
-            <w:shd w:fill="auto" w:val="clear"/>
-          </w:tcPr>
-          <w:p>
-            <w:pPr>
-              <w:rPr/>
-            </w:pPr>
-            <w:r>
-              <w:rPr>
-                <w:rtl w:val="0"/>
-              </w:rPr>
-              <w:t xml:space="preserve">Rechaza el documento e informa el límite máximo.</w:t>
+              <w:rPr>
+                <w:rFonts w:ascii="Arial" w:cs="Arial" w:eastAsia="Arial" w:hAnsi="Arial"/>
+              </w:rPr>
+            </w:pPr>
+            <w:r>
+              <w:rPr>
+                <w:rFonts w:ascii="Arial" w:cs="Arial" w:eastAsia="Arial" w:hAnsi="Arial"/>
+                <w:rtl w:val="0"/>
+              </w:rPr>
+              <w:t xml:space="preserve">El usuario selecciona un archivo que no corresponde a un PDF válido.</w:t>
+            </w:r>
+          </w:p>
+        </w:tc>
+        <w:tc>
+          <w:tcPr>
+            <w:shd w:fill="auto" w:val="clear"/>
+          </w:tcPr>
+          <w:p>
+            <w:pPr>
+              <w:rPr>
+                <w:rFonts w:ascii="Arial" w:cs="Arial" w:eastAsia="Arial" w:hAnsi="Arial"/>
+              </w:rPr>
+            </w:pPr>
+            <w:r>
+              <w:rPr>
+                <w:rFonts w:ascii="Arial" w:cs="Arial" w:eastAsia="Arial" w:hAnsi="Arial"/>
+                <w:rtl w:val="0"/>
+              </w:rPr>
+              <w:t xml:space="preserve">8.A</w:t>
+            </w:r>
+          </w:p>
+        </w:tc>
+        <w:tc>
+          <w:tcPr>
+            <w:shd w:fill="auto" w:val="clear"/>
+          </w:tcPr>
+          <w:p>
+            <w:pPr>
+              <w:rPr>
+                <w:rFonts w:ascii="Arial" w:cs="Arial" w:eastAsia="Arial" w:hAnsi="Arial"/>
+              </w:rPr>
+            </w:pPr>
+            <w:r>
+              <w:rPr>
+                <w:rFonts w:ascii="Arial" w:cs="Arial" w:eastAsia="Arial" w:hAnsi="Arial"/>
+                <w:rtl w:val="0"/>
+              </w:rPr>
+              <w:t xml:space="preserve">Rechaza el archivo e informa el motivo.</w:t>
             </w:r>
           </w:p>
         </w:tc>
@@ -6613,13 +7255,16 @@
           </w:tcPr>
           <w:p>
             <w:pPr>
-              <w:rPr/>
-            </w:pPr>
-            <w:r>
-              <w:rPr>
-                <w:rtl w:val="0"/>
-              </w:rPr>
-              <w:t xml:space="preserve">7.C</w:t>
+              <w:rPr>
+                <w:rFonts w:ascii="Arial" w:cs="Arial" w:eastAsia="Arial" w:hAnsi="Arial"/>
+              </w:rPr>
+            </w:pPr>
+            <w:r>
+              <w:rPr>
+                <w:rFonts w:ascii="Arial" w:cs="Arial" w:eastAsia="Arial" w:hAnsi="Arial"/>
+                <w:rtl w:val="0"/>
+              </w:rPr>
+              <w:t xml:space="preserve">7.B</w:t>
             </w:r>
           </w:p>
         </w:tc>
@@ -6630,45 +7275,54 @@
           </w:tcPr>
           <w:p>
             <w:pPr>
-              <w:rPr/>
-            </w:pPr>
-            <w:r>
-              <w:rPr>
-                <w:rtl w:val="0"/>
-              </w:rPr>
-              <w:t xml:space="preserve">El usuario supera la cantidad máxima permitida por lote.</w:t>
-            </w:r>
-          </w:p>
-        </w:tc>
-        <w:tc>
-          <w:tcPr>
-            <w:shd w:fill="auto" w:val="clear"/>
-          </w:tcPr>
-          <w:p>
-            <w:pPr>
-              <w:rPr/>
-            </w:pPr>
-            <w:r>
-              <w:rPr>
-                <w:rtl w:val="0"/>
-              </w:rPr>
-              <w:t xml:space="preserve">8.C</w:t>
-            </w:r>
-          </w:p>
-        </w:tc>
-        <w:tc>
-          <w:tcPr>
-            <w:shd w:fill="auto" w:val="clear"/>
-          </w:tcPr>
-          <w:p>
-            <w:pPr>
-              <w:rPr/>
-            </w:pPr>
-            <w:r>
-              <w:rPr>
-                <w:rtl w:val="0"/>
-              </w:rPr>
-              <w:t xml:space="preserve">Informa que debe reducir la cantidad de documentos seleccionados.</w:t>
+              <w:rPr>
+                <w:rFonts w:ascii="Arial" w:cs="Arial" w:eastAsia="Arial" w:hAnsi="Arial"/>
+              </w:rPr>
+            </w:pPr>
+            <w:r>
+              <w:rPr>
+                <w:rFonts w:ascii="Arial" w:cs="Arial" w:eastAsia="Arial" w:hAnsi="Arial"/>
+                <w:rtl w:val="0"/>
+              </w:rPr>
+              <w:t xml:space="preserve">El usuario selecciona un archivo que supera el tamaño permitido.</w:t>
+            </w:r>
+          </w:p>
+        </w:tc>
+        <w:tc>
+          <w:tcPr>
+            <w:shd w:fill="auto" w:val="clear"/>
+          </w:tcPr>
+          <w:p>
+            <w:pPr>
+              <w:rPr>
+                <w:rFonts w:ascii="Arial" w:cs="Arial" w:eastAsia="Arial" w:hAnsi="Arial"/>
+              </w:rPr>
+            </w:pPr>
+            <w:r>
+              <w:rPr>
+                <w:rFonts w:ascii="Arial" w:cs="Arial" w:eastAsia="Arial" w:hAnsi="Arial"/>
+                <w:rtl w:val="0"/>
+              </w:rPr>
+              <w:t xml:space="preserve">8.B</w:t>
+            </w:r>
+          </w:p>
+        </w:tc>
+        <w:tc>
+          <w:tcPr>
+            <w:shd w:fill="auto" w:val="clear"/>
+          </w:tcPr>
+          <w:p>
+            <w:pPr>
+              <w:rPr>
+                <w:rFonts w:ascii="Arial" w:cs="Arial" w:eastAsia="Arial" w:hAnsi="Arial"/>
+              </w:rPr>
+            </w:pPr>
+            <w:r>
+              <w:rPr>
+                <w:rFonts w:ascii="Arial" w:cs="Arial" w:eastAsia="Arial" w:hAnsi="Arial"/>
+                <w:rtl w:val="0"/>
+              </w:rPr>
+              <w:t xml:space="preserve">Rechaza el documento e informa el límite máximo.</w:t>
             </w:r>
           </w:p>
         </w:tc>
@@ -6685,10 +7339,97 @@
           </w:tcPr>
           <w:p>
             <w:pPr>
-              <w:rPr/>
-            </w:pPr>
-            <w:r>
-              <w:rPr>
+              <w:rPr>
+                <w:rFonts w:ascii="Arial" w:cs="Arial" w:eastAsia="Arial" w:hAnsi="Arial"/>
+              </w:rPr>
+            </w:pPr>
+            <w:r>
+              <w:rPr>
+                <w:rFonts w:ascii="Arial" w:cs="Arial" w:eastAsia="Arial" w:hAnsi="Arial"/>
+                <w:rtl w:val="0"/>
+              </w:rPr>
+              <w:t xml:space="preserve">7.C</w:t>
+            </w:r>
+          </w:p>
+        </w:tc>
+        <w:tc>
+          <w:tcPr>
+            <w:gridSpan w:val="2"/>
+            <w:shd w:fill="auto" w:val="clear"/>
+          </w:tcPr>
+          <w:p>
+            <w:pPr>
+              <w:rPr>
+                <w:rFonts w:ascii="Arial" w:cs="Arial" w:eastAsia="Arial" w:hAnsi="Arial"/>
+              </w:rPr>
+            </w:pPr>
+            <w:r>
+              <w:rPr>
+                <w:rFonts w:ascii="Arial" w:cs="Arial" w:eastAsia="Arial" w:hAnsi="Arial"/>
+                <w:rtl w:val="0"/>
+              </w:rPr>
+              <w:t xml:space="preserve">El usuario supera la cantidad máxima permitida por lote.</w:t>
+            </w:r>
+          </w:p>
+        </w:tc>
+        <w:tc>
+          <w:tcPr>
+            <w:shd w:fill="auto" w:val="clear"/>
+          </w:tcPr>
+          <w:p>
+            <w:pPr>
+              <w:rPr>
+                <w:rFonts w:ascii="Arial" w:cs="Arial" w:eastAsia="Arial" w:hAnsi="Arial"/>
+              </w:rPr>
+            </w:pPr>
+            <w:r>
+              <w:rPr>
+                <w:rFonts w:ascii="Arial" w:cs="Arial" w:eastAsia="Arial" w:hAnsi="Arial"/>
+                <w:rtl w:val="0"/>
+              </w:rPr>
+              <w:t xml:space="preserve">8.C</w:t>
+            </w:r>
+          </w:p>
+        </w:tc>
+        <w:tc>
+          <w:tcPr>
+            <w:shd w:fill="auto" w:val="clear"/>
+          </w:tcPr>
+          <w:p>
+            <w:pPr>
+              <w:rPr>
+                <w:rFonts w:ascii="Arial" w:cs="Arial" w:eastAsia="Arial" w:hAnsi="Arial"/>
+              </w:rPr>
+            </w:pPr>
+            <w:r>
+              <w:rPr>
+                <w:rFonts w:ascii="Arial" w:cs="Arial" w:eastAsia="Arial" w:hAnsi="Arial"/>
+                <w:rtl w:val="0"/>
+              </w:rPr>
+              <w:t xml:space="preserve">Informa que debe reducir la cantidad de documentos seleccionados.</w:t>
+            </w:r>
+          </w:p>
+        </w:tc>
+      </w:tr>
+      <w:tr>
+        <w:trPr>
+          <w:cantSplit w:val="0"/>
+          <w:tblHeader w:val="0"/>
+        </w:trPr>
+        <w:tc>
+          <w:tcPr>
+            <w:shd w:fill="auto" w:val="clear"/>
+            <w:vAlign w:val="center"/>
+          </w:tcPr>
+          <w:p>
+            <w:pPr>
+              <w:rPr>
+                <w:rFonts w:ascii="Arial" w:cs="Arial" w:eastAsia="Arial" w:hAnsi="Arial"/>
+              </w:rPr>
+            </w:pPr>
+            <w:r>
+              <w:rPr>
+                <w:rFonts w:ascii="Arial" w:cs="Arial" w:eastAsia="Arial" w:hAnsi="Arial"/>
                 <w:rtl w:val="0"/>
               </w:rPr>
               <w:t xml:space="preserve">7.D</w:t>
@@ -6702,10 +7443,13 @@
           </w:tcPr>
           <w:p>
             <w:pPr>
-              <w:rPr/>
-            </w:pPr>
-            <w:r>
-              <w:rPr>
+              <w:rPr>
+                <w:rFonts w:ascii="Arial" w:cs="Arial" w:eastAsia="Arial" w:hAnsi="Arial"/>
+              </w:rPr>
+            </w:pPr>
+            <w:r>
+              <w:rPr>
+                <w:rFonts w:ascii="Arial" w:cs="Arial" w:eastAsia="Arial" w:hAnsi="Arial"/>
                 <w:rtl w:val="0"/>
               </w:rPr>
               <w:t xml:space="preserve">El usuario elimina un archivo antes de iniciar el procesamiento.</w:t>
@@ -6718,10 +7462,13 @@
           </w:tcPr>
           <w:p>
             <w:pPr>
-              <w:rPr/>
-            </w:pPr>
-            <w:r>
-              <w:rPr>
+              <w:rPr>
+                <w:rFonts w:ascii="Arial" w:cs="Arial" w:eastAsia="Arial" w:hAnsi="Arial"/>
+              </w:rPr>
+            </w:pPr>
+            <w:r>
+              <w:rPr>
+                <w:rFonts w:ascii="Arial" w:cs="Arial" w:eastAsia="Arial" w:hAnsi="Arial"/>
                 <w:rtl w:val="0"/>
               </w:rPr>
               <w:t xml:space="preserve">8.D</w:t>
@@ -6734,10 +7481,13 @@
           </w:tcPr>
           <w:p>
             <w:pPr>
-              <w:rPr/>
-            </w:pPr>
-            <w:r>
-              <w:rPr>
+              <w:rPr>
+                <w:rFonts w:ascii="Arial" w:cs="Arial" w:eastAsia="Arial" w:hAnsi="Arial"/>
+              </w:rPr>
+            </w:pPr>
+            <w:r>
+              <w:rPr>
+                <w:rFonts w:ascii="Arial" w:cs="Arial" w:eastAsia="Arial" w:hAnsi="Arial"/>
                 <w:rtl w:val="0"/>
               </w:rPr>
               <w:t xml:space="preserve">Retira el archivo del lote pendiente.</w:t>
@@ -6750,7 +7500,9 @@
       <w:pPr>
         <w:keepNext w:val="1"/>
         <w:spacing w:after="60" w:before="240" w:line="360" w:lineRule="auto"/>
-        <w:rPr/>
+        <w:rPr>
+          <w:rFonts w:ascii="Arial" w:cs="Arial" w:eastAsia="Arial" w:hAnsi="Arial"/>
+        </w:rPr>
       </w:pPr>
       <w:r>
         <w:rPr>
@@ -6788,7 +7540,29 @@
           <w:szCs w:val="26"/>
           <w:rtl w:val="0"/>
         </w:rPr>
-        <w:t xml:space="preserve">CU004</w:t>
+        <w:t xml:space="preserve">CU</w:t>
+      </w:r>
+      <w:r>
+        <w:rPr>
+          <w:rFonts w:ascii="Arial" w:cs="Arial" w:eastAsia="Arial" w:hAnsi="Arial"/>
+          <w:b w:val="1"/>
+          <w:bCs w:val="1"/>
+          <w:sz w:val="26"/>
+          <w:szCs w:val="26"/>
+          <w:rtl w:val="0"/>
+        </w:rPr>
+        <w:t xml:space="preserve">-DET-</w:t>
+      </w:r>
+      <w:r>
+        <w:rPr>
+          <w:rFonts w:ascii="Arial" w:cs="Arial" w:eastAsia="Arial" w:hAnsi="Arial"/>
+          <w:b w:val="1"/>
+          <w:bCs w:val="1"/>
+          <w:sz w:val="26"/>
+          <w:szCs w:val="26"/>
+          <w:rtl w:val="0"/>
+        </w:rPr>
+        <w:t xml:space="preserve">004</w:t>
       </w:r>
       <w:r>
         <w:rPr>
@@ -6849,12 +7623,14 @@
             <w:pPr>
               <w:jc w:val="center"/>
               <w:rPr>
-                <w:b w:val="1"/>
-                <w:bCs w:val="1"/>
-              </w:rPr>
-            </w:pPr>
-            <w:r>
-              <w:rPr>
+                <w:rFonts w:ascii="Arial" w:cs="Arial" w:eastAsia="Arial" w:hAnsi="Arial"/>
+                <w:b w:val="1"/>
+                <w:bCs w:val="1"/>
+              </w:rPr>
+            </w:pPr>
+            <w:r>
+              <w:rPr>
+                <w:rFonts w:ascii="Arial" w:cs="Arial" w:eastAsia="Arial" w:hAnsi="Arial"/>
                 <w:b w:val="1"/>
                 <w:bCs w:val="1"/>
                 <w:rtl w:val="0"/>
@@ -6870,10 +7646,13 @@
           </w:tcPr>
           <w:p>
             <w:pPr>
-              <w:rPr/>
-            </w:pPr>
-            <w:r>
-              <w:rPr>
+              <w:rPr>
+                <w:rFonts w:ascii="Arial" w:cs="Arial" w:eastAsia="Arial" w:hAnsi="Arial"/>
+              </w:rPr>
+            </w:pPr>
+            <w:r>
+              <w:rPr>
+                <w:rFonts w:ascii="Arial" w:cs="Arial" w:eastAsia="Arial" w:hAnsi="Arial"/>
                 <w:rtl w:val="0"/>
               </w:rPr>
               <w:t xml:space="preserve">Usuario / Servicio de IA</w:t>
@@ -6899,12 +7678,14 @@
             <w:pPr>
               <w:jc w:val="center"/>
               <w:rPr>
-                <w:b w:val="1"/>
-                <w:bCs w:val="1"/>
-              </w:rPr>
-            </w:pPr>
-            <w:r>
-              <w:rPr>
+                <w:rFonts w:ascii="Arial" w:cs="Arial" w:eastAsia="Arial" w:hAnsi="Arial"/>
+                <w:b w:val="1"/>
+                <w:bCs w:val="1"/>
+              </w:rPr>
+            </w:pPr>
+            <w:r>
+              <w:rPr>
+                <w:rFonts w:ascii="Arial" w:cs="Arial" w:eastAsia="Arial" w:hAnsi="Arial"/>
                 <w:b w:val="1"/>
                 <w:bCs w:val="1"/>
                 <w:rtl w:val="0"/>
@@ -6920,28 +7701,34 @@
           </w:tcPr>
           <w:p>
             <w:pPr>
-              <w:rPr/>
-            </w:pPr>
-            <w:r>
-              <w:rPr>
+              <w:rPr>
+                <w:rFonts w:ascii="Arial" w:cs="Arial" w:eastAsia="Arial" w:hAnsi="Arial"/>
+              </w:rPr>
+            </w:pPr>
+            <w:r>
+              <w:rPr>
+                <w:rFonts w:ascii="Arial" w:cs="Arial" w:eastAsia="Arial" w:hAnsi="Arial"/>
                 <w:rtl w:val="0"/>
               </w:rPr>
               <w:t xml:space="preserve">Extraer</w:t>
             </w:r>
             <w:r>
               <w:rPr>
+                <w:rFonts w:ascii="Arial" w:cs="Arial" w:eastAsia="Arial" w:hAnsi="Arial"/>
                 <w:rtl w:val="0"/>
               </w:rPr>
               <w:t xml:space="preserve"> automáticamente información financiera desde documentos PDF y </w:t>
             </w:r>
             <w:r>
               <w:rPr>
+                <w:rFonts w:ascii="Arial" w:cs="Arial" w:eastAsia="Arial" w:hAnsi="Arial"/>
                 <w:rtl w:val="0"/>
               </w:rPr>
               <w:t xml:space="preserve">permitir</w:t>
             </w:r>
             <w:r>
               <w:rPr>
+                <w:rFonts w:ascii="Arial" w:cs="Arial" w:eastAsia="Arial" w:hAnsi="Arial"/>
                 <w:rtl w:val="0"/>
               </w:rPr>
               <w:t xml:space="preserve"> al usuario revisar y confirmar los resultados.</w:t>
@@ -6967,12 +7754,14 @@
             <w:pPr>
               <w:jc w:val="center"/>
               <w:rPr>
-                <w:b w:val="1"/>
-                <w:bCs w:val="1"/>
-              </w:rPr>
-            </w:pPr>
-            <w:r>
-              <w:rPr>
+                <w:rFonts w:ascii="Arial" w:cs="Arial" w:eastAsia="Arial" w:hAnsi="Arial"/>
+                <w:b w:val="1"/>
+                <w:bCs w:val="1"/>
+              </w:rPr>
+            </w:pPr>
+            <w:r>
+              <w:rPr>
+                <w:rFonts w:ascii="Arial" w:cs="Arial" w:eastAsia="Arial" w:hAnsi="Arial"/>
                 <w:b w:val="1"/>
                 <w:bCs w:val="1"/>
                 <w:rtl w:val="0"/>
@@ -6988,10 +7777,13 @@
           </w:tcPr>
           <w:p>
             <w:pPr>
-              <w:rPr/>
-            </w:pPr>
-            <w:r>
-              <w:rPr>
+              <w:rPr>
+                <w:rFonts w:ascii="Arial" w:cs="Arial" w:eastAsia="Arial" w:hAnsi="Arial"/>
+              </w:rPr>
+            </w:pPr>
+            <w:r>
+              <w:rPr>
+                <w:rFonts w:ascii="Arial" w:cs="Arial" w:eastAsia="Arial" w:hAnsi="Arial"/>
                 <w:rtl w:val="0"/>
               </w:rPr>
               <w:t xml:space="preserve">Debe existir al menos un documento PDF cargado en el notebook activo.</w:t>
@@ -7017,12 +7809,14 @@
             <w:pPr>
               <w:jc w:val="center"/>
               <w:rPr>
-                <w:b w:val="1"/>
-                <w:bCs w:val="1"/>
-              </w:rPr>
-            </w:pPr>
-            <w:r>
-              <w:rPr>
+                <w:rFonts w:ascii="Arial" w:cs="Arial" w:eastAsia="Arial" w:hAnsi="Arial"/>
+                <w:b w:val="1"/>
+                <w:bCs w:val="1"/>
+              </w:rPr>
+            </w:pPr>
+            <w:r>
+              <w:rPr>
+                <w:rFonts w:ascii="Arial" w:cs="Arial" w:eastAsia="Arial" w:hAnsi="Arial"/>
                 <w:b w:val="1"/>
                 <w:bCs w:val="1"/>
                 <w:rtl w:val="0"/>
@@ -7038,10 +7832,13 @@
           </w:tcPr>
           <w:p>
             <w:pPr>
-              <w:rPr/>
-            </w:pPr>
-            <w:r>
-              <w:rPr>
+              <w:rPr>
+                <w:rFonts w:ascii="Arial" w:cs="Arial" w:eastAsia="Arial" w:hAnsi="Arial"/>
+              </w:rPr>
+            </w:pPr>
+            <w:r>
+              <w:rPr>
+                <w:rFonts w:ascii="Arial" w:cs="Arial" w:eastAsia="Arial" w:hAnsi="Arial"/>
                 <w:rtl w:val="0"/>
               </w:rPr>
               <w:t xml:space="preserve">Los documentos aprobados quedan confirmados y sus datos estructurados se almacenan en la base de datos.</w:t>
@@ -7064,12 +7861,14 @@
             <w:pPr>
               <w:jc w:val="center"/>
               <w:rPr>
-                <w:b w:val="1"/>
-                <w:bCs w:val="1"/>
-              </w:rPr>
-            </w:pPr>
-            <w:r>
-              <w:rPr>
+                <w:rFonts w:ascii="Arial" w:cs="Arial" w:eastAsia="Arial" w:hAnsi="Arial"/>
+                <w:b w:val="1"/>
+                <w:bCs w:val="1"/>
+              </w:rPr>
+            </w:pPr>
+            <w:r>
+              <w:rPr>
+                <w:rFonts w:ascii="Arial" w:cs="Arial" w:eastAsia="Arial" w:hAnsi="Arial"/>
                 <w:b w:val="1"/>
                 <w:bCs w:val="1"/>
                 <w:rtl w:val="0"/>
@@ -7093,12 +7892,14 @@
             <w:pPr>
               <w:jc w:val="center"/>
               <w:rPr>
-                <w:b w:val="1"/>
-                <w:bCs w:val="1"/>
-              </w:rPr>
-            </w:pPr>
-            <w:r>
-              <w:rPr>
+                <w:rFonts w:ascii="Arial" w:cs="Arial" w:eastAsia="Arial" w:hAnsi="Arial"/>
+                <w:b w:val="1"/>
+                <w:bCs w:val="1"/>
+              </w:rPr>
+            </w:pPr>
+            <w:r>
+              <w:rPr>
+                <w:rFonts w:ascii="Arial" w:cs="Arial" w:eastAsia="Arial" w:hAnsi="Arial"/>
                 <w:b w:val="1"/>
                 <w:bCs w:val="1"/>
                 <w:rtl w:val="0"/>
@@ -7117,12 +7918,14 @@
             <w:pPr>
               <w:jc w:val="center"/>
               <w:rPr>
-                <w:b w:val="1"/>
-                <w:bCs w:val="1"/>
-              </w:rPr>
-            </w:pPr>
-            <w:r>
-              <w:rPr>
+                <w:rFonts w:ascii="Arial" w:cs="Arial" w:eastAsia="Arial" w:hAnsi="Arial"/>
+                <w:b w:val="1"/>
+                <w:bCs w:val="1"/>
+              </w:rPr>
+            </w:pPr>
+            <w:r>
+              <w:rPr>
+                <w:rFonts w:ascii="Arial" w:cs="Arial" w:eastAsia="Arial" w:hAnsi="Arial"/>
                 <w:b w:val="1"/>
                 <w:bCs w:val="1"/>
                 <w:rtl w:val="0"/>
@@ -7140,12 +7943,14 @@
             <w:pPr>
               <w:jc w:val="center"/>
               <w:rPr>
-                <w:b w:val="1"/>
-                <w:bCs w:val="1"/>
-              </w:rPr>
-            </w:pPr>
-            <w:r>
-              <w:rPr>
+                <w:rFonts w:ascii="Arial" w:cs="Arial" w:eastAsia="Arial" w:hAnsi="Arial"/>
+                <w:b w:val="1"/>
+                <w:bCs w:val="1"/>
+              </w:rPr>
+            </w:pPr>
+            <w:r>
+              <w:rPr>
+                <w:rFonts w:ascii="Arial" w:cs="Arial" w:eastAsia="Arial" w:hAnsi="Arial"/>
                 <w:b w:val="1"/>
                 <w:bCs w:val="1"/>
                 <w:rtl w:val="0"/>
@@ -7163,12 +7968,14 @@
             <w:pPr>
               <w:jc w:val="center"/>
               <w:rPr>
-                <w:b w:val="1"/>
-                <w:bCs w:val="1"/>
-              </w:rPr>
-            </w:pPr>
-            <w:r>
-              <w:rPr>
+                <w:rFonts w:ascii="Arial" w:cs="Arial" w:eastAsia="Arial" w:hAnsi="Arial"/>
+                <w:b w:val="1"/>
+                <w:bCs w:val="1"/>
+              </w:rPr>
+            </w:pPr>
+            <w:r>
+              <w:rPr>
+                <w:rFonts w:ascii="Arial" w:cs="Arial" w:eastAsia="Arial" w:hAnsi="Arial"/>
                 <w:b w:val="1"/>
                 <w:bCs w:val="1"/>
                 <w:rtl w:val="0"/>
@@ -7190,10 +7997,13 @@
           </w:tcPr>
           <w:p>
             <w:pPr>
-              <w:rPr/>
-            </w:pPr>
-            <w:r>
-              <w:rPr>
+              <w:rPr>
+                <w:rFonts w:ascii="Arial" w:cs="Arial" w:eastAsia="Arial" w:hAnsi="Arial"/>
+              </w:rPr>
+            </w:pPr>
+            <w:r>
+              <w:rPr>
+                <w:rFonts w:ascii="Arial" w:cs="Arial" w:eastAsia="Arial" w:hAnsi="Arial"/>
                 <w:rtl w:val="0"/>
               </w:rPr>
               <w:t xml:space="preserve">1</w:t>
@@ -7207,26 +8017,34 @@
           </w:tcPr>
           <w:p>
             <w:pPr>
-              <w:rPr/>
-            </w:pPr>
-            <w:r>
-              <w:rPr>
+              <w:rPr>
+                <w:rFonts w:ascii="Arial" w:cs="Arial" w:eastAsia="Arial" w:hAnsi="Arial"/>
+              </w:rPr>
+            </w:pPr>
+            <w:r>
+              <w:rPr>
+                <w:rFonts w:ascii="Arial" w:cs="Arial" w:eastAsia="Arial" w:hAnsi="Arial"/>
                 <w:rtl w:val="0"/>
               </w:rPr>
               <w:t xml:space="preserve">Solicita procesar los documentos cargados.</w:t>
-            </w:r>
-          </w:p>
-        </w:tc>
-        <w:tc>
-          <w:tcPr>
-            <w:shd w:fill="auto" w:val="clear"/>
-          </w:tcPr>
-          <w:p>
-            <w:pPr>
-              <w:rPr/>
-            </w:pPr>
-            <w:r>
-              <w:rPr>
+              <w:br w:type="textWrapping"/>
+              <w:t xml:space="preserve">Estado del documento: PENDIENTE</w:t>
+            </w:r>
+          </w:p>
+        </w:tc>
+        <w:tc>
+          <w:tcPr>
+            <w:shd w:fill="auto" w:val="clear"/>
+          </w:tcPr>
+          <w:p>
+            <w:pPr>
+              <w:rPr>
+                <w:rFonts w:ascii="Arial" w:cs="Arial" w:eastAsia="Arial" w:hAnsi="Arial"/>
+              </w:rPr>
+            </w:pPr>
+            <w:r>
+              <w:rPr>
+                <w:rFonts w:ascii="Arial" w:cs="Arial" w:eastAsia="Arial" w:hAnsi="Arial"/>
                 <w:rtl w:val="0"/>
               </w:rPr>
               <w:t xml:space="preserve">2</w:t>
@@ -7239,13 +8057,30 @@
           </w:tcPr>
           <w:p>
             <w:pPr>
-              <w:rPr/>
-            </w:pPr>
-            <w:r>
-              <w:rPr>
+              <w:rPr>
+                <w:rFonts w:ascii="Arial" w:cs="Arial" w:eastAsia="Arial" w:hAnsi="Arial"/>
+              </w:rPr>
+            </w:pPr>
+            <w:r>
+              <w:rPr>
+                <w:rFonts w:ascii="Arial" w:cs="Arial" w:eastAsia="Arial" w:hAnsi="Arial"/>
                 <w:rtl w:val="0"/>
               </w:rPr>
               <w:t xml:space="preserve">Inicia el procesamiento secuencial del lote.</w:t>
+            </w:r>
+          </w:p>
+          <w:p>
+            <w:pPr>
+              <w:rPr>
+                <w:rFonts w:ascii="Arial" w:cs="Arial" w:eastAsia="Arial" w:hAnsi="Arial"/>
+              </w:rPr>
+            </w:pPr>
+            <w:r>
+              <w:rPr>
+                <w:rFonts w:ascii="Arial" w:cs="Arial" w:eastAsia="Arial" w:hAnsi="Arial"/>
+                <w:rtl w:val="0"/>
+              </w:rPr>
+              <w:t xml:space="preserve">Estado del documento: PROCESANDO</w:t>
             </w:r>
           </w:p>
         </w:tc>
@@ -7257,15 +8092,14 @@
         </w:trPr>
         <w:tc>
           <w:tcPr>
-            <w:tcBorders>
-              <w:bottom w:color="a6a6a6" w:space="0" w:sz="4" w:val="single"/>
-            </w:tcBorders>
-            <w:shd w:fill="auto" w:val="clear"/>
-            <w:vAlign w:val="center"/>
-          </w:tcPr>
-          <w:p>
-            <w:pPr>
-              <w:rPr/>
+            <w:shd w:fill="auto" w:val="clear"/>
+            <w:vAlign w:val="center"/>
+          </w:tcPr>
+          <w:p>
+            <w:pPr>
+              <w:rPr>
+                <w:rFonts w:ascii="Arial" w:cs="Arial" w:eastAsia="Arial" w:hAnsi="Arial"/>
+              </w:rPr>
             </w:pPr>
             <w:r>
               <w:rPr>
@@ -7277,37 +8111,34 @@
         <w:tc>
           <w:tcPr>
             <w:gridSpan w:val="2"/>
-            <w:tcBorders>
-              <w:bottom w:color="a6a6a6" w:space="0" w:sz="4" w:val="single"/>
-            </w:tcBorders>
-            <w:shd w:fill="auto" w:val="clear"/>
-            <w:vAlign w:val="center"/>
-          </w:tcPr>
-          <w:p>
-            <w:pPr>
-              <w:rPr/>
-            </w:pPr>
-            <w:r>
-              <w:rPr>
-                <w:rtl w:val="0"/>
-              </w:rPr>
-            </w:r>
-          </w:p>
-        </w:tc>
-        <w:tc>
-          <w:tcPr>
-            <w:tcBorders>
-              <w:bottom w:color="a6a6a6" w:space="0" w:sz="4" w:val="single"/>
-            </w:tcBorders>
-            <w:shd w:fill="auto" w:val="clear"/>
-            <w:vAlign w:val="center"/>
-          </w:tcPr>
-          <w:p>
-            <w:pPr>
-              <w:rPr/>
-            </w:pPr>
-            <w:r>
-              <w:rPr>
+            <w:shd w:fill="auto" w:val="clear"/>
+          </w:tcPr>
+          <w:p>
+            <w:pPr>
+              <w:rPr>
+                <w:rFonts w:ascii="Arial" w:cs="Arial" w:eastAsia="Arial" w:hAnsi="Arial"/>
+              </w:rPr>
+            </w:pPr>
+            <w:r>
+              <w:rPr>
+                <w:rtl w:val="0"/>
+              </w:rPr>
+            </w:r>
+          </w:p>
+        </w:tc>
+        <w:tc>
+          <w:tcPr>
+            <w:shd w:fill="auto" w:val="clear"/>
+          </w:tcPr>
+          <w:p>
+            <w:pPr>
+              <w:rPr>
+                <w:rFonts w:ascii="Arial" w:cs="Arial" w:eastAsia="Arial" w:hAnsi="Arial"/>
+              </w:rPr>
+            </w:pPr>
+            <w:r>
+              <w:rPr>
+                <w:rFonts w:ascii="Arial" w:cs="Arial" w:eastAsia="Arial" w:hAnsi="Arial"/>
                 <w:rtl w:val="0"/>
               </w:rPr>
               <w:t xml:space="preserve">3</w:t>
@@ -7316,21 +8147,22 @@
         </w:tc>
         <w:tc>
           <w:tcPr>
-            <w:tcBorders>
-              <w:bottom w:color="a6a6a6" w:space="0" w:sz="4" w:val="single"/>
-            </w:tcBorders>
-            <w:shd w:fill="auto" w:val="clear"/>
-            <w:vAlign w:val="center"/>
-          </w:tcPr>
-          <w:p>
-            <w:pPr>
-              <w:rPr/>
-            </w:pPr>
-            <w:r>
-              <w:rPr>
-                <w:rtl w:val="0"/>
-              </w:rPr>
-              <w:t xml:space="preserve">Comprueba que el PDF contenga texto procesable y extrae su contenido.</w:t>
+            <w:shd w:fill="auto" w:val="clear"/>
+          </w:tcPr>
+          <w:p>
+            <w:pPr>
+              <w:rPr>
+                <w:rFonts w:ascii="Arial" w:cs="Arial" w:eastAsia="Arial" w:hAnsi="Arial"/>
+              </w:rPr>
+            </w:pPr>
+            <w:r>
+              <w:rPr>
+                <w:rFonts w:ascii="Arial" w:cs="Arial" w:eastAsia="Arial" w:hAnsi="Arial"/>
+                <w:rtl w:val="0"/>
+              </w:rPr>
+              <w:t xml:space="preserve">Si falla el procesamiento</w:t>
+              <w:br w:type="textWrapping"/>
+              <w:t xml:space="preserve">Estado del documento: ERROR</w:t>
             </w:r>
           </w:p>
         </w:tc>
@@ -7350,7 +8182,9 @@
           </w:tcPr>
           <w:p>
             <w:pPr>
-              <w:rPr/>
+              <w:rPr>
+                <w:rFonts w:ascii="Arial" w:cs="Arial" w:eastAsia="Arial" w:hAnsi="Arial"/>
+              </w:rPr>
             </w:pPr>
             <w:r>
               <w:rPr>
@@ -7370,7 +8204,9 @@
           </w:tcPr>
           <w:p>
             <w:pPr>
-              <w:rPr/>
+              <w:rPr>
+                <w:rFonts w:ascii="Arial" w:cs="Arial" w:eastAsia="Arial" w:hAnsi="Arial"/>
+              </w:rPr>
             </w:pPr>
             <w:r>
               <w:rPr>
@@ -7389,10 +8225,13 @@
           </w:tcPr>
           <w:p>
             <w:pPr>
-              <w:rPr/>
-            </w:pPr>
-            <w:r>
-              <w:rPr>
+              <w:rPr>
+                <w:rFonts w:ascii="Arial" w:cs="Arial" w:eastAsia="Arial" w:hAnsi="Arial"/>
+              </w:rPr>
+            </w:pPr>
+            <w:r>
+              <w:rPr>
+                <w:rFonts w:ascii="Arial" w:cs="Arial" w:eastAsia="Arial" w:hAnsi="Arial"/>
                 <w:rtl w:val="0"/>
               </w:rPr>
               <w:t xml:space="preserve">4</w:t>
@@ -7409,13 +8248,16 @@
           </w:tcPr>
           <w:p>
             <w:pPr>
-              <w:rPr/>
-            </w:pPr>
-            <w:r>
-              <w:rPr>
-                <w:rtl w:val="0"/>
-              </w:rPr>
-              <w:t xml:space="preserve">Envía el texto extraído al servicio de IA.</w:t>
+              <w:rPr>
+                <w:rFonts w:ascii="Arial" w:cs="Arial" w:eastAsia="Arial" w:hAnsi="Arial"/>
+              </w:rPr>
+            </w:pPr>
+            <w:r>
+              <w:rPr>
+                <w:rFonts w:ascii="Arial" w:cs="Arial" w:eastAsia="Arial" w:hAnsi="Arial"/>
+                <w:rtl w:val="0"/>
+              </w:rPr>
+              <w:t xml:space="preserve">Comprueba que el PDF contenga texto procesable y extrae su contenido.</w:t>
             </w:r>
           </w:p>
         </w:tc>
@@ -7435,7 +8277,9 @@
           </w:tcPr>
           <w:p>
             <w:pPr>
-              <w:rPr/>
+              <w:rPr>
+                <w:rFonts w:ascii="Arial" w:cs="Arial" w:eastAsia="Arial" w:hAnsi="Arial"/>
+              </w:rPr>
             </w:pPr>
             <w:r>
               <w:rPr>
@@ -7455,7 +8299,9 @@
           </w:tcPr>
           <w:p>
             <w:pPr>
-              <w:rPr/>
+              <w:rPr>
+                <w:rFonts w:ascii="Arial" w:cs="Arial" w:eastAsia="Arial" w:hAnsi="Arial"/>
+              </w:rPr>
             </w:pPr>
             <w:r>
               <w:rPr>
@@ -7474,10 +8320,13 @@
           </w:tcPr>
           <w:p>
             <w:pPr>
-              <w:rPr/>
-            </w:pPr>
-            <w:r>
-              <w:rPr>
+              <w:rPr>
+                <w:rFonts w:ascii="Arial" w:cs="Arial" w:eastAsia="Arial" w:hAnsi="Arial"/>
+              </w:rPr>
+            </w:pPr>
+            <w:r>
+              <w:rPr>
+                <w:rFonts w:ascii="Arial" w:cs="Arial" w:eastAsia="Arial" w:hAnsi="Arial"/>
                 <w:rtl w:val="0"/>
               </w:rPr>
               <w:t xml:space="preserve">5</w:t>
@@ -7494,13 +8343,17 @@
           </w:tcPr>
           <w:p>
             <w:pPr>
-              <w:rPr/>
-            </w:pPr>
-            <w:r>
-              <w:rPr>
-                <w:rtl w:val="0"/>
-              </w:rPr>
-              <w:t xml:space="preserve">Recibe los datos estructurados y valida su consistencia.</w:t>
+              <w:rPr>
+                <w:rFonts w:ascii="Arial" w:cs="Arial" w:eastAsia="Arial" w:hAnsi="Arial"/>
+              </w:rPr>
+            </w:pPr>
+            <w:r>
+              <w:rPr>
+                <w:rFonts w:ascii="Arial" w:cs="Arial" w:eastAsia="Arial" w:hAnsi="Arial"/>
+                <w:rtl w:val="0"/>
+              </w:rPr>
+              <w:t xml:space="preserve">Envía el texto extraído al servicio de IA.</w:t>
+              <w:br w:type="textWrapping"/>
             </w:r>
           </w:p>
         </w:tc>
@@ -7520,13 +8373,14 @@
           </w:tcPr>
           <w:p>
             <w:pPr>
-              <w:rPr/>
-            </w:pPr>
-            <w:r>
-              <w:rPr>
-                <w:rtl w:val="0"/>
-              </w:rPr>
-              <w:t xml:space="preserve">7</w:t>
+              <w:rPr>
+                <w:rFonts w:ascii="Arial" w:cs="Arial" w:eastAsia="Arial" w:hAnsi="Arial"/>
+              </w:rPr>
+            </w:pPr>
+            <w:r>
+              <w:rPr>
+                <w:rtl w:val="0"/>
+              </w:rPr>
             </w:r>
           </w:p>
         </w:tc>
@@ -7541,25 +8395,14 @@
           </w:tcPr>
           <w:p>
             <w:pPr>
-              <w:rPr/>
-            </w:pPr>
-            <w:r>
-              <w:rPr>
-                <w:rtl w:val="0"/>
-              </w:rPr>
-              <w:t xml:space="preserve">Revisa y, si corresponde, </w:t>
-            </w:r>
-            <w:r>
-              <w:rPr>
-                <w:rtl w:val="0"/>
-              </w:rPr>
-              <w:t xml:space="preserve">modifica</w:t>
-            </w:r>
-            <w:r>
-              <w:rPr>
-                <w:rtl w:val="0"/>
-              </w:rPr>
-              <w:t xml:space="preserve"> los datos.</w:t>
+              <w:rPr>
+                <w:rFonts w:ascii="Arial" w:cs="Arial" w:eastAsia="Arial" w:hAnsi="Arial"/>
+              </w:rPr>
+            </w:pPr>
+            <w:r>
+              <w:rPr>
+                <w:rtl w:val="0"/>
+              </w:rPr>
             </w:r>
           </w:p>
         </w:tc>
@@ -7573,10 +8416,13 @@
           </w:tcPr>
           <w:p>
             <w:pPr>
-              <w:rPr/>
-            </w:pPr>
-            <w:r>
-              <w:rPr>
+              <w:rPr>
+                <w:rFonts w:ascii="Arial" w:cs="Arial" w:eastAsia="Arial" w:hAnsi="Arial"/>
+              </w:rPr>
+            </w:pPr>
+            <w:r>
+              <w:rPr>
+                <w:rFonts w:ascii="Arial" w:cs="Arial" w:eastAsia="Arial" w:hAnsi="Arial"/>
                 <w:rtl w:val="0"/>
               </w:rPr>
               <w:t xml:space="preserve">6</w:t>
@@ -7593,13 +8439,16 @@
           </w:tcPr>
           <w:p>
             <w:pPr>
-              <w:rPr/>
-            </w:pPr>
-            <w:r>
-              <w:rPr>
-                <w:rtl w:val="0"/>
-              </w:rPr>
-              <w:t xml:space="preserve">Muestra el PDF y los datos extraídos para revisión.</w:t>
+              <w:rPr>
+                <w:rFonts w:ascii="Arial" w:cs="Arial" w:eastAsia="Arial" w:hAnsi="Arial"/>
+              </w:rPr>
+            </w:pPr>
+            <w:r>
+              <w:rPr>
+                <w:rFonts w:ascii="Arial" w:cs="Arial" w:eastAsia="Arial" w:hAnsi="Arial"/>
+                <w:rtl w:val="0"/>
+              </w:rPr>
+              <w:t xml:space="preserve">Recibe los datos estructurados y valida su consistencia.</w:t>
             </w:r>
           </w:p>
         </w:tc>
@@ -7619,13 +8468,16 @@
           </w:tcPr>
           <w:p>
             <w:pPr>
-              <w:rPr/>
-            </w:pPr>
-            <w:r>
-              <w:rPr>
-                <w:rtl w:val="0"/>
-              </w:rPr>
-              <w:t xml:space="preserve">9</w:t>
+              <w:rPr>
+                <w:rFonts w:ascii="Arial" w:cs="Arial" w:eastAsia="Arial" w:hAnsi="Arial"/>
+              </w:rPr>
+            </w:pPr>
+            <w:r>
+              <w:rPr>
+                <w:rFonts w:ascii="Arial" w:cs="Arial" w:eastAsia="Arial" w:hAnsi="Arial"/>
+                <w:rtl w:val="0"/>
+              </w:rPr>
+              <w:t xml:space="preserve">7</w:t>
             </w:r>
           </w:p>
         </w:tc>
@@ -7640,13 +8492,58 @@
           </w:tcPr>
           <w:p>
             <w:pPr>
-              <w:rPr/>
-            </w:pPr>
-            <w:r>
-              <w:rPr>
-                <w:rtl w:val="0"/>
-              </w:rPr>
-              <w:t xml:space="preserve">Confirma el documento.</w:t>
+              <w:rPr>
+                <w:rFonts w:ascii="Arial" w:cs="Arial" w:eastAsia="Arial" w:hAnsi="Arial"/>
+              </w:rPr>
+            </w:pPr>
+            <w:r>
+              <w:rPr>
+                <w:rFonts w:ascii="Arial" w:cs="Arial" w:eastAsia="Arial" w:hAnsi="Arial"/>
+                <w:rtl w:val="0"/>
+              </w:rPr>
+              <w:t xml:space="preserve">Revisa y, si corresponde, </w:t>
+            </w:r>
+            <w:r>
+              <w:rPr>
+                <w:rFonts w:ascii="Arial" w:cs="Arial" w:eastAsia="Arial" w:hAnsi="Arial"/>
+                <w:rtl w:val="0"/>
+              </w:rPr>
+              <w:t xml:space="preserve">modifica</w:t>
+            </w:r>
+            <w:r>
+              <w:rPr>
+                <w:rFonts w:ascii="Arial" w:cs="Arial" w:eastAsia="Arial" w:hAnsi="Arial"/>
+                <w:rtl w:val="0"/>
+              </w:rPr>
+              <w:t xml:space="preserve"> los datos. </w:t>
+            </w:r>
+          </w:p>
+          <w:p>
+            <w:pPr>
+              <w:rPr>
+                <w:rFonts w:ascii="Arial" w:cs="Arial" w:eastAsia="Arial" w:hAnsi="Arial"/>
+              </w:rPr>
+            </w:pPr>
+            <w:r>
+              <w:rPr>
+                <w:rFonts w:ascii="Arial" w:cs="Arial" w:eastAsia="Arial" w:hAnsi="Arial"/>
+                <w:rtl w:val="0"/>
+              </w:rPr>
+              <w:t xml:space="preserve">Estado del documento: </w:t>
+            </w:r>
+            <w:r>
+              <w:rPr>
+                <w:rFonts w:ascii="Arial" w:cs="Arial" w:eastAsia="Arial" w:hAnsi="Arial"/>
+                <w:rtl w:val="0"/>
+              </w:rPr>
+              <w:t xml:space="preserve">PENDIENTE_REVISION</w:t>
+            </w:r>
+            <w:r>
+              <w:rPr>
+                <w:rFonts w:ascii="Arial" w:cs="Arial" w:eastAsia="Arial" w:hAnsi="Arial"/>
+                <w:rtl w:val="0"/>
+              </w:rPr>
+              <w:t xml:space="preserve"> </w:t>
             </w:r>
           </w:p>
         </w:tc>
@@ -7660,13 +8557,16 @@
           </w:tcPr>
           <w:p>
             <w:pPr>
-              <w:rPr/>
-            </w:pPr>
-            <w:r>
-              <w:rPr>
-                <w:rtl w:val="0"/>
-              </w:rPr>
-              <w:t xml:space="preserve">10</w:t>
+              <w:rPr>
+                <w:rFonts w:ascii="Arial" w:cs="Arial" w:eastAsia="Arial" w:hAnsi="Arial"/>
+              </w:rPr>
+            </w:pPr>
+            <w:r>
+              <w:rPr>
+                <w:rFonts w:ascii="Arial" w:cs="Arial" w:eastAsia="Arial" w:hAnsi="Arial"/>
+                <w:rtl w:val="0"/>
+              </w:rPr>
+              <w:t xml:space="preserve">8</w:t>
             </w:r>
           </w:p>
         </w:tc>
@@ -7680,13 +8580,16 @@
           </w:tcPr>
           <w:p>
             <w:pPr>
-              <w:rPr/>
-            </w:pPr>
-            <w:r>
-              <w:rPr>
-                <w:rtl w:val="0"/>
-              </w:rPr>
-              <w:t xml:space="preserve">Almacena los datos validados y marca el documento como Confirmado.</w:t>
+              <w:rPr>
+                <w:rFonts w:ascii="Arial" w:cs="Arial" w:eastAsia="Arial" w:hAnsi="Arial"/>
+              </w:rPr>
+            </w:pPr>
+            <w:r>
+              <w:rPr>
+                <w:rFonts w:ascii="Arial" w:cs="Arial" w:eastAsia="Arial" w:hAnsi="Arial"/>
+                <w:rtl w:val="0"/>
+              </w:rPr>
+              <w:t xml:space="preserve">Muestra el PDF y los datos extraídos para revisión.</w:t>
             </w:r>
           </w:p>
         </w:tc>
@@ -7698,25 +8601,96 @@
         </w:trPr>
         <w:tc>
           <w:tcPr>
-            <w:gridSpan w:val="5"/>
-            <w:shd w:fill="bfbfbf" w:val="clear"/>
-            <w:vAlign w:val="center"/>
-          </w:tcPr>
-          <w:p>
-            <w:pPr>
-              <w:jc w:val="center"/>
-              <w:rPr>
-                <w:b w:val="1"/>
-                <w:bCs w:val="1"/>
-              </w:rPr>
-            </w:pPr>
-            <w:r>
-              <w:rPr>
-                <w:b w:val="1"/>
-                <w:bCs w:val="1"/>
-                <w:rtl w:val="0"/>
-              </w:rPr>
-              <w:t xml:space="preserve">Cursos Alternativos</w:t>
+            <w:tcBorders>
+              <w:bottom w:color="a6a6a6" w:space="0" w:sz="4" w:val="single"/>
+            </w:tcBorders>
+            <w:shd w:fill="auto" w:val="clear"/>
+            <w:vAlign w:val="center"/>
+          </w:tcPr>
+          <w:p>
+            <w:pPr>
+              <w:rPr>
+                <w:rFonts w:ascii="Arial" w:cs="Arial" w:eastAsia="Arial" w:hAnsi="Arial"/>
+              </w:rPr>
+            </w:pPr>
+            <w:r>
+              <w:rPr>
+                <w:rFonts w:ascii="Arial" w:cs="Arial" w:eastAsia="Arial" w:hAnsi="Arial"/>
+                <w:rtl w:val="0"/>
+              </w:rPr>
+              <w:t xml:space="preserve">9</w:t>
+            </w:r>
+          </w:p>
+        </w:tc>
+        <w:tc>
+          <w:tcPr>
+            <w:gridSpan w:val="2"/>
+            <w:tcBorders>
+              <w:bottom w:color="a6a6a6" w:space="0" w:sz="4" w:val="single"/>
+            </w:tcBorders>
+            <w:shd w:fill="auto" w:val="clear"/>
+            <w:vAlign w:val="center"/>
+          </w:tcPr>
+          <w:p>
+            <w:pPr>
+              <w:rPr>
+                <w:rFonts w:ascii="Arial" w:cs="Arial" w:eastAsia="Arial" w:hAnsi="Arial"/>
+              </w:rPr>
+            </w:pPr>
+            <w:r>
+              <w:rPr>
+                <w:rFonts w:ascii="Arial" w:cs="Arial" w:eastAsia="Arial" w:hAnsi="Arial"/>
+                <w:rtl w:val="0"/>
+              </w:rPr>
+              <w:t xml:space="preserve">Confirma el documento.</w:t>
+              <w:br w:type="textWrapping"/>
+              <w:t xml:space="preserve">Estado del documento: CONFIRMADO</w:t>
+            </w:r>
+          </w:p>
+        </w:tc>
+        <w:tc>
+          <w:tcPr>
+            <w:tcBorders>
+              <w:bottom w:color="a6a6a6" w:space="0" w:sz="4" w:val="single"/>
+            </w:tcBorders>
+            <w:shd w:fill="auto" w:val="clear"/>
+            <w:vAlign w:val="center"/>
+          </w:tcPr>
+          <w:p>
+            <w:pPr>
+              <w:rPr>
+                <w:rFonts w:ascii="Arial" w:cs="Arial" w:eastAsia="Arial" w:hAnsi="Arial"/>
+              </w:rPr>
+            </w:pPr>
+            <w:r>
+              <w:rPr>
+                <w:rFonts w:ascii="Arial" w:cs="Arial" w:eastAsia="Arial" w:hAnsi="Arial"/>
+                <w:rtl w:val="0"/>
+              </w:rPr>
+              <w:t xml:space="preserve">10</w:t>
+            </w:r>
+          </w:p>
+        </w:tc>
+        <w:tc>
+          <w:tcPr>
+            <w:tcBorders>
+              <w:bottom w:color="a6a6a6" w:space="0" w:sz="4" w:val="single"/>
+            </w:tcBorders>
+            <w:shd w:fill="auto" w:val="clear"/>
+            <w:vAlign w:val="center"/>
+          </w:tcPr>
+          <w:p>
+            <w:pPr>
+              <w:rPr>
+                <w:rFonts w:ascii="Arial" w:cs="Arial" w:eastAsia="Arial" w:hAnsi="Arial"/>
+              </w:rPr>
+            </w:pPr>
+            <w:r>
+              <w:rPr>
+                <w:rFonts w:ascii="Arial" w:cs="Arial" w:eastAsia="Arial" w:hAnsi="Arial"/>
+                <w:rtl w:val="0"/>
+              </w:rPr>
+              <w:t xml:space="preserve">Almacena los datos validados.</w:t>
             </w:r>
           </w:p>
         </w:tc>
@@ -7728,6 +8702,7 @@
         </w:trPr>
         <w:tc>
           <w:tcPr>
+            <w:gridSpan w:val="5"/>
             <w:shd w:fill="bfbfbf" w:val="clear"/>
             <w:vAlign w:val="center"/>
           </w:tcPr>
@@ -7735,87 +8710,19 @@
             <w:pPr>
               <w:jc w:val="center"/>
               <w:rPr>
-                <w:b w:val="1"/>
-                <w:bCs w:val="1"/>
-              </w:rPr>
-            </w:pPr>
-            <w:r>
-              <w:rPr>
-                <w:b w:val="1"/>
-                <w:bCs w:val="1"/>
-                <w:rtl w:val="0"/>
-              </w:rPr>
-              <w:t xml:space="preserve">Paso</w:t>
-            </w:r>
-          </w:p>
-        </w:tc>
-        <w:tc>
-          <w:tcPr>
-            <w:gridSpan w:val="2"/>
-            <w:shd w:fill="bfbfbf" w:val="clear"/>
-            <w:vAlign w:val="center"/>
-          </w:tcPr>
-          <w:p>
-            <w:pPr>
-              <w:jc w:val="center"/>
-              <w:rPr>
-                <w:b w:val="1"/>
-                <w:bCs w:val="1"/>
-              </w:rPr>
-            </w:pPr>
-            <w:r>
-              <w:rPr>
-                <w:b w:val="1"/>
-                <w:bCs w:val="1"/>
-                <w:rtl w:val="0"/>
-              </w:rPr>
-              <w:t xml:space="preserve">Actor</w:t>
-            </w:r>
-          </w:p>
-        </w:tc>
-        <w:tc>
-          <w:tcPr>
-            <w:shd w:fill="bfbfbf" w:val="clear"/>
-            <w:vAlign w:val="center"/>
-          </w:tcPr>
-          <w:p>
-            <w:pPr>
-              <w:jc w:val="center"/>
-              <w:rPr>
-                <w:b w:val="1"/>
-                <w:bCs w:val="1"/>
-              </w:rPr>
-            </w:pPr>
-            <w:r>
-              <w:rPr>
-                <w:b w:val="1"/>
-                <w:bCs w:val="1"/>
-                <w:rtl w:val="0"/>
-              </w:rPr>
-              <w:t xml:space="preserve">Paso</w:t>
-            </w:r>
-          </w:p>
-        </w:tc>
-        <w:tc>
-          <w:tcPr>
-            <w:shd w:fill="bfbfbf" w:val="clear"/>
-            <w:vAlign w:val="center"/>
-          </w:tcPr>
-          <w:p>
-            <w:pPr>
-              <w:jc w:val="center"/>
-              <w:rPr>
-                <w:b w:val="1"/>
-                <w:bCs w:val="1"/>
-              </w:rPr>
-            </w:pPr>
-            <w:r>
-              <w:rPr>
-                <w:b w:val="1"/>
-                <w:bCs w:val="1"/>
-                <w:rtl w:val="0"/>
-              </w:rPr>
-              <w:t xml:space="preserve">Respuesta del Sistema</w:t>
+                <w:rFonts w:ascii="Arial" w:cs="Arial" w:eastAsia="Arial" w:hAnsi="Arial"/>
+                <w:b w:val="1"/>
+                <w:bCs w:val="1"/>
+              </w:rPr>
+            </w:pPr>
+            <w:r>
+              <w:rPr>
+                <w:rFonts w:ascii="Arial" w:cs="Arial" w:eastAsia="Arial" w:hAnsi="Arial"/>
+                <w:b w:val="1"/>
+                <w:bCs w:val="1"/>
+                <w:rtl w:val="0"/>
+              </w:rPr>
+              <w:t xml:space="preserve">Cursos Alternativos</w:t>
             </w:r>
           </w:p>
         </w:tc>
@@ -7827,65 +8734,102 @@
         </w:trPr>
         <w:tc>
           <w:tcPr>
-            <w:shd w:fill="auto" w:val="clear"/>
-            <w:vAlign w:val="center"/>
-          </w:tcPr>
-          <w:p>
-            <w:pPr>
-              <w:rPr/>
-            </w:pPr>
-            <w:r>
-              <w:rPr>
-                <w:rtl w:val="0"/>
-              </w:rPr>
+            <w:shd w:fill="bfbfbf" w:val="clear"/>
+            <w:vAlign w:val="center"/>
+          </w:tcPr>
+          <w:p>
+            <w:pPr>
+              <w:jc w:val="center"/>
+              <w:rPr>
+                <w:rFonts w:ascii="Arial" w:cs="Arial" w:eastAsia="Arial" w:hAnsi="Arial"/>
+                <w:b w:val="1"/>
+                <w:bCs w:val="1"/>
+              </w:rPr>
+            </w:pPr>
+            <w:r>
+              <w:rPr>
+                <w:rFonts w:ascii="Arial" w:cs="Arial" w:eastAsia="Arial" w:hAnsi="Arial"/>
+                <w:b w:val="1"/>
+                <w:bCs w:val="1"/>
+                <w:rtl w:val="0"/>
+              </w:rPr>
+              <w:t xml:space="preserve">Paso</w:t>
             </w:r>
           </w:p>
         </w:tc>
         <w:tc>
           <w:tcPr>
             <w:gridSpan w:val="2"/>
-            <w:shd w:fill="auto" w:val="clear"/>
-          </w:tcPr>
-          <w:p>
-            <w:pPr>
-              <w:rPr/>
-            </w:pPr>
-            <w:r>
-              <w:rPr>
-                <w:rtl w:val="0"/>
-              </w:rPr>
-            </w:r>
-          </w:p>
-        </w:tc>
-        <w:tc>
-          <w:tcPr>
-            <w:shd w:fill="auto" w:val="clear"/>
-          </w:tcPr>
-          <w:p>
-            <w:pPr>
-              <w:rPr/>
-            </w:pPr>
-            <w:r>
-              <w:rPr>
-                <w:rtl w:val="0"/>
-              </w:rPr>
-              <w:t xml:space="preserve">3.A</w:t>
-            </w:r>
-          </w:p>
-        </w:tc>
-        <w:tc>
-          <w:tcPr>
-            <w:shd w:fill="auto" w:val="clear"/>
-          </w:tcPr>
-          <w:p>
-            <w:pPr>
-              <w:rPr/>
-            </w:pPr>
-            <w:r>
-              <w:rPr>
-                <w:rtl w:val="0"/>
-              </w:rPr>
-              <w:t xml:space="preserve">Si el PDF no contiene texto procesable, marca el documento con estado Error e informa al usuario.</w:t>
+            <w:shd w:fill="bfbfbf" w:val="clear"/>
+            <w:vAlign w:val="center"/>
+          </w:tcPr>
+          <w:p>
+            <w:pPr>
+              <w:jc w:val="center"/>
+              <w:rPr>
+                <w:rFonts w:ascii="Arial" w:cs="Arial" w:eastAsia="Arial" w:hAnsi="Arial"/>
+                <w:b w:val="1"/>
+                <w:bCs w:val="1"/>
+              </w:rPr>
+            </w:pPr>
+            <w:r>
+              <w:rPr>
+                <w:rFonts w:ascii="Arial" w:cs="Arial" w:eastAsia="Arial" w:hAnsi="Arial"/>
+                <w:b w:val="1"/>
+                <w:bCs w:val="1"/>
+                <w:rtl w:val="0"/>
+              </w:rPr>
+              <w:t xml:space="preserve">Actor</w:t>
+            </w:r>
+          </w:p>
+        </w:tc>
+        <w:tc>
+          <w:tcPr>
+            <w:shd w:fill="bfbfbf" w:val="clear"/>
+            <w:vAlign w:val="center"/>
+          </w:tcPr>
+          <w:p>
+            <w:pPr>
+              <w:jc w:val="center"/>
+              <w:rPr>
+                <w:rFonts w:ascii="Arial" w:cs="Arial" w:eastAsia="Arial" w:hAnsi="Arial"/>
+                <w:b w:val="1"/>
+                <w:bCs w:val="1"/>
+              </w:rPr>
+            </w:pPr>
+            <w:r>
+              <w:rPr>
+                <w:rFonts w:ascii="Arial" w:cs="Arial" w:eastAsia="Arial" w:hAnsi="Arial"/>
+                <w:b w:val="1"/>
+                <w:bCs w:val="1"/>
+                <w:rtl w:val="0"/>
+              </w:rPr>
+              <w:t xml:space="preserve">Paso</w:t>
+            </w:r>
+          </w:p>
+        </w:tc>
+        <w:tc>
+          <w:tcPr>
+            <w:shd w:fill="bfbfbf" w:val="clear"/>
+            <w:vAlign w:val="center"/>
+          </w:tcPr>
+          <w:p>
+            <w:pPr>
+              <w:jc w:val="center"/>
+              <w:rPr>
+                <w:rFonts w:ascii="Arial" w:cs="Arial" w:eastAsia="Arial" w:hAnsi="Arial"/>
+                <w:b w:val="1"/>
+                <w:bCs w:val="1"/>
+              </w:rPr>
+            </w:pPr>
+            <w:r>
+              <w:rPr>
+                <w:rFonts w:ascii="Arial" w:cs="Arial" w:eastAsia="Arial" w:hAnsi="Arial"/>
+                <w:b w:val="1"/>
+                <w:bCs w:val="1"/>
+                <w:rtl w:val="0"/>
+              </w:rPr>
+              <w:t xml:space="preserve">Respuesta del Sistema</w:t>
             </w:r>
           </w:p>
         </w:tc>
@@ -7902,7 +8846,9 @@
           </w:tcPr>
           <w:p>
             <w:pPr>
-              <w:rPr/>
+              <w:rPr>
+                <w:rFonts w:ascii="Arial" w:cs="Arial" w:eastAsia="Arial" w:hAnsi="Arial"/>
+              </w:rPr>
             </w:pPr>
             <w:r>
               <w:rPr>
@@ -7918,44 +8864,52 @@
           </w:tcPr>
           <w:p>
             <w:pPr>
-              <w:rPr/>
-            </w:pPr>
-            <w:r>
-              <w:rPr>
-                <w:rtl w:val="0"/>
-              </w:rPr>
-            </w:r>
-          </w:p>
-        </w:tc>
-        <w:tc>
-          <w:tcPr>
-            <w:shd w:fill="auto" w:val="clear"/>
-          </w:tcPr>
-          <w:p>
-            <w:pPr>
-              <w:rPr/>
-            </w:pPr>
-            <w:r>
-              <w:rPr>
-                <w:rtl w:val="0"/>
-              </w:rPr>
-              <w:t xml:space="preserve">4.A</w:t>
-            </w:r>
-          </w:p>
-        </w:tc>
-        <w:tc>
-          <w:tcPr>
-            <w:shd w:fill="auto" w:val="clear"/>
-          </w:tcPr>
-          <w:p>
-            <w:pPr>
-              <w:rPr/>
-            </w:pPr>
-            <w:r>
-              <w:rPr>
-                <w:rtl w:val="0"/>
-              </w:rPr>
-              <w:t xml:space="preserve">Si falla la comunicación con la IA, registra el error y continúa con los demás documentos del lote.</w:t>
+              <w:rPr>
+                <w:rFonts w:ascii="Arial" w:cs="Arial" w:eastAsia="Arial" w:hAnsi="Arial"/>
+              </w:rPr>
+            </w:pPr>
+            <w:r>
+              <w:rPr>
+                <w:rtl w:val="0"/>
+              </w:rPr>
+            </w:r>
+          </w:p>
+        </w:tc>
+        <w:tc>
+          <w:tcPr>
+            <w:shd w:fill="auto" w:val="clear"/>
+          </w:tcPr>
+          <w:p>
+            <w:pPr>
+              <w:rPr>
+                <w:rFonts w:ascii="Arial" w:cs="Arial" w:eastAsia="Arial" w:hAnsi="Arial"/>
+              </w:rPr>
+            </w:pPr>
+            <w:r>
+              <w:rPr>
+                <w:rFonts w:ascii="Arial" w:cs="Arial" w:eastAsia="Arial" w:hAnsi="Arial"/>
+                <w:rtl w:val="0"/>
+              </w:rPr>
+              <w:t xml:space="preserve">3.A</w:t>
+            </w:r>
+          </w:p>
+        </w:tc>
+        <w:tc>
+          <w:tcPr>
+            <w:shd w:fill="auto" w:val="clear"/>
+          </w:tcPr>
+          <w:p>
+            <w:pPr>
+              <w:rPr>
+                <w:rFonts w:ascii="Arial" w:cs="Arial" w:eastAsia="Arial" w:hAnsi="Arial"/>
+              </w:rPr>
+            </w:pPr>
+            <w:r>
+              <w:rPr>
+                <w:rFonts w:ascii="Arial" w:cs="Arial" w:eastAsia="Arial" w:hAnsi="Arial"/>
+                <w:rtl w:val="0"/>
+              </w:rPr>
+              <w:t xml:space="preserve">Si el PDF no contiene texto procesable, marca el documento con estado ERROR e informa al usuario.</w:t>
             </w:r>
           </w:p>
         </w:tc>
@@ -7972,13 +8926,14 @@
           </w:tcPr>
           <w:p>
             <w:pPr>
-              <w:rPr/>
-            </w:pPr>
-            <w:r>
-              <w:rPr>
-                <w:rtl w:val="0"/>
-              </w:rPr>
-              <w:t xml:space="preserve">7.A</w:t>
+              <w:rPr>
+                <w:rFonts w:ascii="Arial" w:cs="Arial" w:eastAsia="Arial" w:hAnsi="Arial"/>
+              </w:rPr>
+            </w:pPr>
+            <w:r>
+              <w:rPr>
+                <w:rtl w:val="0"/>
+              </w:rPr>
             </w:r>
           </w:p>
         </w:tc>
@@ -7989,45 +8944,52 @@
           </w:tcPr>
           <w:p>
             <w:pPr>
-              <w:rPr/>
-            </w:pPr>
-            <w:r>
-              <w:rPr>
-                <w:rtl w:val="0"/>
-              </w:rPr>
-              <w:t xml:space="preserve">El usuario detecta información incorrecta.</w:t>
-            </w:r>
-          </w:p>
-        </w:tc>
-        <w:tc>
-          <w:tcPr>
-            <w:shd w:fill="auto" w:val="clear"/>
-          </w:tcPr>
-          <w:p>
-            <w:pPr>
-              <w:rPr/>
-            </w:pPr>
-            <w:r>
-              <w:rPr>
-                <w:rtl w:val="0"/>
-              </w:rPr>
-              <w:t xml:space="preserve">8.A</w:t>
-            </w:r>
-          </w:p>
-        </w:tc>
-        <w:tc>
-          <w:tcPr>
-            <w:shd w:fill="auto" w:val="clear"/>
-          </w:tcPr>
-          <w:p>
-            <w:pPr>
-              <w:rPr/>
-            </w:pPr>
-            <w:r>
-              <w:rPr>
-                <w:rtl w:val="0"/>
-              </w:rPr>
-              <w:t xml:space="preserve">Permite corregir manualmente los campos antes de confirmar.</w:t>
+              <w:rPr>
+                <w:rFonts w:ascii="Arial" w:cs="Arial" w:eastAsia="Arial" w:hAnsi="Arial"/>
+              </w:rPr>
+            </w:pPr>
+            <w:r>
+              <w:rPr>
+                <w:rtl w:val="0"/>
+              </w:rPr>
+            </w:r>
+          </w:p>
+        </w:tc>
+        <w:tc>
+          <w:tcPr>
+            <w:shd w:fill="auto" w:val="clear"/>
+          </w:tcPr>
+          <w:p>
+            <w:pPr>
+              <w:rPr>
+                <w:rFonts w:ascii="Arial" w:cs="Arial" w:eastAsia="Arial" w:hAnsi="Arial"/>
+              </w:rPr>
+            </w:pPr>
+            <w:r>
+              <w:rPr>
+                <w:rFonts w:ascii="Arial" w:cs="Arial" w:eastAsia="Arial" w:hAnsi="Arial"/>
+                <w:rtl w:val="0"/>
+              </w:rPr>
+              <w:t xml:space="preserve">4.A</w:t>
+            </w:r>
+          </w:p>
+        </w:tc>
+        <w:tc>
+          <w:tcPr>
+            <w:shd w:fill="auto" w:val="clear"/>
+          </w:tcPr>
+          <w:p>
+            <w:pPr>
+              <w:rPr>
+                <w:rFonts w:ascii="Arial" w:cs="Arial" w:eastAsia="Arial" w:hAnsi="Arial"/>
+              </w:rPr>
+            </w:pPr>
+            <w:r>
+              <w:rPr>
+                <w:rFonts w:ascii="Arial" w:cs="Arial" w:eastAsia="Arial" w:hAnsi="Arial"/>
+                <w:rtl w:val="0"/>
+              </w:rPr>
+              <w:t xml:space="preserve">Si falla la comunicación con la IA, registra el error y continúa con los demás documentos del lote.</w:t>
             </w:r>
           </w:p>
         </w:tc>
@@ -8044,10 +9006,97 @@
           </w:tcPr>
           <w:p>
             <w:pPr>
-              <w:rPr/>
-            </w:pPr>
-            <w:r>
-              <w:rPr>
+              <w:rPr>
+                <w:rFonts w:ascii="Arial" w:cs="Arial" w:eastAsia="Arial" w:hAnsi="Arial"/>
+              </w:rPr>
+            </w:pPr>
+            <w:r>
+              <w:rPr>
+                <w:rFonts w:ascii="Arial" w:cs="Arial" w:eastAsia="Arial" w:hAnsi="Arial"/>
+                <w:rtl w:val="0"/>
+              </w:rPr>
+              <w:t xml:space="preserve">7.A</w:t>
+            </w:r>
+          </w:p>
+        </w:tc>
+        <w:tc>
+          <w:tcPr>
+            <w:gridSpan w:val="2"/>
+            <w:shd w:fill="auto" w:val="clear"/>
+          </w:tcPr>
+          <w:p>
+            <w:pPr>
+              <w:rPr>
+                <w:rFonts w:ascii="Arial" w:cs="Arial" w:eastAsia="Arial" w:hAnsi="Arial"/>
+              </w:rPr>
+            </w:pPr>
+            <w:r>
+              <w:rPr>
+                <w:rFonts w:ascii="Arial" w:cs="Arial" w:eastAsia="Arial" w:hAnsi="Arial"/>
+                <w:rtl w:val="0"/>
+              </w:rPr>
+              <w:t xml:space="preserve">El usuario detecta información incorrecta.</w:t>
+            </w:r>
+          </w:p>
+        </w:tc>
+        <w:tc>
+          <w:tcPr>
+            <w:shd w:fill="auto" w:val="clear"/>
+          </w:tcPr>
+          <w:p>
+            <w:pPr>
+              <w:rPr>
+                <w:rFonts w:ascii="Arial" w:cs="Arial" w:eastAsia="Arial" w:hAnsi="Arial"/>
+              </w:rPr>
+            </w:pPr>
+            <w:r>
+              <w:rPr>
+                <w:rFonts w:ascii="Arial" w:cs="Arial" w:eastAsia="Arial" w:hAnsi="Arial"/>
+                <w:rtl w:val="0"/>
+              </w:rPr>
+              <w:t xml:space="preserve">8.A</w:t>
+            </w:r>
+          </w:p>
+        </w:tc>
+        <w:tc>
+          <w:tcPr>
+            <w:shd w:fill="auto" w:val="clear"/>
+          </w:tcPr>
+          <w:p>
+            <w:pPr>
+              <w:rPr>
+                <w:rFonts w:ascii="Arial" w:cs="Arial" w:eastAsia="Arial" w:hAnsi="Arial"/>
+              </w:rPr>
+            </w:pPr>
+            <w:r>
+              <w:rPr>
+                <w:rFonts w:ascii="Arial" w:cs="Arial" w:eastAsia="Arial" w:hAnsi="Arial"/>
+                <w:rtl w:val="0"/>
+              </w:rPr>
+              <w:t xml:space="preserve">Permite corregir manualmente los campos antes de confirmar.</w:t>
+            </w:r>
+          </w:p>
+        </w:tc>
+      </w:tr>
+      <w:tr>
+        <w:trPr>
+          <w:cantSplit w:val="0"/>
+          <w:tblHeader w:val="0"/>
+        </w:trPr>
+        <w:tc>
+          <w:tcPr>
+            <w:shd w:fill="auto" w:val="clear"/>
+            <w:vAlign w:val="center"/>
+          </w:tcPr>
+          <w:p>
+            <w:pPr>
+              <w:rPr>
+                <w:rFonts w:ascii="Arial" w:cs="Arial" w:eastAsia="Arial" w:hAnsi="Arial"/>
+              </w:rPr>
+            </w:pPr>
+            <w:r>
+              <w:rPr>
+                <w:rFonts w:ascii="Arial" w:cs="Arial" w:eastAsia="Arial" w:hAnsi="Arial"/>
                 <w:rtl w:val="0"/>
               </w:rPr>
               <w:t xml:space="preserve">9.A</w:t>
@@ -8061,10 +9110,13 @@
           </w:tcPr>
           <w:p>
             <w:pPr>
-              <w:rPr/>
-            </w:pPr>
-            <w:r>
-              <w:rPr>
+              <w:rPr>
+                <w:rFonts w:ascii="Arial" w:cs="Arial" w:eastAsia="Arial" w:hAnsi="Arial"/>
+              </w:rPr>
+            </w:pPr>
+            <w:r>
+              <w:rPr>
+                <w:rFonts w:ascii="Arial" w:cs="Arial" w:eastAsia="Arial" w:hAnsi="Arial"/>
                 <w:rtl w:val="0"/>
               </w:rPr>
               <w:t xml:space="preserve">El usuario no confirma el documento.</w:t>
@@ -8077,10 +9129,13 @@
           </w:tcPr>
           <w:p>
             <w:pPr>
-              <w:rPr/>
-            </w:pPr>
-            <w:r>
-              <w:rPr>
+              <w:rPr>
+                <w:rFonts w:ascii="Arial" w:cs="Arial" w:eastAsia="Arial" w:hAnsi="Arial"/>
+              </w:rPr>
+            </w:pPr>
+            <w:r>
+              <w:rPr>
+                <w:rFonts w:ascii="Arial" w:cs="Arial" w:eastAsia="Arial" w:hAnsi="Arial"/>
                 <w:rtl w:val="0"/>
               </w:rPr>
               <w:t xml:space="preserve">10.A</w:t>
@@ -8093,18 +9148,65 @@
           </w:tcPr>
           <w:p>
             <w:pPr>
-              <w:rPr/>
-            </w:pPr>
-            <w:r>
-              <w:rPr>
-                <w:rtl w:val="0"/>
-              </w:rPr>
-              <w:t xml:space="preserve">Mantiene el documento pendiente de aprobación.</w:t>
+              <w:rPr>
+                <w:rFonts w:ascii="Arial" w:cs="Arial" w:eastAsia="Arial" w:hAnsi="Arial"/>
+              </w:rPr>
+            </w:pPr>
+            <w:r>
+              <w:rPr>
+                <w:rFonts w:ascii="Arial" w:cs="Arial" w:eastAsia="Arial" w:hAnsi="Arial"/>
+                <w:rtl w:val="0"/>
+              </w:rPr>
+              <w:t xml:space="preserve">Mantiene el documento en estado: </w:t>
+            </w:r>
+            <w:r>
+              <w:rPr>
+                <w:rFonts w:ascii="Arial" w:cs="Arial" w:eastAsia="Arial" w:hAnsi="Arial"/>
+                <w:rtl w:val="0"/>
+              </w:rPr>
+              <w:t xml:space="preserve">PENDIENTE_REVISION</w:t>
+            </w:r>
+            <w:r>
+              <w:rPr>
+                <w:rtl w:val="0"/>
+              </w:rPr>
             </w:r>
           </w:p>
         </w:tc>
       </w:tr>
     </w:tbl>
+    <w:p>
+      <w:pPr>
+        <w:rPr>
+          <w:rFonts w:ascii="Arial" w:cs="Arial" w:eastAsia="Arial" w:hAnsi="Arial"/>
+          <w:b w:val="1"/>
+          <w:bCs w:val="1"/>
+          <w:sz w:val="26"/>
+          <w:szCs w:val="26"/>
+        </w:rPr>
+      </w:pPr>
+      <w:r>
+        <w:rPr>
+          <w:rtl w:val="0"/>
+        </w:rPr>
+      </w:r>
+    </w:p>
+    <w:p>
+      <w:pPr>
+        <w:rPr>
+          <w:rFonts w:ascii="Arial" w:cs="Arial" w:eastAsia="Arial" w:hAnsi="Arial"/>
+          <w:b w:val="1"/>
+          <w:bCs w:val="1"/>
+          <w:sz w:val="26"/>
+          <w:szCs w:val="26"/>
+        </w:rPr>
+      </w:pPr>
+      <w:r>
+        <w:rPr>
+          <w:rtl w:val="0"/>
+        </w:rPr>
+      </w:r>
+    </w:p>
     <w:p>
       <w:pPr>
         <w:rPr>
@@ -8135,7 +9237,29 @@
           <w:szCs w:val="26"/>
           <w:rtl w:val="0"/>
         </w:rPr>
-        <w:t xml:space="preserve">CU005</w:t>
+        <w:t xml:space="preserve">CU</w:t>
+      </w:r>
+      <w:r>
+        <w:rPr>
+          <w:rFonts w:ascii="Arial" w:cs="Arial" w:eastAsia="Arial" w:hAnsi="Arial"/>
+          <w:b w:val="1"/>
+          <w:bCs w:val="1"/>
+          <w:sz w:val="26"/>
+          <w:szCs w:val="26"/>
+          <w:rtl w:val="0"/>
+        </w:rPr>
+        <w:t xml:space="preserve">-DET-</w:t>
+      </w:r>
+      <w:r>
+        <w:rPr>
+          <w:rFonts w:ascii="Arial" w:cs="Arial" w:eastAsia="Arial" w:hAnsi="Arial"/>
+          <w:b w:val="1"/>
+          <w:bCs w:val="1"/>
+          <w:sz w:val="26"/>
+          <w:szCs w:val="26"/>
+          <w:rtl w:val="0"/>
+        </w:rPr>
+        <w:t xml:space="preserve">005</w:t>
       </w:r>
       <w:r>
         <w:rPr>
@@ -8196,12 +9320,14 @@
             <w:pPr>
               <w:jc w:val="center"/>
               <w:rPr>
-                <w:b w:val="1"/>
-                <w:bCs w:val="1"/>
-              </w:rPr>
-            </w:pPr>
-            <w:r>
-              <w:rPr>
+                <w:rFonts w:ascii="Arial" w:cs="Arial" w:eastAsia="Arial" w:hAnsi="Arial"/>
+                <w:b w:val="1"/>
+                <w:bCs w:val="1"/>
+              </w:rPr>
+            </w:pPr>
+            <w:r>
+              <w:rPr>
+                <w:rFonts w:ascii="Arial" w:cs="Arial" w:eastAsia="Arial" w:hAnsi="Arial"/>
                 <w:b w:val="1"/>
                 <w:bCs w:val="1"/>
                 <w:rtl w:val="0"/>
@@ -8217,10 +9343,13 @@
           </w:tcPr>
           <w:p>
             <w:pPr>
-              <w:rPr/>
-            </w:pPr>
-            <w:r>
-              <w:rPr>
+              <w:rPr>
+                <w:rFonts w:ascii="Arial" w:cs="Arial" w:eastAsia="Arial" w:hAnsi="Arial"/>
+              </w:rPr>
+            </w:pPr>
+            <w:r>
+              <w:rPr>
+                <w:rFonts w:ascii="Arial" w:cs="Arial" w:eastAsia="Arial" w:hAnsi="Arial"/>
                 <w:rtl w:val="0"/>
               </w:rPr>
               <w:t xml:space="preserve">Usuario</w:t>
@@ -8246,12 +9375,14 @@
             <w:pPr>
               <w:jc w:val="center"/>
               <w:rPr>
-                <w:b w:val="1"/>
-                <w:bCs w:val="1"/>
-              </w:rPr>
-            </w:pPr>
-            <w:r>
-              <w:rPr>
+                <w:rFonts w:ascii="Arial" w:cs="Arial" w:eastAsia="Arial" w:hAnsi="Arial"/>
+                <w:b w:val="1"/>
+                <w:bCs w:val="1"/>
+              </w:rPr>
+            </w:pPr>
+            <w:r>
+              <w:rPr>
+                <w:rFonts w:ascii="Arial" w:cs="Arial" w:eastAsia="Arial" w:hAnsi="Arial"/>
                 <w:b w:val="1"/>
                 <w:bCs w:val="1"/>
                 <w:rtl w:val="0"/>
@@ -8267,10 +9398,13 @@
           </w:tcPr>
           <w:p>
             <w:pPr>
-              <w:rPr/>
-            </w:pPr>
-            <w:r>
-              <w:rPr>
+              <w:rPr>
+                <w:rFonts w:ascii="Arial" w:cs="Arial" w:eastAsia="Arial" w:hAnsi="Arial"/>
+              </w:rPr>
+            </w:pPr>
+            <w:r>
+              <w:rPr>
+                <w:rFonts w:ascii="Arial" w:cs="Arial" w:eastAsia="Arial" w:hAnsi="Arial"/>
                 <w:rtl w:val="0"/>
               </w:rPr>
               <w:t xml:space="preserve">Permitir al usuario consultar y administrar documentos previamente registrados en sus notebooks.</w:t>
@@ -8296,12 +9430,14 @@
             <w:pPr>
               <w:jc w:val="center"/>
               <w:rPr>
-                <w:b w:val="1"/>
-                <w:bCs w:val="1"/>
-              </w:rPr>
-            </w:pPr>
-            <w:r>
-              <w:rPr>
+                <w:rFonts w:ascii="Arial" w:cs="Arial" w:eastAsia="Arial" w:hAnsi="Arial"/>
+                <w:b w:val="1"/>
+                <w:bCs w:val="1"/>
+              </w:rPr>
+            </w:pPr>
+            <w:r>
+              <w:rPr>
+                <w:rFonts w:ascii="Arial" w:cs="Arial" w:eastAsia="Arial" w:hAnsi="Arial"/>
                 <w:b w:val="1"/>
                 <w:bCs w:val="1"/>
                 <w:rtl w:val="0"/>
@@ -8317,10 +9453,13 @@
           </w:tcPr>
           <w:p>
             <w:pPr>
-              <w:rPr/>
-            </w:pPr>
-            <w:r>
-              <w:rPr>
+              <w:rPr>
+                <w:rFonts w:ascii="Arial" w:cs="Arial" w:eastAsia="Arial" w:hAnsi="Arial"/>
+              </w:rPr>
+            </w:pPr>
+            <w:r>
+              <w:rPr>
+                <w:rFonts w:ascii="Arial" w:cs="Arial" w:eastAsia="Arial" w:hAnsi="Arial"/>
                 <w:rtl w:val="0"/>
               </w:rPr>
               <w:t xml:space="preserve">El usuario debe haber iniciado sesión y poseer documentos registrados en el notebook seleccionado.</w:t>
@@ -8346,12 +9485,14 @@
             <w:pPr>
               <w:jc w:val="center"/>
               <w:rPr>
-                <w:b w:val="1"/>
-                <w:bCs w:val="1"/>
-              </w:rPr>
-            </w:pPr>
-            <w:r>
-              <w:rPr>
+                <w:rFonts w:ascii="Arial" w:cs="Arial" w:eastAsia="Arial" w:hAnsi="Arial"/>
+                <w:b w:val="1"/>
+                <w:bCs w:val="1"/>
+              </w:rPr>
+            </w:pPr>
+            <w:r>
+              <w:rPr>
+                <w:rFonts w:ascii="Arial" w:cs="Arial" w:eastAsia="Arial" w:hAnsi="Arial"/>
                 <w:b w:val="1"/>
                 <w:bCs w:val="1"/>
                 <w:rtl w:val="0"/>
@@ -8367,10 +9508,13 @@
           </w:tcPr>
           <w:p>
             <w:pPr>
-              <w:rPr/>
-            </w:pPr>
-            <w:r>
-              <w:rPr>
+              <w:rPr>
+                <w:rFonts w:ascii="Arial" w:cs="Arial" w:eastAsia="Arial" w:hAnsi="Arial"/>
+              </w:rPr>
+            </w:pPr>
+            <w:r>
+              <w:rPr>
+                <w:rFonts w:ascii="Arial" w:cs="Arial" w:eastAsia="Arial" w:hAnsi="Arial"/>
                 <w:rtl w:val="0"/>
               </w:rPr>
               <w:t xml:space="preserve">La información consultada o modificada queda actualizada manteniendo el aislamiento de datos de la empresa y notebook.</w:t>
@@ -8393,12 +9537,14 @@
             <w:pPr>
               <w:jc w:val="center"/>
               <w:rPr>
-                <w:b w:val="1"/>
-                <w:bCs w:val="1"/>
-              </w:rPr>
-            </w:pPr>
-            <w:r>
-              <w:rPr>
+                <w:rFonts w:ascii="Arial" w:cs="Arial" w:eastAsia="Arial" w:hAnsi="Arial"/>
+                <w:b w:val="1"/>
+                <w:bCs w:val="1"/>
+              </w:rPr>
+            </w:pPr>
+            <w:r>
+              <w:rPr>
+                <w:rFonts w:ascii="Arial" w:cs="Arial" w:eastAsia="Arial" w:hAnsi="Arial"/>
                 <w:b w:val="1"/>
                 <w:bCs w:val="1"/>
                 <w:rtl w:val="0"/>
@@ -8422,12 +9568,14 @@
             <w:pPr>
               <w:jc w:val="center"/>
               <w:rPr>
-                <w:b w:val="1"/>
-                <w:bCs w:val="1"/>
-              </w:rPr>
-            </w:pPr>
-            <w:r>
-              <w:rPr>
+                <w:rFonts w:ascii="Arial" w:cs="Arial" w:eastAsia="Arial" w:hAnsi="Arial"/>
+                <w:b w:val="1"/>
+                <w:bCs w:val="1"/>
+              </w:rPr>
+            </w:pPr>
+            <w:r>
+              <w:rPr>
+                <w:rFonts w:ascii="Arial" w:cs="Arial" w:eastAsia="Arial" w:hAnsi="Arial"/>
                 <w:b w:val="1"/>
                 <w:bCs w:val="1"/>
                 <w:rtl w:val="0"/>
@@ -8446,12 +9594,14 @@
             <w:pPr>
               <w:jc w:val="center"/>
               <w:rPr>
-                <w:b w:val="1"/>
-                <w:bCs w:val="1"/>
-              </w:rPr>
-            </w:pPr>
-            <w:r>
-              <w:rPr>
+                <w:rFonts w:ascii="Arial" w:cs="Arial" w:eastAsia="Arial" w:hAnsi="Arial"/>
+                <w:b w:val="1"/>
+                <w:bCs w:val="1"/>
+              </w:rPr>
+            </w:pPr>
+            <w:r>
+              <w:rPr>
+                <w:rFonts w:ascii="Arial" w:cs="Arial" w:eastAsia="Arial" w:hAnsi="Arial"/>
                 <w:b w:val="1"/>
                 <w:bCs w:val="1"/>
                 <w:rtl w:val="0"/>
@@ -8469,12 +9619,14 @@
             <w:pPr>
               <w:jc w:val="center"/>
               <w:rPr>
-                <w:b w:val="1"/>
-                <w:bCs w:val="1"/>
-              </w:rPr>
-            </w:pPr>
-            <w:r>
-              <w:rPr>
+                <w:rFonts w:ascii="Arial" w:cs="Arial" w:eastAsia="Arial" w:hAnsi="Arial"/>
+                <w:b w:val="1"/>
+                <w:bCs w:val="1"/>
+              </w:rPr>
+            </w:pPr>
+            <w:r>
+              <w:rPr>
+                <w:rFonts w:ascii="Arial" w:cs="Arial" w:eastAsia="Arial" w:hAnsi="Arial"/>
                 <w:b w:val="1"/>
                 <w:bCs w:val="1"/>
                 <w:rtl w:val="0"/>
@@ -8492,12 +9644,14 @@
             <w:pPr>
               <w:jc w:val="center"/>
               <w:rPr>
-                <w:b w:val="1"/>
-                <w:bCs w:val="1"/>
-              </w:rPr>
-            </w:pPr>
-            <w:r>
-              <w:rPr>
+                <w:rFonts w:ascii="Arial" w:cs="Arial" w:eastAsia="Arial" w:hAnsi="Arial"/>
+                <w:b w:val="1"/>
+                <w:bCs w:val="1"/>
+              </w:rPr>
+            </w:pPr>
+            <w:r>
+              <w:rPr>
+                <w:rFonts w:ascii="Arial" w:cs="Arial" w:eastAsia="Arial" w:hAnsi="Arial"/>
                 <w:b w:val="1"/>
                 <w:bCs w:val="1"/>
                 <w:rtl w:val="0"/>
@@ -8519,10 +9673,13 @@
           </w:tcPr>
           <w:p>
             <w:pPr>
-              <w:rPr/>
-            </w:pPr>
-            <w:r>
-              <w:rPr>
+              <w:rPr>
+                <w:rFonts w:ascii="Arial" w:cs="Arial" w:eastAsia="Arial" w:hAnsi="Arial"/>
+              </w:rPr>
+            </w:pPr>
+            <w:r>
+              <w:rPr>
+                <w:rFonts w:ascii="Arial" w:cs="Arial" w:eastAsia="Arial" w:hAnsi="Arial"/>
                 <w:rtl w:val="0"/>
               </w:rPr>
               <w:t xml:space="preserve">1</w:t>
@@ -8536,10 +9693,13 @@
           </w:tcPr>
           <w:p>
             <w:pPr>
-              <w:rPr/>
-            </w:pPr>
-            <w:r>
-              <w:rPr>
+              <w:rPr>
+                <w:rFonts w:ascii="Arial" w:cs="Arial" w:eastAsia="Arial" w:hAnsi="Arial"/>
+              </w:rPr>
+            </w:pPr>
+            <w:r>
+              <w:rPr>
+                <w:rFonts w:ascii="Arial" w:cs="Arial" w:eastAsia="Arial" w:hAnsi="Arial"/>
                 <w:rtl w:val="0"/>
               </w:rPr>
               <w:t xml:space="preserve">Ingresa a la sección de documentos del notebook.</w:t>
@@ -8552,10 +9712,13 @@
           </w:tcPr>
           <w:p>
             <w:pPr>
-              <w:rPr/>
-            </w:pPr>
-            <w:r>
-              <w:rPr>
+              <w:rPr>
+                <w:rFonts w:ascii="Arial" w:cs="Arial" w:eastAsia="Arial" w:hAnsi="Arial"/>
+              </w:rPr>
+            </w:pPr>
+            <w:r>
+              <w:rPr>
+                <w:rFonts w:ascii="Arial" w:cs="Arial" w:eastAsia="Arial" w:hAnsi="Arial"/>
                 <w:rtl w:val="0"/>
               </w:rPr>
               <w:t xml:space="preserve">2</w:t>
@@ -8568,10 +9731,13 @@
           </w:tcPr>
           <w:p>
             <w:pPr>
-              <w:rPr/>
-            </w:pPr>
-            <w:r>
-              <w:rPr>
+              <w:rPr>
+                <w:rFonts w:ascii="Arial" w:cs="Arial" w:eastAsia="Arial" w:hAnsi="Arial"/>
+              </w:rPr>
+            </w:pPr>
+            <w:r>
+              <w:rPr>
+                <w:rFonts w:ascii="Arial" w:cs="Arial" w:eastAsia="Arial" w:hAnsi="Arial"/>
                 <w:rtl w:val="0"/>
               </w:rPr>
               <w:t xml:space="preserve">Muestra los documentos asociados al notebook y empresa del usuario.</w:t>
@@ -8594,10 +9760,13 @@
           </w:tcPr>
           <w:p>
             <w:pPr>
-              <w:rPr/>
-            </w:pPr>
-            <w:r>
-              <w:rPr>
+              <w:rPr>
+                <w:rFonts w:ascii="Arial" w:cs="Arial" w:eastAsia="Arial" w:hAnsi="Arial"/>
+              </w:rPr>
+            </w:pPr>
+            <w:r>
+              <w:rPr>
+                <w:rFonts w:ascii="Arial" w:cs="Arial" w:eastAsia="Arial" w:hAnsi="Arial"/>
                 <w:rtl w:val="0"/>
               </w:rPr>
               <w:t xml:space="preserve">3</w:t>
@@ -8615,10 +9784,13 @@
           </w:tcPr>
           <w:p>
             <w:pPr>
-              <w:rPr/>
-            </w:pPr>
-            <w:r>
-              <w:rPr>
+              <w:rPr>
+                <w:rFonts w:ascii="Arial" w:cs="Arial" w:eastAsia="Arial" w:hAnsi="Arial"/>
+              </w:rPr>
+            </w:pPr>
+            <w:r>
+              <w:rPr>
+                <w:rFonts w:ascii="Arial" w:cs="Arial" w:eastAsia="Arial" w:hAnsi="Arial"/>
                 <w:rtl w:val="0"/>
               </w:rPr>
               <w:t xml:space="preserve">Utiliza búsqueda o filtros para localizar documentos.</w:t>
@@ -8635,10 +9807,13 @@
           </w:tcPr>
           <w:p>
             <w:pPr>
-              <w:rPr/>
-            </w:pPr>
-            <w:r>
-              <w:rPr>
+              <w:rPr>
+                <w:rFonts w:ascii="Arial" w:cs="Arial" w:eastAsia="Arial" w:hAnsi="Arial"/>
+              </w:rPr>
+            </w:pPr>
+            <w:r>
+              <w:rPr>
+                <w:rFonts w:ascii="Arial" w:cs="Arial" w:eastAsia="Arial" w:hAnsi="Arial"/>
                 <w:rtl w:val="0"/>
               </w:rPr>
               <w:t xml:space="preserve">4</w:t>
@@ -8655,10 +9830,13 @@
           </w:tcPr>
           <w:p>
             <w:pPr>
-              <w:rPr/>
-            </w:pPr>
-            <w:r>
-              <w:rPr>
+              <w:rPr>
+                <w:rFonts w:ascii="Arial" w:cs="Arial" w:eastAsia="Arial" w:hAnsi="Arial"/>
+              </w:rPr>
+            </w:pPr>
+            <w:r>
+              <w:rPr>
+                <w:rFonts w:ascii="Arial" w:cs="Arial" w:eastAsia="Arial" w:hAnsi="Arial"/>
                 <w:rtl w:val="0"/>
               </w:rPr>
               <w:t xml:space="preserve">Actualiza el listado según los criterios indicados.</w:t>
@@ -8681,10 +9859,13 @@
           </w:tcPr>
           <w:p>
             <w:pPr>
-              <w:rPr/>
-            </w:pPr>
-            <w:r>
-              <w:rPr>
+              <w:rPr>
+                <w:rFonts w:ascii="Arial" w:cs="Arial" w:eastAsia="Arial" w:hAnsi="Arial"/>
+              </w:rPr>
+            </w:pPr>
+            <w:r>
+              <w:rPr>
+                <w:rFonts w:ascii="Arial" w:cs="Arial" w:eastAsia="Arial" w:hAnsi="Arial"/>
                 <w:rtl w:val="0"/>
               </w:rPr>
               <w:t xml:space="preserve">5</w:t>
@@ -8702,10 +9883,13 @@
           </w:tcPr>
           <w:p>
             <w:pPr>
-              <w:rPr/>
-            </w:pPr>
-            <w:r>
-              <w:rPr>
+              <w:rPr>
+                <w:rFonts w:ascii="Arial" w:cs="Arial" w:eastAsia="Arial" w:hAnsi="Arial"/>
+              </w:rPr>
+            </w:pPr>
+            <w:r>
+              <w:rPr>
+                <w:rFonts w:ascii="Arial" w:cs="Arial" w:eastAsia="Arial" w:hAnsi="Arial"/>
                 <w:rtl w:val="0"/>
               </w:rPr>
               <w:t xml:space="preserve">Selecciona un documento.</w:t>
@@ -8722,10 +9906,13 @@
           </w:tcPr>
           <w:p>
             <w:pPr>
-              <w:rPr/>
-            </w:pPr>
-            <w:r>
-              <w:rPr>
+              <w:rPr>
+                <w:rFonts w:ascii="Arial" w:cs="Arial" w:eastAsia="Arial" w:hAnsi="Arial"/>
+              </w:rPr>
+            </w:pPr>
+            <w:r>
+              <w:rPr>
+                <w:rFonts w:ascii="Arial" w:cs="Arial" w:eastAsia="Arial" w:hAnsi="Arial"/>
                 <w:rtl w:val="0"/>
               </w:rPr>
               <w:t xml:space="preserve">6</w:t>
@@ -8742,10 +9929,13 @@
           </w:tcPr>
           <w:p>
             <w:pPr>
-              <w:rPr/>
-            </w:pPr>
-            <w:r>
-              <w:rPr>
+              <w:rPr>
+                <w:rFonts w:ascii="Arial" w:cs="Arial" w:eastAsia="Arial" w:hAnsi="Arial"/>
+              </w:rPr>
+            </w:pPr>
+            <w:r>
+              <w:rPr>
+                <w:rFonts w:ascii="Arial" w:cs="Arial" w:eastAsia="Arial" w:hAnsi="Arial"/>
                 <w:rtl w:val="0"/>
               </w:rPr>
               <w:t xml:space="preserve">Muestra su detalle y el PDF original asociado.</w:t>
@@ -8768,10 +9958,13 @@
           </w:tcPr>
           <w:p>
             <w:pPr>
-              <w:rPr/>
-            </w:pPr>
-            <w:r>
-              <w:rPr>
+              <w:rPr>
+                <w:rFonts w:ascii="Arial" w:cs="Arial" w:eastAsia="Arial" w:hAnsi="Arial"/>
+              </w:rPr>
+            </w:pPr>
+            <w:r>
+              <w:rPr>
+                <w:rFonts w:ascii="Arial" w:cs="Arial" w:eastAsia="Arial" w:hAnsi="Arial"/>
                 <w:rtl w:val="0"/>
               </w:rPr>
               <w:t xml:space="preserve">7</w:t>
@@ -8789,10 +9982,13 @@
           </w:tcPr>
           <w:p>
             <w:pPr>
-              <w:rPr/>
-            </w:pPr>
-            <w:r>
-              <w:rPr>
+              <w:rPr>
+                <w:rFonts w:ascii="Arial" w:cs="Arial" w:eastAsia="Arial" w:hAnsi="Arial"/>
+              </w:rPr>
+            </w:pPr>
+            <w:r>
+              <w:rPr>
+                <w:rFonts w:ascii="Arial" w:cs="Arial" w:eastAsia="Arial" w:hAnsi="Arial"/>
                 <w:rtl w:val="0"/>
               </w:rPr>
               <w:t xml:space="preserve">Modifica uno o más datos del documento.</w:t>
@@ -8809,10 +10005,13 @@
           </w:tcPr>
           <w:p>
             <w:pPr>
-              <w:rPr/>
-            </w:pPr>
-            <w:r>
-              <w:rPr>
+              <w:rPr>
+                <w:rFonts w:ascii="Arial" w:cs="Arial" w:eastAsia="Arial" w:hAnsi="Arial"/>
+              </w:rPr>
+            </w:pPr>
+            <w:r>
+              <w:rPr>
+                <w:rFonts w:ascii="Arial" w:cs="Arial" w:eastAsia="Arial" w:hAnsi="Arial"/>
                 <w:rtl w:val="0"/>
               </w:rPr>
               <w:t xml:space="preserve">8</w:t>
@@ -8829,10 +10028,13 @@
           </w:tcPr>
           <w:p>
             <w:pPr>
-              <w:rPr/>
-            </w:pPr>
-            <w:r>
-              <w:rPr>
+              <w:rPr>
+                <w:rFonts w:ascii="Arial" w:cs="Arial" w:eastAsia="Arial" w:hAnsi="Arial"/>
+              </w:rPr>
+            </w:pPr>
+            <w:r>
+              <w:rPr>
+                <w:rFonts w:ascii="Arial" w:cs="Arial" w:eastAsia="Arial" w:hAnsi="Arial"/>
                 <w:rtl w:val="0"/>
               </w:rPr>
               <w:t xml:space="preserve">Valida y guarda los cambios realizados.</w:t>
@@ -8855,10 +10057,13 @@
           </w:tcPr>
           <w:p>
             <w:pPr>
-              <w:rPr/>
-            </w:pPr>
-            <w:r>
-              <w:rPr>
+              <w:rPr>
+                <w:rFonts w:ascii="Arial" w:cs="Arial" w:eastAsia="Arial" w:hAnsi="Arial"/>
+              </w:rPr>
+            </w:pPr>
+            <w:r>
+              <w:rPr>
+                <w:rFonts w:ascii="Arial" w:cs="Arial" w:eastAsia="Arial" w:hAnsi="Arial"/>
                 <w:rtl w:val="0"/>
               </w:rPr>
               <w:t xml:space="preserve">9</w:t>
@@ -8876,10 +10081,13 @@
           </w:tcPr>
           <w:p>
             <w:pPr>
-              <w:rPr/>
-            </w:pPr>
-            <w:r>
-              <w:rPr>
+              <w:rPr>
+                <w:rFonts w:ascii="Arial" w:cs="Arial" w:eastAsia="Arial" w:hAnsi="Arial"/>
+              </w:rPr>
+            </w:pPr>
+            <w:r>
+              <w:rPr>
+                <w:rFonts w:ascii="Arial" w:cs="Arial" w:eastAsia="Arial" w:hAnsi="Arial"/>
                 <w:rtl w:val="0"/>
               </w:rPr>
               <w:t xml:space="preserve">Regresa al listado.</w:t>
@@ -8896,10 +10104,13 @@
           </w:tcPr>
           <w:p>
             <w:pPr>
-              <w:rPr/>
-            </w:pPr>
-            <w:r>
-              <w:rPr>
+              <w:rPr>
+                <w:rFonts w:ascii="Arial" w:cs="Arial" w:eastAsia="Arial" w:hAnsi="Arial"/>
+              </w:rPr>
+            </w:pPr>
+            <w:r>
+              <w:rPr>
+                <w:rFonts w:ascii="Arial" w:cs="Arial" w:eastAsia="Arial" w:hAnsi="Arial"/>
                 <w:rtl w:val="0"/>
               </w:rPr>
               <w:t xml:space="preserve">10</w:t>
@@ -8916,10 +10127,13 @@
           </w:tcPr>
           <w:p>
             <w:pPr>
-              <w:rPr/>
-            </w:pPr>
-            <w:r>
-              <w:rPr>
+              <w:rPr>
+                <w:rFonts w:ascii="Arial" w:cs="Arial" w:eastAsia="Arial" w:hAnsi="Arial"/>
+              </w:rPr>
+            </w:pPr>
+            <w:r>
+              <w:rPr>
+                <w:rFonts w:ascii="Arial" w:cs="Arial" w:eastAsia="Arial" w:hAnsi="Arial"/>
                 <w:rtl w:val="0"/>
               </w:rPr>
               <w:t xml:space="preserve">Muestra la información actualizada.</w:t>
@@ -8942,7 +10156,9 @@
           </w:tcPr>
           <w:p>
             <w:pPr>
-              <w:rPr/>
+              <w:rPr>
+                <w:rFonts w:ascii="Arial" w:cs="Arial" w:eastAsia="Arial" w:hAnsi="Arial"/>
+              </w:rPr>
             </w:pPr>
             <w:r>
               <w:rPr>
@@ -8962,7 +10178,9 @@
           </w:tcPr>
           <w:p>
             <w:pPr>
-              <w:rPr/>
+              <w:rPr>
+                <w:rFonts w:ascii="Arial" w:cs="Arial" w:eastAsia="Arial" w:hAnsi="Arial"/>
+              </w:rPr>
             </w:pPr>
             <w:r>
               <w:rPr>
@@ -8981,7 +10199,9 @@
           </w:tcPr>
           <w:p>
             <w:pPr>
-              <w:rPr/>
+              <w:rPr>
+                <w:rFonts w:ascii="Arial" w:cs="Arial" w:eastAsia="Arial" w:hAnsi="Arial"/>
+              </w:rPr>
             </w:pPr>
             <w:r>
               <w:rPr>
@@ -9000,7 +10220,9 @@
           </w:tcPr>
           <w:p>
             <w:pPr>
-              <w:rPr/>
+              <w:rPr>
+                <w:rFonts w:ascii="Arial" w:cs="Arial" w:eastAsia="Arial" w:hAnsi="Arial"/>
+              </w:rPr>
             </w:pPr>
             <w:r>
               <w:rPr>
@@ -9025,12 +10247,14 @@
             <w:pPr>
               <w:jc w:val="center"/>
               <w:rPr>
-                <w:b w:val="1"/>
-                <w:bCs w:val="1"/>
-              </w:rPr>
-            </w:pPr>
-            <w:r>
-              <w:rPr>
+                <w:rFonts w:ascii="Arial" w:cs="Arial" w:eastAsia="Arial" w:hAnsi="Arial"/>
+                <w:b w:val="1"/>
+                <w:bCs w:val="1"/>
+              </w:rPr>
+            </w:pPr>
+            <w:r>
+              <w:rPr>
+                <w:rFonts w:ascii="Arial" w:cs="Arial" w:eastAsia="Arial" w:hAnsi="Arial"/>
                 <w:b w:val="1"/>
                 <w:bCs w:val="1"/>
                 <w:rtl w:val="0"/>
@@ -9054,12 +10278,14 @@
             <w:pPr>
               <w:jc w:val="center"/>
               <w:rPr>
-                <w:b w:val="1"/>
-                <w:bCs w:val="1"/>
-              </w:rPr>
-            </w:pPr>
-            <w:r>
-              <w:rPr>
+                <w:rFonts w:ascii="Arial" w:cs="Arial" w:eastAsia="Arial" w:hAnsi="Arial"/>
+                <w:b w:val="1"/>
+                <w:bCs w:val="1"/>
+              </w:rPr>
+            </w:pPr>
+            <w:r>
+              <w:rPr>
+                <w:rFonts w:ascii="Arial" w:cs="Arial" w:eastAsia="Arial" w:hAnsi="Arial"/>
                 <w:b w:val="1"/>
                 <w:bCs w:val="1"/>
                 <w:rtl w:val="0"/>
@@ -9078,12 +10304,14 @@
             <w:pPr>
               <w:jc w:val="center"/>
               <w:rPr>
-                <w:b w:val="1"/>
-                <w:bCs w:val="1"/>
-              </w:rPr>
-            </w:pPr>
-            <w:r>
-              <w:rPr>
+                <w:rFonts w:ascii="Arial" w:cs="Arial" w:eastAsia="Arial" w:hAnsi="Arial"/>
+                <w:b w:val="1"/>
+                <w:bCs w:val="1"/>
+              </w:rPr>
+            </w:pPr>
+            <w:r>
+              <w:rPr>
+                <w:rFonts w:ascii="Arial" w:cs="Arial" w:eastAsia="Arial" w:hAnsi="Arial"/>
                 <w:b w:val="1"/>
                 <w:bCs w:val="1"/>
                 <w:rtl w:val="0"/>
@@ -9101,12 +10329,14 @@
             <w:pPr>
               <w:jc w:val="center"/>
               <w:rPr>
-                <w:b w:val="1"/>
-                <w:bCs w:val="1"/>
-              </w:rPr>
-            </w:pPr>
-            <w:r>
-              <w:rPr>
+                <w:rFonts w:ascii="Arial" w:cs="Arial" w:eastAsia="Arial" w:hAnsi="Arial"/>
+                <w:b w:val="1"/>
+                <w:bCs w:val="1"/>
+              </w:rPr>
+            </w:pPr>
+            <w:r>
+              <w:rPr>
+                <w:rFonts w:ascii="Arial" w:cs="Arial" w:eastAsia="Arial" w:hAnsi="Arial"/>
                 <w:b w:val="1"/>
                 <w:bCs w:val="1"/>
                 <w:rtl w:val="0"/>
@@ -9124,12 +10354,14 @@
             <w:pPr>
               <w:jc w:val="center"/>
               <w:rPr>
-                <w:b w:val="1"/>
-                <w:bCs w:val="1"/>
-              </w:rPr>
-            </w:pPr>
-            <w:r>
-              <w:rPr>
+                <w:rFonts w:ascii="Arial" w:cs="Arial" w:eastAsia="Arial" w:hAnsi="Arial"/>
+                <w:b w:val="1"/>
+                <w:bCs w:val="1"/>
+              </w:rPr>
+            </w:pPr>
+            <w:r>
+              <w:rPr>
+                <w:rFonts w:ascii="Arial" w:cs="Arial" w:eastAsia="Arial" w:hAnsi="Arial"/>
                 <w:b w:val="1"/>
                 <w:bCs w:val="1"/>
                 <w:rtl w:val="0"/>
@@ -9151,10 +10383,13 @@
           </w:tcPr>
           <w:p>
             <w:pPr>
-              <w:rPr/>
-            </w:pPr>
-            <w:r>
-              <w:rPr>
+              <w:rPr>
+                <w:rFonts w:ascii="Arial" w:cs="Arial" w:eastAsia="Arial" w:hAnsi="Arial"/>
+              </w:rPr>
+            </w:pPr>
+            <w:r>
+              <w:rPr>
+                <w:rFonts w:ascii="Arial" w:cs="Arial" w:eastAsia="Arial" w:hAnsi="Arial"/>
                 <w:rtl w:val="0"/>
               </w:rPr>
               <w:t xml:space="preserve">3.A</w:t>
@@ -9168,10 +10403,13 @@
           </w:tcPr>
           <w:p>
             <w:pPr>
-              <w:rPr/>
-            </w:pPr>
-            <w:r>
-              <w:rPr>
+              <w:rPr>
+                <w:rFonts w:ascii="Arial" w:cs="Arial" w:eastAsia="Arial" w:hAnsi="Arial"/>
+              </w:rPr>
+            </w:pPr>
+            <w:r>
+              <w:rPr>
+                <w:rFonts w:ascii="Arial" w:cs="Arial" w:eastAsia="Arial" w:hAnsi="Arial"/>
                 <w:rtl w:val="0"/>
               </w:rPr>
               <w:t xml:space="preserve">La búsqueda o los filtros no encuentran coincidencias.</w:t>
@@ -9184,10 +10422,13 @@
           </w:tcPr>
           <w:p>
             <w:pPr>
-              <w:rPr/>
-            </w:pPr>
-            <w:r>
-              <w:rPr>
+              <w:rPr>
+                <w:rFonts w:ascii="Arial" w:cs="Arial" w:eastAsia="Arial" w:hAnsi="Arial"/>
+              </w:rPr>
+            </w:pPr>
+            <w:r>
+              <w:rPr>
+                <w:rFonts w:ascii="Arial" w:cs="Arial" w:eastAsia="Arial" w:hAnsi="Arial"/>
                 <w:rtl w:val="0"/>
               </w:rPr>
               <w:t xml:space="preserve">4.A</w:t>
@@ -9200,10 +10441,13 @@
           </w:tcPr>
           <w:p>
             <w:pPr>
-              <w:rPr/>
-            </w:pPr>
-            <w:r>
-              <w:rPr>
+              <w:rPr>
+                <w:rFonts w:ascii="Arial" w:cs="Arial" w:eastAsia="Arial" w:hAnsi="Arial"/>
+              </w:rPr>
+            </w:pPr>
+            <w:r>
+              <w:rPr>
+                <w:rFonts w:ascii="Arial" w:cs="Arial" w:eastAsia="Arial" w:hAnsi="Arial"/>
                 <w:rtl w:val="0"/>
               </w:rPr>
               <w:t xml:space="preserve">Informa que no existen documentos que cumplan los criterios indicados.</w:t>
@@ -9223,10 +10467,13 @@
           </w:tcPr>
           <w:p>
             <w:pPr>
-              <w:rPr/>
-            </w:pPr>
-            <w:r>
-              <w:rPr>
+              <w:rPr>
+                <w:rFonts w:ascii="Arial" w:cs="Arial" w:eastAsia="Arial" w:hAnsi="Arial"/>
+              </w:rPr>
+            </w:pPr>
+            <w:r>
+              <w:rPr>
+                <w:rFonts w:ascii="Arial" w:cs="Arial" w:eastAsia="Arial" w:hAnsi="Arial"/>
                 <w:rtl w:val="0"/>
               </w:rPr>
               <w:t xml:space="preserve">7.A</w:t>
@@ -9240,10 +10487,13 @@
           </w:tcPr>
           <w:p>
             <w:pPr>
-              <w:rPr/>
-            </w:pPr>
-            <w:r>
-              <w:rPr>
+              <w:rPr>
+                <w:rFonts w:ascii="Arial" w:cs="Arial" w:eastAsia="Arial" w:hAnsi="Arial"/>
+              </w:rPr>
+            </w:pPr>
+            <w:r>
+              <w:rPr>
+                <w:rFonts w:ascii="Arial" w:cs="Arial" w:eastAsia="Arial" w:hAnsi="Arial"/>
                 <w:rtl w:val="0"/>
               </w:rPr>
               <w:t xml:space="preserve">El usuario ingresa datos inválidos durante la edición.</w:t>
@@ -9256,10 +10506,13 @@
           </w:tcPr>
           <w:p>
             <w:pPr>
-              <w:rPr/>
-            </w:pPr>
-            <w:r>
-              <w:rPr>
+              <w:rPr>
+                <w:rFonts w:ascii="Arial" w:cs="Arial" w:eastAsia="Arial" w:hAnsi="Arial"/>
+              </w:rPr>
+            </w:pPr>
+            <w:r>
+              <w:rPr>
+                <w:rFonts w:ascii="Arial" w:cs="Arial" w:eastAsia="Arial" w:hAnsi="Arial"/>
                 <w:rtl w:val="0"/>
               </w:rPr>
               <w:t xml:space="preserve">8.A</w:t>
@@ -9272,10 +10525,13 @@
           </w:tcPr>
           <w:p>
             <w:pPr>
-              <w:rPr/>
-            </w:pPr>
-            <w:r>
-              <w:rPr>
+              <w:rPr>
+                <w:rFonts w:ascii="Arial" w:cs="Arial" w:eastAsia="Arial" w:hAnsi="Arial"/>
+              </w:rPr>
+            </w:pPr>
+            <w:r>
+              <w:rPr>
+                <w:rFonts w:ascii="Arial" w:cs="Arial" w:eastAsia="Arial" w:hAnsi="Arial"/>
                 <w:rtl w:val="0"/>
               </w:rPr>
               <w:t xml:space="preserve">Informa los campos que deben corregirse y no guarda los cambios.</w:t>
@@ -9295,10 +10551,13 @@
           </w:tcPr>
           <w:p>
             <w:pPr>
-              <w:rPr/>
-            </w:pPr>
-            <w:r>
-              <w:rPr>
+              <w:rPr>
+                <w:rFonts w:ascii="Arial" w:cs="Arial" w:eastAsia="Arial" w:hAnsi="Arial"/>
+              </w:rPr>
+            </w:pPr>
+            <w:r>
+              <w:rPr>
+                <w:rFonts w:ascii="Arial" w:cs="Arial" w:eastAsia="Arial" w:hAnsi="Arial"/>
                 <w:rtl w:val="0"/>
               </w:rPr>
               <w:t xml:space="preserve">7.B</w:t>
@@ -9312,10 +10571,13 @@
           </w:tcPr>
           <w:p>
             <w:pPr>
-              <w:rPr/>
-            </w:pPr>
-            <w:r>
-              <w:rPr>
+              <w:rPr>
+                <w:rFonts w:ascii="Arial" w:cs="Arial" w:eastAsia="Arial" w:hAnsi="Arial"/>
+              </w:rPr>
+            </w:pPr>
+            <w:r>
+              <w:rPr>
+                <w:rFonts w:ascii="Arial" w:cs="Arial" w:eastAsia="Arial" w:hAnsi="Arial"/>
                 <w:rtl w:val="0"/>
               </w:rPr>
               <w:t xml:space="preserve">El usuario selecciona la opción de descarga.</w:t>
@@ -9328,10 +10590,13 @@
           </w:tcPr>
           <w:p>
             <w:pPr>
-              <w:rPr/>
-            </w:pPr>
-            <w:r>
-              <w:rPr>
+              <w:rPr>
+                <w:rFonts w:ascii="Arial" w:cs="Arial" w:eastAsia="Arial" w:hAnsi="Arial"/>
+              </w:rPr>
+            </w:pPr>
+            <w:r>
+              <w:rPr>
+                <w:rFonts w:ascii="Arial" w:cs="Arial" w:eastAsia="Arial" w:hAnsi="Arial"/>
                 <w:rtl w:val="0"/>
               </w:rPr>
               <w:t xml:space="preserve">8.B</w:t>
@@ -9344,10 +10609,13 @@
           </w:tcPr>
           <w:p>
             <w:pPr>
-              <w:rPr/>
-            </w:pPr>
-            <w:r>
-              <w:rPr>
+              <w:rPr>
+                <w:rFonts w:ascii="Arial" w:cs="Arial" w:eastAsia="Arial" w:hAnsi="Arial"/>
+              </w:rPr>
+            </w:pPr>
+            <w:r>
+              <w:rPr>
+                <w:rFonts w:ascii="Arial" w:cs="Arial" w:eastAsia="Arial" w:hAnsi="Arial"/>
                 <w:rtl w:val="0"/>
               </w:rPr>
               <w:t xml:space="preserve">Entrega el archivo PDF correspondiente.</w:t>
@@ -9367,10 +10635,13 @@
           </w:tcPr>
           <w:p>
             <w:pPr>
-              <w:rPr/>
-            </w:pPr>
-            <w:r>
-              <w:rPr>
+              <w:rPr>
+                <w:rFonts w:ascii="Arial" w:cs="Arial" w:eastAsia="Arial" w:hAnsi="Arial"/>
+              </w:rPr>
+            </w:pPr>
+            <w:r>
+              <w:rPr>
+                <w:rFonts w:ascii="Arial" w:cs="Arial" w:eastAsia="Arial" w:hAnsi="Arial"/>
                 <w:rtl w:val="0"/>
               </w:rPr>
               <w:t xml:space="preserve">7.C</w:t>
@@ -9384,10 +10655,13 @@
           </w:tcPr>
           <w:p>
             <w:pPr>
-              <w:rPr/>
-            </w:pPr>
-            <w:r>
-              <w:rPr>
+              <w:rPr>
+                <w:rFonts w:ascii="Arial" w:cs="Arial" w:eastAsia="Arial" w:hAnsi="Arial"/>
+              </w:rPr>
+            </w:pPr>
+            <w:r>
+              <w:rPr>
+                <w:rFonts w:ascii="Arial" w:cs="Arial" w:eastAsia="Arial" w:hAnsi="Arial"/>
                 <w:rtl w:val="0"/>
               </w:rPr>
               <w:t xml:space="preserve">El usuario selecciona eliminar el documento.</w:t>
@@ -9400,10 +10674,13 @@
           </w:tcPr>
           <w:p>
             <w:pPr>
-              <w:rPr/>
-            </w:pPr>
-            <w:r>
-              <w:rPr>
+              <w:rPr>
+                <w:rFonts w:ascii="Arial" w:cs="Arial" w:eastAsia="Arial" w:hAnsi="Arial"/>
+              </w:rPr>
+            </w:pPr>
+            <w:r>
+              <w:rPr>
+                <w:rFonts w:ascii="Arial" w:cs="Arial" w:eastAsia="Arial" w:hAnsi="Arial"/>
                 <w:rtl w:val="0"/>
               </w:rPr>
               <w:t xml:space="preserve">8.C</w:t>
@@ -9416,10 +10693,13 @@
           </w:tcPr>
           <w:p>
             <w:pPr>
-              <w:rPr/>
-            </w:pPr>
-            <w:r>
-              <w:rPr>
+              <w:rPr>
+                <w:rFonts w:ascii="Arial" w:cs="Arial" w:eastAsia="Arial" w:hAnsi="Arial"/>
+              </w:rPr>
+            </w:pPr>
+            <w:r>
+              <w:rPr>
+                <w:rFonts w:ascii="Arial" w:cs="Arial" w:eastAsia="Arial" w:hAnsi="Arial"/>
                 <w:rtl w:val="0"/>
               </w:rPr>
               <w:t xml:space="preserve">Solicita confirmación antes de eliminarlo.</w:t>
@@ -9458,7 +10738,29 @@
           <w:szCs w:val="26"/>
           <w:rtl w:val="0"/>
         </w:rPr>
-        <w:t xml:space="preserve">CU006</w:t>
+        <w:t xml:space="preserve">CU</w:t>
+      </w:r>
+      <w:r>
+        <w:rPr>
+          <w:rFonts w:ascii="Arial" w:cs="Arial" w:eastAsia="Arial" w:hAnsi="Arial"/>
+          <w:b w:val="1"/>
+          <w:bCs w:val="1"/>
+          <w:sz w:val="26"/>
+          <w:szCs w:val="26"/>
+          <w:rtl w:val="0"/>
+        </w:rPr>
+        <w:t xml:space="preserve">-DET-</w:t>
+      </w:r>
+      <w:r>
+        <w:rPr>
+          <w:rFonts w:ascii="Arial" w:cs="Arial" w:eastAsia="Arial" w:hAnsi="Arial"/>
+          <w:b w:val="1"/>
+          <w:bCs w:val="1"/>
+          <w:sz w:val="26"/>
+          <w:szCs w:val="26"/>
+          <w:rtl w:val="0"/>
+        </w:rPr>
+        <w:t xml:space="preserve">006</w:t>
       </w:r>
       <w:r>
         <w:rPr>
@@ -9519,12 +10821,14 @@
             <w:pPr>
               <w:jc w:val="center"/>
               <w:rPr>
-                <w:b w:val="1"/>
-                <w:bCs w:val="1"/>
-              </w:rPr>
-            </w:pPr>
-            <w:r>
-              <w:rPr>
+                <w:rFonts w:ascii="Arial" w:cs="Arial" w:eastAsia="Arial" w:hAnsi="Arial"/>
+                <w:b w:val="1"/>
+                <w:bCs w:val="1"/>
+              </w:rPr>
+            </w:pPr>
+            <w:r>
+              <w:rPr>
+                <w:rFonts w:ascii="Arial" w:cs="Arial" w:eastAsia="Arial" w:hAnsi="Arial"/>
                 <w:b w:val="1"/>
                 <w:bCs w:val="1"/>
                 <w:rtl w:val="0"/>
@@ -9540,10 +10844,13 @@
           </w:tcPr>
           <w:p>
             <w:pPr>
-              <w:rPr/>
-            </w:pPr>
-            <w:r>
-              <w:rPr>
+              <w:rPr>
+                <w:rFonts w:ascii="Arial" w:cs="Arial" w:eastAsia="Arial" w:hAnsi="Arial"/>
+              </w:rPr>
+            </w:pPr>
+            <w:r>
+              <w:rPr>
+                <w:rFonts w:ascii="Arial" w:cs="Arial" w:eastAsia="Arial" w:hAnsi="Arial"/>
                 <w:rtl w:val="0"/>
               </w:rPr>
               <w:t xml:space="preserve">Usuario / Servicio de IA</w:t>
@@ -9569,12 +10876,14 @@
             <w:pPr>
               <w:jc w:val="center"/>
               <w:rPr>
-                <w:b w:val="1"/>
-                <w:bCs w:val="1"/>
-              </w:rPr>
-            </w:pPr>
-            <w:r>
-              <w:rPr>
+                <w:rFonts w:ascii="Arial" w:cs="Arial" w:eastAsia="Arial" w:hAnsi="Arial"/>
+                <w:b w:val="1"/>
+                <w:bCs w:val="1"/>
+              </w:rPr>
+            </w:pPr>
+            <w:r>
+              <w:rPr>
+                <w:rFonts w:ascii="Arial" w:cs="Arial" w:eastAsia="Arial" w:hAnsi="Arial"/>
                 <w:b w:val="1"/>
                 <w:bCs w:val="1"/>
                 <w:rtl w:val="0"/>
@@ -9590,10 +10899,13 @@
           </w:tcPr>
           <w:p>
             <w:pPr>
-              <w:rPr/>
-            </w:pPr>
-            <w:r>
-              <w:rPr>
+              <w:rPr>
+                <w:rFonts w:ascii="Arial" w:cs="Arial" w:eastAsia="Arial" w:hAnsi="Arial"/>
+              </w:rPr>
+            </w:pPr>
+            <w:r>
+              <w:rPr>
+                <w:rFonts w:ascii="Arial" w:cs="Arial" w:eastAsia="Arial" w:hAnsi="Arial"/>
                 <w:rtl w:val="0"/>
               </w:rPr>
               <w:t xml:space="preserve">Permitir al usuario realizar preguntas financieras en lenguaje natural sobre la información del notebook y obtener una respuesta posterior a la actualización del dashboard.</w:t>
@@ -9619,12 +10931,14 @@
             <w:pPr>
               <w:jc w:val="center"/>
               <w:rPr>
-                <w:b w:val="1"/>
-                <w:bCs w:val="1"/>
-              </w:rPr>
-            </w:pPr>
-            <w:r>
-              <w:rPr>
+                <w:rFonts w:ascii="Arial" w:cs="Arial" w:eastAsia="Arial" w:hAnsi="Arial"/>
+                <w:b w:val="1"/>
+                <w:bCs w:val="1"/>
+              </w:rPr>
+            </w:pPr>
+            <w:r>
+              <w:rPr>
+                <w:rFonts w:ascii="Arial" w:cs="Arial" w:eastAsia="Arial" w:hAnsi="Arial"/>
                 <w:b w:val="1"/>
                 <w:bCs w:val="1"/>
                 <w:rtl w:val="0"/>
@@ -9640,10 +10954,13 @@
           </w:tcPr>
           <w:p>
             <w:pPr>
-              <w:rPr/>
-            </w:pPr>
-            <w:r>
-              <w:rPr>
+              <w:rPr>
+                <w:rFonts w:ascii="Arial" w:cs="Arial" w:eastAsia="Arial" w:hAnsi="Arial"/>
+              </w:rPr>
+            </w:pPr>
+            <w:r>
+              <w:rPr>
+                <w:rFonts w:ascii="Arial" w:cs="Arial" w:eastAsia="Arial" w:hAnsi="Arial"/>
                 <w:rtl w:val="0"/>
               </w:rPr>
               <w:t xml:space="preserve">El usuario debe haber iniciado sesión, estar dentro de un notebook y existir información confirmada disponible.</w:t>
@@ -9669,12 +10986,14 @@
             <w:pPr>
               <w:jc w:val="center"/>
               <w:rPr>
-                <w:b w:val="1"/>
-                <w:bCs w:val="1"/>
-              </w:rPr>
-            </w:pPr>
-            <w:r>
-              <w:rPr>
+                <w:rFonts w:ascii="Arial" w:cs="Arial" w:eastAsia="Arial" w:hAnsi="Arial"/>
+                <w:b w:val="1"/>
+                <w:bCs w:val="1"/>
+              </w:rPr>
+            </w:pPr>
+            <w:r>
+              <w:rPr>
+                <w:rFonts w:ascii="Arial" w:cs="Arial" w:eastAsia="Arial" w:hAnsi="Arial"/>
                 <w:b w:val="1"/>
                 <w:bCs w:val="1"/>
                 <w:rtl w:val="0"/>
@@ -9690,10 +11009,13 @@
           </w:tcPr>
           <w:p>
             <w:pPr>
-              <w:rPr/>
-            </w:pPr>
-            <w:r>
-              <w:rPr>
+              <w:rPr>
+                <w:rFonts w:ascii="Arial" w:cs="Arial" w:eastAsia="Arial" w:hAnsi="Arial"/>
+              </w:rPr>
+            </w:pPr>
+            <w:r>
+              <w:rPr>
+                <w:rFonts w:ascii="Arial" w:cs="Arial" w:eastAsia="Arial" w:hAnsi="Arial"/>
                 <w:rtl w:val="0"/>
               </w:rPr>
               <w:t xml:space="preserve">El dashboard queda actualizado con los resultados procesados y el usuario recibe posteriormente una respuesta en lenguaje natural.</w:t>
@@ -9716,12 +11038,14 @@
             <w:pPr>
               <w:jc w:val="center"/>
               <w:rPr>
-                <w:b w:val="1"/>
-                <w:bCs w:val="1"/>
-              </w:rPr>
-            </w:pPr>
-            <w:r>
-              <w:rPr>
+                <w:rFonts w:ascii="Arial" w:cs="Arial" w:eastAsia="Arial" w:hAnsi="Arial"/>
+                <w:b w:val="1"/>
+                <w:bCs w:val="1"/>
+              </w:rPr>
+            </w:pPr>
+            <w:r>
+              <w:rPr>
+                <w:rFonts w:ascii="Arial" w:cs="Arial" w:eastAsia="Arial" w:hAnsi="Arial"/>
                 <w:b w:val="1"/>
                 <w:bCs w:val="1"/>
                 <w:rtl w:val="0"/>
@@ -9745,12 +11069,14 @@
             <w:pPr>
               <w:jc w:val="center"/>
               <w:rPr>
-                <w:b w:val="1"/>
-                <w:bCs w:val="1"/>
-              </w:rPr>
-            </w:pPr>
-            <w:r>
-              <w:rPr>
+                <w:rFonts w:ascii="Arial" w:cs="Arial" w:eastAsia="Arial" w:hAnsi="Arial"/>
+                <w:b w:val="1"/>
+                <w:bCs w:val="1"/>
+              </w:rPr>
+            </w:pPr>
+            <w:r>
+              <w:rPr>
+                <w:rFonts w:ascii="Arial" w:cs="Arial" w:eastAsia="Arial" w:hAnsi="Arial"/>
                 <w:b w:val="1"/>
                 <w:bCs w:val="1"/>
                 <w:rtl w:val="0"/>
@@ -9769,12 +11095,14 @@
             <w:pPr>
               <w:jc w:val="center"/>
               <w:rPr>
-                <w:b w:val="1"/>
-                <w:bCs w:val="1"/>
-              </w:rPr>
-            </w:pPr>
-            <w:r>
-              <w:rPr>
+                <w:rFonts w:ascii="Arial" w:cs="Arial" w:eastAsia="Arial" w:hAnsi="Arial"/>
+                <w:b w:val="1"/>
+                <w:bCs w:val="1"/>
+              </w:rPr>
+            </w:pPr>
+            <w:r>
+              <w:rPr>
+                <w:rFonts w:ascii="Arial" w:cs="Arial" w:eastAsia="Arial" w:hAnsi="Arial"/>
                 <w:b w:val="1"/>
                 <w:bCs w:val="1"/>
                 <w:rtl w:val="0"/>
@@ -9792,12 +11120,14 @@
             <w:pPr>
               <w:jc w:val="center"/>
               <w:rPr>
-                <w:b w:val="1"/>
-                <w:bCs w:val="1"/>
-              </w:rPr>
-            </w:pPr>
-            <w:r>
-              <w:rPr>
+                <w:rFonts w:ascii="Arial" w:cs="Arial" w:eastAsia="Arial" w:hAnsi="Arial"/>
+                <w:b w:val="1"/>
+                <w:bCs w:val="1"/>
+              </w:rPr>
+            </w:pPr>
+            <w:r>
+              <w:rPr>
+                <w:rFonts w:ascii="Arial" w:cs="Arial" w:eastAsia="Arial" w:hAnsi="Arial"/>
                 <w:b w:val="1"/>
                 <w:bCs w:val="1"/>
                 <w:rtl w:val="0"/>
@@ -9815,12 +11145,14 @@
             <w:pPr>
               <w:jc w:val="center"/>
               <w:rPr>
-                <w:b w:val="1"/>
-                <w:bCs w:val="1"/>
-              </w:rPr>
-            </w:pPr>
-            <w:r>
-              <w:rPr>
+                <w:rFonts w:ascii="Arial" w:cs="Arial" w:eastAsia="Arial" w:hAnsi="Arial"/>
+                <w:b w:val="1"/>
+                <w:bCs w:val="1"/>
+              </w:rPr>
+            </w:pPr>
+            <w:r>
+              <w:rPr>
+                <w:rFonts w:ascii="Arial" w:cs="Arial" w:eastAsia="Arial" w:hAnsi="Arial"/>
                 <w:b w:val="1"/>
                 <w:bCs w:val="1"/>
                 <w:rtl w:val="0"/>
@@ -9842,10 +11174,13 @@
           </w:tcPr>
           <w:p>
             <w:pPr>
-              <w:rPr/>
-            </w:pPr>
-            <w:r>
-              <w:rPr>
+              <w:rPr>
+                <w:rFonts w:ascii="Arial" w:cs="Arial" w:eastAsia="Arial" w:hAnsi="Arial"/>
+              </w:rPr>
+            </w:pPr>
+            <w:r>
+              <w:rPr>
+                <w:rFonts w:ascii="Arial" w:cs="Arial" w:eastAsia="Arial" w:hAnsi="Arial"/>
                 <w:rtl w:val="0"/>
               </w:rPr>
               <w:t xml:space="preserve">1</w:t>
@@ -9859,10 +11194,13 @@
           </w:tcPr>
           <w:p>
             <w:pPr>
-              <w:rPr/>
-            </w:pPr>
-            <w:r>
-              <w:rPr>
+              <w:rPr>
+                <w:rFonts w:ascii="Arial" w:cs="Arial" w:eastAsia="Arial" w:hAnsi="Arial"/>
+              </w:rPr>
+            </w:pPr>
+            <w:r>
+              <w:rPr>
+                <w:rFonts w:ascii="Arial" w:cs="Arial" w:eastAsia="Arial" w:hAnsi="Arial"/>
                 <w:rtl w:val="0"/>
               </w:rPr>
               <w:t xml:space="preserve">Accede al panel de chat del notebook.</w:t>
@@ -9875,10 +11213,13 @@
           </w:tcPr>
           <w:p>
             <w:pPr>
-              <w:rPr/>
-            </w:pPr>
-            <w:r>
-              <w:rPr>
+              <w:rPr>
+                <w:rFonts w:ascii="Arial" w:cs="Arial" w:eastAsia="Arial" w:hAnsi="Arial"/>
+              </w:rPr>
+            </w:pPr>
+            <w:r>
+              <w:rPr>
+                <w:rFonts w:ascii="Arial" w:cs="Arial" w:eastAsia="Arial" w:hAnsi="Arial"/>
                 <w:rtl w:val="0"/>
               </w:rPr>
               <w:t xml:space="preserve">2</w:t>
@@ -9891,10 +11232,13 @@
           </w:tcPr>
           <w:p>
             <w:pPr>
-              <w:rPr/>
-            </w:pPr>
-            <w:r>
-              <w:rPr>
+              <w:rPr>
+                <w:rFonts w:ascii="Arial" w:cs="Arial" w:eastAsia="Arial" w:hAnsi="Arial"/>
+              </w:rPr>
+            </w:pPr>
+            <w:r>
+              <w:rPr>
+                <w:rFonts w:ascii="Arial" w:cs="Arial" w:eastAsia="Arial" w:hAnsi="Arial"/>
                 <w:rtl w:val="0"/>
               </w:rPr>
               <w:t xml:space="preserve">Muestra el historial de conversación y las preguntas sugeridas.</w:t>
@@ -9917,10 +11261,13 @@
           </w:tcPr>
           <w:p>
             <w:pPr>
-              <w:rPr/>
-            </w:pPr>
-            <w:r>
-              <w:rPr>
+              <w:rPr>
+                <w:rFonts w:ascii="Arial" w:cs="Arial" w:eastAsia="Arial" w:hAnsi="Arial"/>
+              </w:rPr>
+            </w:pPr>
+            <w:r>
+              <w:rPr>
+                <w:rFonts w:ascii="Arial" w:cs="Arial" w:eastAsia="Arial" w:hAnsi="Arial"/>
                 <w:rtl w:val="0"/>
               </w:rPr>
               <w:t xml:space="preserve">3</w:t>
@@ -9938,10 +11285,13 @@
           </w:tcPr>
           <w:p>
             <w:pPr>
-              <w:rPr/>
-            </w:pPr>
-            <w:r>
-              <w:rPr>
+              <w:rPr>
+                <w:rFonts w:ascii="Arial" w:cs="Arial" w:eastAsia="Arial" w:hAnsi="Arial"/>
+              </w:rPr>
+            </w:pPr>
+            <w:r>
+              <w:rPr>
+                <w:rFonts w:ascii="Arial" w:cs="Arial" w:eastAsia="Arial" w:hAnsi="Arial"/>
                 <w:rtl w:val="0"/>
               </w:rPr>
               <w:t xml:space="preserve">Ingresa una pregunta financiera en lenguaje natural.</w:t>
@@ -9958,10 +11308,13 @@
           </w:tcPr>
           <w:p>
             <w:pPr>
-              <w:rPr/>
-            </w:pPr>
-            <w:r>
-              <w:rPr>
+              <w:rPr>
+                <w:rFonts w:ascii="Arial" w:cs="Arial" w:eastAsia="Arial" w:hAnsi="Arial"/>
+              </w:rPr>
+            </w:pPr>
+            <w:r>
+              <w:rPr>
+                <w:rFonts w:ascii="Arial" w:cs="Arial" w:eastAsia="Arial" w:hAnsi="Arial"/>
                 <w:rtl w:val="0"/>
               </w:rPr>
               <w:t xml:space="preserve">4</w:t>
@@ -9978,10 +11331,13 @@
           </w:tcPr>
           <w:p>
             <w:pPr>
-              <w:rPr/>
-            </w:pPr>
-            <w:r>
-              <w:rPr>
+              <w:rPr>
+                <w:rFonts w:ascii="Arial" w:cs="Arial" w:eastAsia="Arial" w:hAnsi="Arial"/>
+              </w:rPr>
+            </w:pPr>
+            <w:r>
+              <w:rPr>
+                <w:rFonts w:ascii="Arial" w:cs="Arial" w:eastAsia="Arial" w:hAnsi="Arial"/>
                 <w:rtl w:val="0"/>
               </w:rPr>
               <w:t xml:space="preserve">Envía la pregunta y el contexto reciente al servicio de IA.</w:t>
@@ -10004,7 +11360,9 @@
           </w:tcPr>
           <w:p>
             <w:pPr>
-              <w:rPr/>
+              <w:rPr>
+                <w:rFonts w:ascii="Arial" w:cs="Arial" w:eastAsia="Arial" w:hAnsi="Arial"/>
+              </w:rPr>
             </w:pPr>
             <w:r>
               <w:rPr>
@@ -10024,7 +11382,9 @@
           </w:tcPr>
           <w:p>
             <w:pPr>
-              <w:rPr/>
+              <w:rPr>
+                <w:rFonts w:ascii="Arial" w:cs="Arial" w:eastAsia="Arial" w:hAnsi="Arial"/>
+              </w:rPr>
             </w:pPr>
             <w:r>
               <w:rPr>
@@ -10043,10 +11403,13 @@
           </w:tcPr>
           <w:p>
             <w:pPr>
-              <w:rPr/>
-            </w:pPr>
-            <w:r>
-              <w:rPr>
+              <w:rPr>
+                <w:rFonts w:ascii="Arial" w:cs="Arial" w:eastAsia="Arial" w:hAnsi="Arial"/>
+              </w:rPr>
+            </w:pPr>
+            <w:r>
+              <w:rPr>
+                <w:rFonts w:ascii="Arial" w:cs="Arial" w:eastAsia="Arial" w:hAnsi="Arial"/>
                 <w:rtl w:val="0"/>
               </w:rPr>
               <w:t xml:space="preserve">5</w:t>
@@ -10063,22 +11426,27 @@
           </w:tcPr>
           <w:p>
             <w:pPr>
-              <w:rPr/>
-            </w:pPr>
-            <w:r>
-              <w:rPr>
+              <w:rPr>
+                <w:rFonts w:ascii="Arial" w:cs="Arial" w:eastAsia="Arial" w:hAnsi="Arial"/>
+              </w:rPr>
+            </w:pPr>
+            <w:r>
+              <w:rPr>
+                <w:rFonts w:ascii="Arial" w:cs="Arial" w:eastAsia="Arial" w:hAnsi="Arial"/>
                 <w:rtl w:val="0"/>
               </w:rPr>
               <w:t xml:space="preserve">Interpreta la pregunta, </w:t>
             </w:r>
             <w:r>
               <w:rPr>
+                <w:rFonts w:ascii="Arial" w:cs="Arial" w:eastAsia="Arial" w:hAnsi="Arial"/>
                 <w:rtl w:val="0"/>
               </w:rPr>
               <w:t xml:space="preserve">valida</w:t>
             </w:r>
             <w:r>
               <w:rPr>
+                <w:rFonts w:ascii="Arial" w:cs="Arial" w:eastAsia="Arial" w:hAnsi="Arial"/>
                 <w:rtl w:val="0"/>
               </w:rPr>
               <w:t xml:space="preserve"> la consulta y la restringe al notebook y empresa autorizados.</w:t>
@@ -10101,7 +11469,9 @@
           </w:tcPr>
           <w:p>
             <w:pPr>
-              <w:rPr/>
+              <w:rPr>
+                <w:rFonts w:ascii="Arial" w:cs="Arial" w:eastAsia="Arial" w:hAnsi="Arial"/>
+              </w:rPr>
             </w:pPr>
             <w:r>
               <w:rPr>
@@ -10121,7 +11491,9 @@
           </w:tcPr>
           <w:p>
             <w:pPr>
-              <w:rPr/>
+              <w:rPr>
+                <w:rFonts w:ascii="Arial" w:cs="Arial" w:eastAsia="Arial" w:hAnsi="Arial"/>
+              </w:rPr>
             </w:pPr>
             <w:r>
               <w:rPr>
@@ -10140,10 +11512,13 @@
           </w:tcPr>
           <w:p>
             <w:pPr>
-              <w:rPr/>
-            </w:pPr>
-            <w:r>
-              <w:rPr>
+              <w:rPr>
+                <w:rFonts w:ascii="Arial" w:cs="Arial" w:eastAsia="Arial" w:hAnsi="Arial"/>
+              </w:rPr>
+            </w:pPr>
+            <w:r>
+              <w:rPr>
+                <w:rFonts w:ascii="Arial" w:cs="Arial" w:eastAsia="Arial" w:hAnsi="Arial"/>
                 <w:rtl w:val="0"/>
               </w:rPr>
               <w:t xml:space="preserve">6</w:t>
@@ -10160,10 +11535,13 @@
           </w:tcPr>
           <w:p>
             <w:pPr>
-              <w:rPr/>
-            </w:pPr>
-            <w:r>
-              <w:rPr>
+              <w:rPr>
+                <w:rFonts w:ascii="Arial" w:cs="Arial" w:eastAsia="Arial" w:hAnsi="Arial"/>
+              </w:rPr>
+            </w:pPr>
+            <w:r>
+              <w:rPr>
+                <w:rFonts w:ascii="Arial" w:cs="Arial" w:eastAsia="Arial" w:hAnsi="Arial"/>
                 <w:rtl w:val="0"/>
               </w:rPr>
               <w:t xml:space="preserve">Ejecuta la consulta y envía los resultados al flujo ETL.</w:t>
@@ -10186,7 +11564,9 @@
           </w:tcPr>
           <w:p>
             <w:pPr>
-              <w:rPr/>
+              <w:rPr>
+                <w:rFonts w:ascii="Arial" w:cs="Arial" w:eastAsia="Arial" w:hAnsi="Arial"/>
+              </w:rPr>
             </w:pPr>
             <w:r>
               <w:rPr>
@@ -10206,7 +11586,9 @@
           </w:tcPr>
           <w:p>
             <w:pPr>
-              <w:rPr/>
+              <w:rPr>
+                <w:rFonts w:ascii="Arial" w:cs="Arial" w:eastAsia="Arial" w:hAnsi="Arial"/>
+              </w:rPr>
             </w:pPr>
             <w:r>
               <w:rPr>
@@ -10225,10 +11607,13 @@
           </w:tcPr>
           <w:p>
             <w:pPr>
-              <w:rPr/>
-            </w:pPr>
-            <w:r>
-              <w:rPr>
+              <w:rPr>
+                <w:rFonts w:ascii="Arial" w:cs="Arial" w:eastAsia="Arial" w:hAnsi="Arial"/>
+              </w:rPr>
+            </w:pPr>
+            <w:r>
+              <w:rPr>
+                <w:rFonts w:ascii="Arial" w:cs="Arial" w:eastAsia="Arial" w:hAnsi="Arial"/>
                 <w:rtl w:val="0"/>
               </w:rPr>
               <w:t xml:space="preserve">7</w:t>
@@ -10245,16 +11630,20 @@
           </w:tcPr>
           <w:p>
             <w:pPr>
-              <w:rPr/>
-            </w:pPr>
-            <w:r>
-              <w:rPr>
+              <w:rPr>
+                <w:rFonts w:ascii="Arial" w:cs="Arial" w:eastAsia="Arial" w:hAnsi="Arial"/>
+              </w:rPr>
+            </w:pPr>
+            <w:r>
+              <w:rPr>
+                <w:rFonts w:ascii="Arial" w:cs="Arial" w:eastAsia="Arial" w:hAnsi="Arial"/>
                 <w:rtl w:val="0"/>
               </w:rPr>
               <w:t xml:space="preserve">Valida</w:t>
             </w:r>
             <w:r>
               <w:rPr>
+                <w:rFonts w:ascii="Arial" w:cs="Arial" w:eastAsia="Arial" w:hAnsi="Arial"/>
                 <w:rtl w:val="0"/>
               </w:rPr>
               <w:t xml:space="preserve">, normaliza y carga los resultados válidos al Data Warehouse.</w:t>
@@ -10277,7 +11666,9 @@
           </w:tcPr>
           <w:p>
             <w:pPr>
-              <w:rPr/>
+              <w:rPr>
+                <w:rFonts w:ascii="Arial" w:cs="Arial" w:eastAsia="Arial" w:hAnsi="Arial"/>
+              </w:rPr>
             </w:pPr>
             <w:r>
               <w:rPr>
@@ -10297,7 +11688,9 @@
           </w:tcPr>
           <w:p>
             <w:pPr>
-              <w:rPr/>
+              <w:rPr>
+                <w:rFonts w:ascii="Arial" w:cs="Arial" w:eastAsia="Arial" w:hAnsi="Arial"/>
+              </w:rPr>
             </w:pPr>
             <w:r>
               <w:rPr>
@@ -10316,10 +11709,13 @@
           </w:tcPr>
           <w:p>
             <w:pPr>
-              <w:rPr/>
-            </w:pPr>
-            <w:r>
-              <w:rPr>
+              <w:rPr>
+                <w:rFonts w:ascii="Arial" w:cs="Arial" w:eastAsia="Arial" w:hAnsi="Arial"/>
+              </w:rPr>
+            </w:pPr>
+            <w:r>
+              <w:rPr>
+                <w:rFonts w:ascii="Arial" w:cs="Arial" w:eastAsia="Arial" w:hAnsi="Arial"/>
                 <w:rtl w:val="0"/>
               </w:rPr>
               <w:t xml:space="preserve">8</w:t>
@@ -10336,10 +11732,13 @@
           </w:tcPr>
           <w:p>
             <w:pPr>
-              <w:rPr/>
-            </w:pPr>
-            <w:r>
-              <w:rPr>
+              <w:rPr>
+                <w:rFonts w:ascii="Arial" w:cs="Arial" w:eastAsia="Arial" w:hAnsi="Arial"/>
+              </w:rPr>
+            </w:pPr>
+            <w:r>
+              <w:rPr>
+                <w:rFonts w:ascii="Arial" w:cs="Arial" w:eastAsia="Arial" w:hAnsi="Arial"/>
                 <w:rtl w:val="0"/>
               </w:rPr>
               <w:t xml:space="preserve">Actualiza el dashboard y posteriormente genera y muestra la respuesta en lenguaje natural.</w:t>
@@ -10362,12 +11761,14 @@
             <w:pPr>
               <w:jc w:val="center"/>
               <w:rPr>
-                <w:b w:val="1"/>
-                <w:bCs w:val="1"/>
-              </w:rPr>
-            </w:pPr>
-            <w:r>
-              <w:rPr>
+                <w:rFonts w:ascii="Arial" w:cs="Arial" w:eastAsia="Arial" w:hAnsi="Arial"/>
+                <w:b w:val="1"/>
+                <w:bCs w:val="1"/>
+              </w:rPr>
+            </w:pPr>
+            <w:r>
+              <w:rPr>
+                <w:rFonts w:ascii="Arial" w:cs="Arial" w:eastAsia="Arial" w:hAnsi="Arial"/>
                 <w:b w:val="1"/>
                 <w:bCs w:val="1"/>
                 <w:rtl w:val="0"/>
@@ -10391,12 +11792,14 @@
             <w:pPr>
               <w:jc w:val="center"/>
               <w:rPr>
-                <w:b w:val="1"/>
-                <w:bCs w:val="1"/>
-              </w:rPr>
-            </w:pPr>
-            <w:r>
-              <w:rPr>
+                <w:rFonts w:ascii="Arial" w:cs="Arial" w:eastAsia="Arial" w:hAnsi="Arial"/>
+                <w:b w:val="1"/>
+                <w:bCs w:val="1"/>
+              </w:rPr>
+            </w:pPr>
+            <w:r>
+              <w:rPr>
+                <w:rFonts w:ascii="Arial" w:cs="Arial" w:eastAsia="Arial" w:hAnsi="Arial"/>
                 <w:b w:val="1"/>
                 <w:bCs w:val="1"/>
                 <w:rtl w:val="0"/>
@@ -10415,12 +11818,14 @@
             <w:pPr>
               <w:jc w:val="center"/>
               <w:rPr>
-                <w:b w:val="1"/>
-                <w:bCs w:val="1"/>
-              </w:rPr>
-            </w:pPr>
-            <w:r>
-              <w:rPr>
+                <w:rFonts w:ascii="Arial" w:cs="Arial" w:eastAsia="Arial" w:hAnsi="Arial"/>
+                <w:b w:val="1"/>
+                <w:bCs w:val="1"/>
+              </w:rPr>
+            </w:pPr>
+            <w:r>
+              <w:rPr>
+                <w:rFonts w:ascii="Arial" w:cs="Arial" w:eastAsia="Arial" w:hAnsi="Arial"/>
                 <w:b w:val="1"/>
                 <w:bCs w:val="1"/>
                 <w:rtl w:val="0"/>
@@ -10438,12 +11843,14 @@
             <w:pPr>
               <w:jc w:val="center"/>
               <w:rPr>
-                <w:b w:val="1"/>
-                <w:bCs w:val="1"/>
-              </w:rPr>
-            </w:pPr>
-            <w:r>
-              <w:rPr>
+                <w:rFonts w:ascii="Arial" w:cs="Arial" w:eastAsia="Arial" w:hAnsi="Arial"/>
+                <w:b w:val="1"/>
+                <w:bCs w:val="1"/>
+              </w:rPr>
+            </w:pPr>
+            <w:r>
+              <w:rPr>
+                <w:rFonts w:ascii="Arial" w:cs="Arial" w:eastAsia="Arial" w:hAnsi="Arial"/>
                 <w:b w:val="1"/>
                 <w:bCs w:val="1"/>
                 <w:rtl w:val="0"/>
@@ -10461,12 +11868,14 @@
             <w:pPr>
               <w:jc w:val="center"/>
               <w:rPr>
-                <w:b w:val="1"/>
-                <w:bCs w:val="1"/>
-              </w:rPr>
-            </w:pPr>
-            <w:r>
-              <w:rPr>
+                <w:rFonts w:ascii="Arial" w:cs="Arial" w:eastAsia="Arial" w:hAnsi="Arial"/>
+                <w:b w:val="1"/>
+                <w:bCs w:val="1"/>
+              </w:rPr>
+            </w:pPr>
+            <w:r>
+              <w:rPr>
+                <w:rFonts w:ascii="Arial" w:cs="Arial" w:eastAsia="Arial" w:hAnsi="Arial"/>
                 <w:b w:val="1"/>
                 <w:bCs w:val="1"/>
                 <w:rtl w:val="0"/>
@@ -10488,7 +11897,9 @@
           </w:tcPr>
           <w:p>
             <w:pPr>
-              <w:rPr/>
+              <w:rPr>
+                <w:rFonts w:ascii="Arial" w:cs="Arial" w:eastAsia="Arial" w:hAnsi="Arial"/>
+              </w:rPr>
             </w:pPr>
             <w:r>
               <w:rPr>
@@ -10504,25 +11915,30 @@
           </w:tcPr>
           <w:p>
             <w:pPr>
-              <w:rPr/>
-            </w:pPr>
-            <w:r>
-              <w:rPr>
-                <w:rtl w:val="0"/>
-              </w:rPr>
-            </w:r>
-          </w:p>
-        </w:tc>
-        <w:tc>
-          <w:tcPr>
-            <w:shd w:fill="auto" w:val="clear"/>
-          </w:tcPr>
-          <w:p>
-            <w:pPr>
-              <w:rPr/>
-            </w:pPr>
-            <w:r>
-              <w:rPr>
+              <w:rPr>
+                <w:rFonts w:ascii="Arial" w:cs="Arial" w:eastAsia="Arial" w:hAnsi="Arial"/>
+              </w:rPr>
+            </w:pPr>
+            <w:r>
+              <w:rPr>
+                <w:rtl w:val="0"/>
+              </w:rPr>
+            </w:r>
+          </w:p>
+        </w:tc>
+        <w:tc>
+          <w:tcPr>
+            <w:shd w:fill="auto" w:val="clear"/>
+          </w:tcPr>
+          <w:p>
+            <w:pPr>
+              <w:rPr>
+                <w:rFonts w:ascii="Arial" w:cs="Arial" w:eastAsia="Arial" w:hAnsi="Arial"/>
+              </w:rPr>
+            </w:pPr>
+            <w:r>
+              <w:rPr>
+                <w:rFonts w:ascii="Arial" w:cs="Arial" w:eastAsia="Arial" w:hAnsi="Arial"/>
                 <w:rtl w:val="0"/>
               </w:rPr>
               <w:t xml:space="preserve">5.A</w:t>
@@ -10535,10 +11951,13 @@
           </w:tcPr>
           <w:p>
             <w:pPr>
-              <w:rPr/>
-            </w:pPr>
-            <w:r>
-              <w:rPr>
+              <w:rPr>
+                <w:rFonts w:ascii="Arial" w:cs="Arial" w:eastAsia="Arial" w:hAnsi="Arial"/>
+              </w:rPr>
+            </w:pPr>
+            <w:r>
+              <w:rPr>
+                <w:rFonts w:ascii="Arial" w:cs="Arial" w:eastAsia="Arial" w:hAnsi="Arial"/>
                 <w:rtl w:val="0"/>
               </w:rPr>
               <w:t xml:space="preserve">Si la pregunta está fuera de contexto o la consulta no está autorizada, la rechaza e informa al usuario.</w:t>
@@ -10558,7 +11977,9 @@
           </w:tcPr>
           <w:p>
             <w:pPr>
-              <w:rPr/>
+              <w:rPr>
+                <w:rFonts w:ascii="Arial" w:cs="Arial" w:eastAsia="Arial" w:hAnsi="Arial"/>
+              </w:rPr>
             </w:pPr>
             <w:r>
               <w:rPr>
@@ -10574,25 +11995,30 @@
           </w:tcPr>
           <w:p>
             <w:pPr>
-              <w:rPr/>
-            </w:pPr>
-            <w:r>
-              <w:rPr>
-                <w:rtl w:val="0"/>
-              </w:rPr>
-            </w:r>
-          </w:p>
-        </w:tc>
-        <w:tc>
-          <w:tcPr>
-            <w:shd w:fill="auto" w:val="clear"/>
-          </w:tcPr>
-          <w:p>
-            <w:pPr>
-              <w:rPr/>
-            </w:pPr>
-            <w:r>
-              <w:rPr>
+              <w:rPr>
+                <w:rFonts w:ascii="Arial" w:cs="Arial" w:eastAsia="Arial" w:hAnsi="Arial"/>
+              </w:rPr>
+            </w:pPr>
+            <w:r>
+              <w:rPr>
+                <w:rtl w:val="0"/>
+              </w:rPr>
+            </w:r>
+          </w:p>
+        </w:tc>
+        <w:tc>
+          <w:tcPr>
+            <w:shd w:fill="auto" w:val="clear"/>
+          </w:tcPr>
+          <w:p>
+            <w:pPr>
+              <w:rPr>
+                <w:rFonts w:ascii="Arial" w:cs="Arial" w:eastAsia="Arial" w:hAnsi="Arial"/>
+              </w:rPr>
+            </w:pPr>
+            <w:r>
+              <w:rPr>
+                <w:rFonts w:ascii="Arial" w:cs="Arial" w:eastAsia="Arial" w:hAnsi="Arial"/>
                 <w:rtl w:val="0"/>
               </w:rPr>
               <w:t xml:space="preserve">6.A</w:t>
@@ -10605,10 +12031,13 @@
           </w:tcPr>
           <w:p>
             <w:pPr>
-              <w:rPr/>
-            </w:pPr>
-            <w:r>
-              <w:rPr>
+              <w:rPr>
+                <w:rFonts w:ascii="Arial" w:cs="Arial" w:eastAsia="Arial" w:hAnsi="Arial"/>
+              </w:rPr>
+            </w:pPr>
+            <w:r>
+              <w:rPr>
+                <w:rFonts w:ascii="Arial" w:cs="Arial" w:eastAsia="Arial" w:hAnsi="Arial"/>
                 <w:rtl w:val="0"/>
               </w:rPr>
               <w:t xml:space="preserve">Si no existen datos para responder, informa que no se encontraron resultados.</w:t>
@@ -10628,7 +12057,9 @@
           </w:tcPr>
           <w:p>
             <w:pPr>
-              <w:rPr/>
+              <w:rPr>
+                <w:rFonts w:ascii="Arial" w:cs="Arial" w:eastAsia="Arial" w:hAnsi="Arial"/>
+              </w:rPr>
             </w:pPr>
             <w:r>
               <w:rPr>
@@ -10644,25 +12075,30 @@
           </w:tcPr>
           <w:p>
             <w:pPr>
-              <w:rPr/>
-            </w:pPr>
-            <w:r>
-              <w:rPr>
-                <w:rtl w:val="0"/>
-              </w:rPr>
-            </w:r>
-          </w:p>
-        </w:tc>
-        <w:tc>
-          <w:tcPr>
-            <w:shd w:fill="auto" w:val="clear"/>
-          </w:tcPr>
-          <w:p>
-            <w:pPr>
-              <w:rPr/>
-            </w:pPr>
-            <w:r>
-              <w:rPr>
+              <w:rPr>
+                <w:rFonts w:ascii="Arial" w:cs="Arial" w:eastAsia="Arial" w:hAnsi="Arial"/>
+              </w:rPr>
+            </w:pPr>
+            <w:r>
+              <w:rPr>
+                <w:rtl w:val="0"/>
+              </w:rPr>
+            </w:r>
+          </w:p>
+        </w:tc>
+        <w:tc>
+          <w:tcPr>
+            <w:shd w:fill="auto" w:val="clear"/>
+          </w:tcPr>
+          <w:p>
+            <w:pPr>
+              <w:rPr>
+                <w:rFonts w:ascii="Arial" w:cs="Arial" w:eastAsia="Arial" w:hAnsi="Arial"/>
+              </w:rPr>
+            </w:pPr>
+            <w:r>
+              <w:rPr>
+                <w:rFonts w:ascii="Arial" w:cs="Arial" w:eastAsia="Arial" w:hAnsi="Arial"/>
                 <w:rtl w:val="0"/>
               </w:rPr>
               <w:t xml:space="preserve">7.A</w:t>
@@ -10675,10 +12111,13 @@
           </w:tcPr>
           <w:p>
             <w:pPr>
-              <w:rPr/>
-            </w:pPr>
-            <w:r>
-              <w:rPr>
+              <w:rPr>
+                <w:rFonts w:ascii="Arial" w:cs="Arial" w:eastAsia="Arial" w:hAnsi="Arial"/>
+              </w:rPr>
+            </w:pPr>
+            <w:r>
+              <w:rPr>
+                <w:rFonts w:ascii="Arial" w:cs="Arial" w:eastAsia="Arial" w:hAnsi="Arial"/>
                 <w:rtl w:val="0"/>
               </w:rPr>
               <w:t xml:space="preserve">Si existen registros inválidos, los aísla en la bitácora de excepciones.</w:t>
@@ -10698,7 +12137,9 @@
           </w:tcPr>
           <w:p>
             <w:pPr>
-              <w:rPr/>
+              <w:rPr>
+                <w:rFonts w:ascii="Arial" w:cs="Arial" w:eastAsia="Arial" w:hAnsi="Arial"/>
+              </w:rPr>
             </w:pPr>
             <w:r>
               <w:rPr>
@@ -10714,25 +12155,30 @@
           </w:tcPr>
           <w:p>
             <w:pPr>
-              <w:rPr/>
-            </w:pPr>
-            <w:r>
-              <w:rPr>
-                <w:rtl w:val="0"/>
-              </w:rPr>
-            </w:r>
-          </w:p>
-        </w:tc>
-        <w:tc>
-          <w:tcPr>
-            <w:shd w:fill="auto" w:val="clear"/>
-          </w:tcPr>
-          <w:p>
-            <w:pPr>
-              <w:rPr/>
-            </w:pPr>
-            <w:r>
-              <w:rPr>
+              <w:rPr>
+                <w:rFonts w:ascii="Arial" w:cs="Arial" w:eastAsia="Arial" w:hAnsi="Arial"/>
+              </w:rPr>
+            </w:pPr>
+            <w:r>
+              <w:rPr>
+                <w:rtl w:val="0"/>
+              </w:rPr>
+            </w:r>
+          </w:p>
+        </w:tc>
+        <w:tc>
+          <w:tcPr>
+            <w:shd w:fill="auto" w:val="clear"/>
+          </w:tcPr>
+          <w:p>
+            <w:pPr>
+              <w:rPr>
+                <w:rFonts w:ascii="Arial" w:cs="Arial" w:eastAsia="Arial" w:hAnsi="Arial"/>
+              </w:rPr>
+            </w:pPr>
+            <w:r>
+              <w:rPr>
+                <w:rFonts w:ascii="Arial" w:cs="Arial" w:eastAsia="Arial" w:hAnsi="Arial"/>
                 <w:rtl w:val="0"/>
               </w:rPr>
               <w:t xml:space="preserve">8.A</w:t>
@@ -10745,10 +12191,13 @@
           </w:tcPr>
           <w:p>
             <w:pPr>
-              <w:rPr/>
-            </w:pPr>
-            <w:r>
-              <w:rPr>
+              <w:rPr>
+                <w:rFonts w:ascii="Arial" w:cs="Arial" w:eastAsia="Arial" w:hAnsi="Arial"/>
+              </w:rPr>
+            </w:pPr>
+            <w:r>
+              <w:rPr>
+                <w:rFonts w:ascii="Arial" w:cs="Arial" w:eastAsia="Arial" w:hAnsi="Arial"/>
                 <w:rtl w:val="0"/>
               </w:rPr>
               <w:t xml:space="preserve">Si falla el servicio de IA o la actualización del dashboard, informa el problema sin comprometer los datos.</w:t>
@@ -10787,7 +12236,29 @@
           <w:szCs w:val="26"/>
           <w:rtl w:val="0"/>
         </w:rPr>
-        <w:t xml:space="preserve">CU007</w:t>
+        <w:t xml:space="preserve">CU</w:t>
+      </w:r>
+      <w:r>
+        <w:rPr>
+          <w:rFonts w:ascii="Arial" w:cs="Arial" w:eastAsia="Arial" w:hAnsi="Arial"/>
+          <w:b w:val="1"/>
+          <w:bCs w:val="1"/>
+          <w:sz w:val="26"/>
+          <w:szCs w:val="26"/>
+          <w:rtl w:val="0"/>
+        </w:rPr>
+        <w:t xml:space="preserve">-DET-</w:t>
+      </w:r>
+      <w:r>
+        <w:rPr>
+          <w:rFonts w:ascii="Arial" w:cs="Arial" w:eastAsia="Arial" w:hAnsi="Arial"/>
+          <w:b w:val="1"/>
+          <w:bCs w:val="1"/>
+          <w:sz w:val="26"/>
+          <w:szCs w:val="26"/>
+          <w:rtl w:val="0"/>
+        </w:rPr>
+        <w:t xml:space="preserve">007</w:t>
       </w:r>
       <w:r>
         <w:rPr>
@@ -10848,12 +12319,14 @@
             <w:pPr>
               <w:jc w:val="center"/>
               <w:rPr>
-                <w:b w:val="1"/>
-                <w:bCs w:val="1"/>
-              </w:rPr>
-            </w:pPr>
-            <w:r>
-              <w:rPr>
+                <w:rFonts w:ascii="Arial" w:cs="Arial" w:eastAsia="Arial" w:hAnsi="Arial"/>
+                <w:b w:val="1"/>
+                <w:bCs w:val="1"/>
+              </w:rPr>
+            </w:pPr>
+            <w:r>
+              <w:rPr>
+                <w:rFonts w:ascii="Arial" w:cs="Arial" w:eastAsia="Arial" w:hAnsi="Arial"/>
                 <w:b w:val="1"/>
                 <w:bCs w:val="1"/>
                 <w:rtl w:val="0"/>
@@ -10869,10 +12342,13 @@
           </w:tcPr>
           <w:p>
             <w:pPr>
-              <w:rPr/>
-            </w:pPr>
-            <w:r>
-              <w:rPr>
+              <w:rPr>
+                <w:rFonts w:ascii="Arial" w:cs="Arial" w:eastAsia="Arial" w:hAnsi="Arial"/>
+              </w:rPr>
+            </w:pPr>
+            <w:r>
+              <w:rPr>
+                <w:rFonts w:ascii="Arial" w:cs="Arial" w:eastAsia="Arial" w:hAnsi="Arial"/>
                 <w:rtl w:val="0"/>
               </w:rPr>
               <w:t xml:space="preserve">Usuario</w:t>
@@ -10898,12 +12374,14 @@
             <w:pPr>
               <w:jc w:val="center"/>
               <w:rPr>
-                <w:b w:val="1"/>
-                <w:bCs w:val="1"/>
-              </w:rPr>
-            </w:pPr>
-            <w:r>
-              <w:rPr>
+                <w:rFonts w:ascii="Arial" w:cs="Arial" w:eastAsia="Arial" w:hAnsi="Arial"/>
+                <w:b w:val="1"/>
+                <w:bCs w:val="1"/>
+              </w:rPr>
+            </w:pPr>
+            <w:r>
+              <w:rPr>
+                <w:rFonts w:ascii="Arial" w:cs="Arial" w:eastAsia="Arial" w:hAnsi="Arial"/>
                 <w:b w:val="1"/>
                 <w:bCs w:val="1"/>
                 <w:rtl w:val="0"/>
@@ -10919,10 +12397,13 @@
           </w:tcPr>
           <w:p>
             <w:pPr>
-              <w:rPr/>
-            </w:pPr>
-            <w:r>
-              <w:rPr>
+              <w:rPr>
+                <w:rFonts w:ascii="Arial" w:cs="Arial" w:eastAsia="Arial" w:hAnsi="Arial"/>
+              </w:rPr>
+            </w:pPr>
+            <w:r>
+              <w:rPr>
+                <w:rFonts w:ascii="Arial" w:cs="Arial" w:eastAsia="Arial" w:hAnsi="Arial"/>
                 <w:rtl w:val="0"/>
               </w:rPr>
               <w:t xml:space="preserve">Permitir que un usuario registrado recupere el acceso a su cuenta mediante su correo electrónico.</w:t>
@@ -10948,12 +12429,14 @@
             <w:pPr>
               <w:jc w:val="center"/>
               <w:rPr>
-                <w:b w:val="1"/>
-                <w:bCs w:val="1"/>
-              </w:rPr>
-            </w:pPr>
-            <w:r>
-              <w:rPr>
+                <w:rFonts w:ascii="Arial" w:cs="Arial" w:eastAsia="Arial" w:hAnsi="Arial"/>
+                <w:b w:val="1"/>
+                <w:bCs w:val="1"/>
+              </w:rPr>
+            </w:pPr>
+            <w:r>
+              <w:rPr>
+                <w:rFonts w:ascii="Arial" w:cs="Arial" w:eastAsia="Arial" w:hAnsi="Arial"/>
                 <w:b w:val="1"/>
                 <w:bCs w:val="1"/>
                 <w:rtl w:val="0"/>
@@ -10969,10 +12452,13 @@
           </w:tcPr>
           <w:p>
             <w:pPr>
-              <w:rPr/>
-            </w:pPr>
-            <w:r>
-              <w:rPr>
+              <w:rPr>
+                <w:rFonts w:ascii="Arial" w:cs="Arial" w:eastAsia="Arial" w:hAnsi="Arial"/>
+              </w:rPr>
+            </w:pPr>
+            <w:r>
+              <w:rPr>
+                <w:rFonts w:ascii="Arial" w:cs="Arial" w:eastAsia="Arial" w:hAnsi="Arial"/>
                 <w:rtl w:val="0"/>
               </w:rPr>
               <w:t xml:space="preserve">El usuario debe poseer una cuenta registrada y acceso al correo asociado.</w:t>
@@ -10995,12 +12481,14 @@
             <w:pPr>
               <w:jc w:val="center"/>
               <w:rPr>
-                <w:b w:val="1"/>
-                <w:bCs w:val="1"/>
-              </w:rPr>
-            </w:pPr>
-            <w:r>
-              <w:rPr>
+                <w:rFonts w:ascii="Arial" w:cs="Arial" w:eastAsia="Arial" w:hAnsi="Arial"/>
+                <w:b w:val="1"/>
+                <w:bCs w:val="1"/>
+              </w:rPr>
+            </w:pPr>
+            <w:r>
+              <w:rPr>
+                <w:rFonts w:ascii="Arial" w:cs="Arial" w:eastAsia="Arial" w:hAnsi="Arial"/>
                 <w:b w:val="1"/>
                 <w:bCs w:val="1"/>
                 <w:rtl w:val="0"/>
@@ -11016,10 +12504,13 @@
           </w:tcPr>
           <w:p>
             <w:pPr>
-              <w:rPr/>
-            </w:pPr>
-            <w:r>
-              <w:rPr>
+              <w:rPr>
+                <w:rFonts w:ascii="Arial" w:cs="Arial" w:eastAsia="Arial" w:hAnsi="Arial"/>
+              </w:rPr>
+            </w:pPr>
+            <w:r>
+              <w:rPr>
+                <w:rFonts w:ascii="Arial" w:cs="Arial" w:eastAsia="Arial" w:hAnsi="Arial"/>
                 <w:rtl w:val="0"/>
               </w:rPr>
               <w:t xml:space="preserve">El usuario establece una nueva contraseña y el mecanismo temporal de recuperación queda invalidado.</w:t>
@@ -11042,12 +12533,14 @@
             <w:pPr>
               <w:jc w:val="center"/>
               <w:rPr>
-                <w:b w:val="1"/>
-                <w:bCs w:val="1"/>
-              </w:rPr>
-            </w:pPr>
-            <w:r>
-              <w:rPr>
+                <w:rFonts w:ascii="Arial" w:cs="Arial" w:eastAsia="Arial" w:hAnsi="Arial"/>
+                <w:b w:val="1"/>
+                <w:bCs w:val="1"/>
+              </w:rPr>
+            </w:pPr>
+            <w:r>
+              <w:rPr>
+                <w:rFonts w:ascii="Arial" w:cs="Arial" w:eastAsia="Arial" w:hAnsi="Arial"/>
                 <w:b w:val="1"/>
                 <w:bCs w:val="1"/>
                 <w:rtl w:val="0"/>
@@ -11071,12 +12564,14 @@
             <w:pPr>
               <w:jc w:val="center"/>
               <w:rPr>
-                <w:b w:val="1"/>
-                <w:bCs w:val="1"/>
-              </w:rPr>
-            </w:pPr>
-            <w:r>
-              <w:rPr>
+                <w:rFonts w:ascii="Arial" w:cs="Arial" w:eastAsia="Arial" w:hAnsi="Arial"/>
+                <w:b w:val="1"/>
+                <w:bCs w:val="1"/>
+              </w:rPr>
+            </w:pPr>
+            <w:r>
+              <w:rPr>
+                <w:rFonts w:ascii="Arial" w:cs="Arial" w:eastAsia="Arial" w:hAnsi="Arial"/>
                 <w:b w:val="1"/>
                 <w:bCs w:val="1"/>
                 <w:rtl w:val="0"/>
@@ -11095,12 +12590,14 @@
             <w:pPr>
               <w:jc w:val="center"/>
               <w:rPr>
-                <w:b w:val="1"/>
-                <w:bCs w:val="1"/>
-              </w:rPr>
-            </w:pPr>
-            <w:r>
-              <w:rPr>
+                <w:rFonts w:ascii="Arial" w:cs="Arial" w:eastAsia="Arial" w:hAnsi="Arial"/>
+                <w:b w:val="1"/>
+                <w:bCs w:val="1"/>
+              </w:rPr>
+            </w:pPr>
+            <w:r>
+              <w:rPr>
+                <w:rFonts w:ascii="Arial" w:cs="Arial" w:eastAsia="Arial" w:hAnsi="Arial"/>
                 <w:b w:val="1"/>
                 <w:bCs w:val="1"/>
                 <w:rtl w:val="0"/>
@@ -11118,12 +12615,14 @@
             <w:pPr>
               <w:jc w:val="center"/>
               <w:rPr>
-                <w:b w:val="1"/>
-                <w:bCs w:val="1"/>
-              </w:rPr>
-            </w:pPr>
-            <w:r>
-              <w:rPr>
+                <w:rFonts w:ascii="Arial" w:cs="Arial" w:eastAsia="Arial" w:hAnsi="Arial"/>
+                <w:b w:val="1"/>
+                <w:bCs w:val="1"/>
+              </w:rPr>
+            </w:pPr>
+            <w:r>
+              <w:rPr>
+                <w:rFonts w:ascii="Arial" w:cs="Arial" w:eastAsia="Arial" w:hAnsi="Arial"/>
                 <w:b w:val="1"/>
                 <w:bCs w:val="1"/>
                 <w:rtl w:val="0"/>
@@ -11141,12 +12640,14 @@
             <w:pPr>
               <w:jc w:val="center"/>
               <w:rPr>
-                <w:b w:val="1"/>
-                <w:bCs w:val="1"/>
-              </w:rPr>
-            </w:pPr>
-            <w:r>
-              <w:rPr>
+                <w:rFonts w:ascii="Arial" w:cs="Arial" w:eastAsia="Arial" w:hAnsi="Arial"/>
+                <w:b w:val="1"/>
+                <w:bCs w:val="1"/>
+              </w:rPr>
+            </w:pPr>
+            <w:r>
+              <w:rPr>
+                <w:rFonts w:ascii="Arial" w:cs="Arial" w:eastAsia="Arial" w:hAnsi="Arial"/>
                 <w:b w:val="1"/>
                 <w:bCs w:val="1"/>
                 <w:rtl w:val="0"/>
@@ -11168,10 +12669,13 @@
           </w:tcPr>
           <w:p>
             <w:pPr>
-              <w:rPr/>
-            </w:pPr>
-            <w:r>
-              <w:rPr>
+              <w:rPr>
+                <w:rFonts w:ascii="Arial" w:cs="Arial" w:eastAsia="Arial" w:hAnsi="Arial"/>
+              </w:rPr>
+            </w:pPr>
+            <w:r>
+              <w:rPr>
+                <w:rFonts w:ascii="Arial" w:cs="Arial" w:eastAsia="Arial" w:hAnsi="Arial"/>
                 <w:rtl w:val="0"/>
               </w:rPr>
               <w:t xml:space="preserve">1</w:t>
@@ -11185,10 +12689,13 @@
           </w:tcPr>
           <w:p>
             <w:pPr>
-              <w:rPr/>
-            </w:pPr>
-            <w:r>
-              <w:rPr>
+              <w:rPr>
+                <w:rFonts w:ascii="Arial" w:cs="Arial" w:eastAsia="Arial" w:hAnsi="Arial"/>
+              </w:rPr>
+            </w:pPr>
+            <w:r>
+              <w:rPr>
+                <w:rFonts w:ascii="Arial" w:cs="Arial" w:eastAsia="Arial" w:hAnsi="Arial"/>
                 <w:rtl w:val="0"/>
               </w:rPr>
               <w:t xml:space="preserve">Selecciona la opción para recuperar contraseña.</w:t>
@@ -11201,10 +12708,13 @@
           </w:tcPr>
           <w:p>
             <w:pPr>
-              <w:rPr/>
-            </w:pPr>
-            <w:r>
-              <w:rPr>
+              <w:rPr>
+                <w:rFonts w:ascii="Arial" w:cs="Arial" w:eastAsia="Arial" w:hAnsi="Arial"/>
+              </w:rPr>
+            </w:pPr>
+            <w:r>
+              <w:rPr>
+                <w:rFonts w:ascii="Arial" w:cs="Arial" w:eastAsia="Arial" w:hAnsi="Arial"/>
                 <w:rtl w:val="0"/>
               </w:rPr>
               <w:t xml:space="preserve">2</w:t>
@@ -11217,10 +12727,13 @@
           </w:tcPr>
           <w:p>
             <w:pPr>
-              <w:rPr/>
-            </w:pPr>
-            <w:r>
-              <w:rPr>
+              <w:rPr>
+                <w:rFonts w:ascii="Arial" w:cs="Arial" w:eastAsia="Arial" w:hAnsi="Arial"/>
+              </w:rPr>
+            </w:pPr>
+            <w:r>
+              <w:rPr>
+                <w:rFonts w:ascii="Arial" w:cs="Arial" w:eastAsia="Arial" w:hAnsi="Arial"/>
                 <w:rtl w:val="0"/>
               </w:rPr>
               <w:t xml:space="preserve">Solicita el correo asociado a la cuenta.</w:t>
@@ -11240,10 +12753,13 @@
           </w:tcPr>
           <w:p>
             <w:pPr>
-              <w:rPr/>
-            </w:pPr>
-            <w:r>
-              <w:rPr>
+              <w:rPr>
+                <w:rFonts w:ascii="Arial" w:cs="Arial" w:eastAsia="Arial" w:hAnsi="Arial"/>
+              </w:rPr>
+            </w:pPr>
+            <w:r>
+              <w:rPr>
+                <w:rFonts w:ascii="Arial" w:cs="Arial" w:eastAsia="Arial" w:hAnsi="Arial"/>
                 <w:rtl w:val="0"/>
               </w:rPr>
               <w:t xml:space="preserve">3</w:t>
@@ -11258,10 +12774,13 @@
           </w:tcPr>
           <w:p>
             <w:pPr>
-              <w:rPr/>
-            </w:pPr>
-            <w:r>
-              <w:rPr>
+              <w:rPr>
+                <w:rFonts w:ascii="Arial" w:cs="Arial" w:eastAsia="Arial" w:hAnsi="Arial"/>
+              </w:rPr>
+            </w:pPr>
+            <w:r>
+              <w:rPr>
+                <w:rFonts w:ascii="Arial" w:cs="Arial" w:eastAsia="Arial" w:hAnsi="Arial"/>
                 <w:rtl w:val="0"/>
               </w:rPr>
               <w:t xml:space="preserve">Ingresa su correo electrónico.</w:t>
@@ -11275,10 +12794,13 @@
           </w:tcPr>
           <w:p>
             <w:pPr>
-              <w:rPr/>
-            </w:pPr>
-            <w:r>
-              <w:rPr>
+              <w:rPr>
+                <w:rFonts w:ascii="Arial" w:cs="Arial" w:eastAsia="Arial" w:hAnsi="Arial"/>
+              </w:rPr>
+            </w:pPr>
+            <w:r>
+              <w:rPr>
+                <w:rFonts w:ascii="Arial" w:cs="Arial" w:eastAsia="Arial" w:hAnsi="Arial"/>
                 <w:rtl w:val="0"/>
               </w:rPr>
               <w:t xml:space="preserve">4</w:t>
@@ -11292,10 +12814,13 @@
           </w:tcPr>
           <w:p>
             <w:pPr>
-              <w:rPr/>
-            </w:pPr>
-            <w:r>
-              <w:rPr>
+              <w:rPr>
+                <w:rFonts w:ascii="Arial" w:cs="Arial" w:eastAsia="Arial" w:hAnsi="Arial"/>
+              </w:rPr>
+            </w:pPr>
+            <w:r>
+              <w:rPr>
+                <w:rFonts w:ascii="Arial" w:cs="Arial" w:eastAsia="Arial" w:hAnsi="Arial"/>
                 <w:rtl w:val="0"/>
               </w:rPr>
               <w:t xml:space="preserve">Valida que exista una cuenta asociada.</w:t>
@@ -11315,7 +12840,9 @@
           </w:tcPr>
           <w:p>
             <w:pPr>
-              <w:rPr/>
+              <w:rPr>
+                <w:rFonts w:ascii="Arial" w:cs="Arial" w:eastAsia="Arial" w:hAnsi="Arial"/>
+              </w:rPr>
             </w:pPr>
             <w:r>
               <w:rPr>
@@ -11332,26 +12859,31 @@
           </w:tcPr>
           <w:p>
             <w:pPr>
-              <w:rPr/>
-            </w:pPr>
-            <w:r>
-              <w:rPr>
-                <w:rtl w:val="0"/>
-              </w:rPr>
-            </w:r>
-          </w:p>
-        </w:tc>
-        <w:tc>
-          <w:tcPr>
-            <w:shd w:fill="auto" w:val="clear"/>
-            <w:vAlign w:val="center"/>
-          </w:tcPr>
-          <w:p>
-            <w:pPr>
-              <w:rPr/>
-            </w:pPr>
-            <w:r>
-              <w:rPr>
+              <w:rPr>
+                <w:rFonts w:ascii="Arial" w:cs="Arial" w:eastAsia="Arial" w:hAnsi="Arial"/>
+              </w:rPr>
+            </w:pPr>
+            <w:r>
+              <w:rPr>
+                <w:rtl w:val="0"/>
+              </w:rPr>
+            </w:r>
+          </w:p>
+        </w:tc>
+        <w:tc>
+          <w:tcPr>
+            <w:shd w:fill="auto" w:val="clear"/>
+            <w:vAlign w:val="center"/>
+          </w:tcPr>
+          <w:p>
+            <w:pPr>
+              <w:rPr>
+                <w:rFonts w:ascii="Arial" w:cs="Arial" w:eastAsia="Arial" w:hAnsi="Arial"/>
+              </w:rPr>
+            </w:pPr>
+            <w:r>
+              <w:rPr>
+                <w:rFonts w:ascii="Arial" w:cs="Arial" w:eastAsia="Arial" w:hAnsi="Arial"/>
                 <w:rtl w:val="0"/>
               </w:rPr>
               <w:t xml:space="preserve">5</w:t>
@@ -11365,10 +12897,13 @@
           </w:tcPr>
           <w:p>
             <w:pPr>
-              <w:rPr/>
-            </w:pPr>
-            <w:r>
-              <w:rPr>
+              <w:rPr>
+                <w:rFonts w:ascii="Arial" w:cs="Arial" w:eastAsia="Arial" w:hAnsi="Arial"/>
+              </w:rPr>
+            </w:pPr>
+            <w:r>
+              <w:rPr>
+                <w:rFonts w:ascii="Arial" w:cs="Arial" w:eastAsia="Arial" w:hAnsi="Arial"/>
                 <w:rtl w:val="0"/>
               </w:rPr>
               <w:t xml:space="preserve">Genera y envía un enlace o código temporal de recuperación.</w:t>
@@ -11388,10 +12923,13 @@
           </w:tcPr>
           <w:p>
             <w:pPr>
-              <w:rPr/>
-            </w:pPr>
-            <w:r>
-              <w:rPr>
+              <w:rPr>
+                <w:rFonts w:ascii="Arial" w:cs="Arial" w:eastAsia="Arial" w:hAnsi="Arial"/>
+              </w:rPr>
+            </w:pPr>
+            <w:r>
+              <w:rPr>
+                <w:rFonts w:ascii="Arial" w:cs="Arial" w:eastAsia="Arial" w:hAnsi="Arial"/>
                 <w:rtl w:val="0"/>
               </w:rPr>
               <w:t xml:space="preserve">6</w:t>
@@ -11406,10 +12944,13 @@
           </w:tcPr>
           <w:p>
             <w:pPr>
-              <w:rPr/>
-            </w:pPr>
-            <w:r>
-              <w:rPr>
+              <w:rPr>
+                <w:rFonts w:ascii="Arial" w:cs="Arial" w:eastAsia="Arial" w:hAnsi="Arial"/>
+              </w:rPr>
+            </w:pPr>
+            <w:r>
+              <w:rPr>
+                <w:rFonts w:ascii="Arial" w:cs="Arial" w:eastAsia="Arial" w:hAnsi="Arial"/>
                 <w:rtl w:val="0"/>
               </w:rPr>
               <w:t xml:space="preserve">Accede al mecanismo de recuperación e ingresa una nueva contraseña.</w:t>
@@ -11423,10 +12964,13 @@
           </w:tcPr>
           <w:p>
             <w:pPr>
-              <w:rPr/>
-            </w:pPr>
-            <w:r>
-              <w:rPr>
+              <w:rPr>
+                <w:rFonts w:ascii="Arial" w:cs="Arial" w:eastAsia="Arial" w:hAnsi="Arial"/>
+              </w:rPr>
+            </w:pPr>
+            <w:r>
+              <w:rPr>
+                <w:rFonts w:ascii="Arial" w:cs="Arial" w:eastAsia="Arial" w:hAnsi="Arial"/>
                 <w:rtl w:val="0"/>
               </w:rPr>
               <w:t xml:space="preserve">7</w:t>
@@ -11440,10 +12984,13 @@
           </w:tcPr>
           <w:p>
             <w:pPr>
-              <w:rPr/>
-            </w:pPr>
-            <w:r>
-              <w:rPr>
+              <w:rPr>
+                <w:rFonts w:ascii="Arial" w:cs="Arial" w:eastAsia="Arial" w:hAnsi="Arial"/>
+              </w:rPr>
+            </w:pPr>
+            <w:r>
+              <w:rPr>
+                <w:rFonts w:ascii="Arial" w:cs="Arial" w:eastAsia="Arial" w:hAnsi="Arial"/>
                 <w:rtl w:val="0"/>
               </w:rPr>
               <w:t xml:space="preserve">Valida la nueva contraseña.</w:t>
@@ -11463,10 +13010,13 @@
           </w:tcPr>
           <w:p>
             <w:pPr>
-              <w:rPr/>
-            </w:pPr>
-            <w:r>
-              <w:rPr>
+              <w:rPr>
+                <w:rFonts w:ascii="Arial" w:cs="Arial" w:eastAsia="Arial" w:hAnsi="Arial"/>
+              </w:rPr>
+            </w:pPr>
+            <w:r>
+              <w:rPr>
+                <w:rFonts w:ascii="Arial" w:cs="Arial" w:eastAsia="Arial" w:hAnsi="Arial"/>
                 <w:rtl w:val="0"/>
               </w:rPr>
               <w:t xml:space="preserve">8</w:t>
@@ -11481,10 +13031,13 @@
           </w:tcPr>
           <w:p>
             <w:pPr>
-              <w:rPr/>
-            </w:pPr>
-            <w:r>
-              <w:rPr>
+              <w:rPr>
+                <w:rFonts w:ascii="Arial" w:cs="Arial" w:eastAsia="Arial" w:hAnsi="Arial"/>
+              </w:rPr>
+            </w:pPr>
+            <w:r>
+              <w:rPr>
+                <w:rFonts w:ascii="Arial" w:cs="Arial" w:eastAsia="Arial" w:hAnsi="Arial"/>
                 <w:rtl w:val="0"/>
               </w:rPr>
               <w:t xml:space="preserve">Confirma el cambio.</w:t>
@@ -11498,10 +13051,13 @@
           </w:tcPr>
           <w:p>
             <w:pPr>
-              <w:rPr/>
-            </w:pPr>
-            <w:r>
-              <w:rPr>
+              <w:rPr>
+                <w:rFonts w:ascii="Arial" w:cs="Arial" w:eastAsia="Arial" w:hAnsi="Arial"/>
+              </w:rPr>
+            </w:pPr>
+            <w:r>
+              <w:rPr>
+                <w:rFonts w:ascii="Arial" w:cs="Arial" w:eastAsia="Arial" w:hAnsi="Arial"/>
                 <w:rtl w:val="0"/>
               </w:rPr>
               <w:t xml:space="preserve">9</w:t>
@@ -11515,10 +13071,13 @@
           </w:tcPr>
           <w:p>
             <w:pPr>
-              <w:rPr/>
-            </w:pPr>
-            <w:r>
-              <w:rPr>
+              <w:rPr>
+                <w:rFonts w:ascii="Arial" w:cs="Arial" w:eastAsia="Arial" w:hAnsi="Arial"/>
+              </w:rPr>
+            </w:pPr>
+            <w:r>
+              <w:rPr>
+                <w:rFonts w:ascii="Arial" w:cs="Arial" w:eastAsia="Arial" w:hAnsi="Arial"/>
                 <w:rtl w:val="0"/>
               </w:rPr>
               <w:t xml:space="preserve">Actualiza la contraseña e invalida el enlace o código utilizado.</w:t>
@@ -11538,7 +13097,9 @@
           </w:tcPr>
           <w:p>
             <w:pPr>
-              <w:rPr/>
+              <w:rPr>
+                <w:rFonts w:ascii="Arial" w:cs="Arial" w:eastAsia="Arial" w:hAnsi="Arial"/>
+              </w:rPr>
             </w:pPr>
             <w:r>
               <w:rPr>
@@ -11555,39 +13116,45 @@
           </w:tcPr>
           <w:p>
             <w:pPr>
-              <w:rPr/>
-            </w:pPr>
-            <w:r>
-              <w:rPr>
-                <w:rtl w:val="0"/>
-              </w:rPr>
-            </w:r>
-          </w:p>
-        </w:tc>
-        <w:tc>
-          <w:tcPr>
-            <w:shd w:fill="auto" w:val="clear"/>
-            <w:vAlign w:val="center"/>
-          </w:tcPr>
-          <w:p>
-            <w:pPr>
-              <w:rPr/>
-            </w:pPr>
-            <w:r>
-              <w:rPr>
-                <w:rtl w:val="0"/>
-              </w:rPr>
-            </w:r>
-          </w:p>
-        </w:tc>
-        <w:tc>
-          <w:tcPr>
-            <w:shd w:fill="auto" w:val="clear"/>
-            <w:vAlign w:val="center"/>
-          </w:tcPr>
-          <w:p>
-            <w:pPr>
-              <w:rPr/>
+              <w:rPr>
+                <w:rFonts w:ascii="Arial" w:cs="Arial" w:eastAsia="Arial" w:hAnsi="Arial"/>
+              </w:rPr>
+            </w:pPr>
+            <w:r>
+              <w:rPr>
+                <w:rtl w:val="0"/>
+              </w:rPr>
+            </w:r>
+          </w:p>
+        </w:tc>
+        <w:tc>
+          <w:tcPr>
+            <w:shd w:fill="auto" w:val="clear"/>
+            <w:vAlign w:val="center"/>
+          </w:tcPr>
+          <w:p>
+            <w:pPr>
+              <w:rPr>
+                <w:rFonts w:ascii="Arial" w:cs="Arial" w:eastAsia="Arial" w:hAnsi="Arial"/>
+              </w:rPr>
+            </w:pPr>
+            <w:r>
+              <w:rPr>
+                <w:rtl w:val="0"/>
+              </w:rPr>
+            </w:r>
+          </w:p>
+        </w:tc>
+        <w:tc>
+          <w:tcPr>
+            <w:shd w:fill="auto" w:val="clear"/>
+            <w:vAlign w:val="center"/>
+          </w:tcPr>
+          <w:p>
+            <w:pPr>
+              <w:rPr>
+                <w:rFonts w:ascii="Arial" w:cs="Arial" w:eastAsia="Arial" w:hAnsi="Arial"/>
+              </w:rPr>
             </w:pPr>
             <w:r>
               <w:rPr>
@@ -11612,12 +13179,14 @@
             <w:pPr>
               <w:jc w:val="center"/>
               <w:rPr>
-                <w:b w:val="1"/>
-                <w:bCs w:val="1"/>
-              </w:rPr>
-            </w:pPr>
-            <w:r>
-              <w:rPr>
+                <w:rFonts w:ascii="Arial" w:cs="Arial" w:eastAsia="Arial" w:hAnsi="Arial"/>
+                <w:b w:val="1"/>
+                <w:bCs w:val="1"/>
+              </w:rPr>
+            </w:pPr>
+            <w:r>
+              <w:rPr>
+                <w:rFonts w:ascii="Arial" w:cs="Arial" w:eastAsia="Arial" w:hAnsi="Arial"/>
                 <w:b w:val="1"/>
                 <w:bCs w:val="1"/>
                 <w:rtl w:val="0"/>
@@ -11641,12 +13210,14 @@
             <w:pPr>
               <w:jc w:val="center"/>
               <w:rPr>
-                <w:b w:val="1"/>
-                <w:bCs w:val="1"/>
-              </w:rPr>
-            </w:pPr>
-            <w:r>
-              <w:rPr>
+                <w:rFonts w:ascii="Arial" w:cs="Arial" w:eastAsia="Arial" w:hAnsi="Arial"/>
+                <w:b w:val="1"/>
+                <w:bCs w:val="1"/>
+              </w:rPr>
+            </w:pPr>
+            <w:r>
+              <w:rPr>
+                <w:rFonts w:ascii="Arial" w:cs="Arial" w:eastAsia="Arial" w:hAnsi="Arial"/>
                 <w:b w:val="1"/>
                 <w:bCs w:val="1"/>
                 <w:rtl w:val="0"/>
@@ -11665,12 +13236,14 @@
             <w:pPr>
               <w:jc w:val="center"/>
               <w:rPr>
-                <w:b w:val="1"/>
-                <w:bCs w:val="1"/>
-              </w:rPr>
-            </w:pPr>
-            <w:r>
-              <w:rPr>
+                <w:rFonts w:ascii="Arial" w:cs="Arial" w:eastAsia="Arial" w:hAnsi="Arial"/>
+                <w:b w:val="1"/>
+                <w:bCs w:val="1"/>
+              </w:rPr>
+            </w:pPr>
+            <w:r>
+              <w:rPr>
+                <w:rFonts w:ascii="Arial" w:cs="Arial" w:eastAsia="Arial" w:hAnsi="Arial"/>
                 <w:b w:val="1"/>
                 <w:bCs w:val="1"/>
                 <w:rtl w:val="0"/>
@@ -11688,12 +13261,14 @@
             <w:pPr>
               <w:jc w:val="center"/>
               <w:rPr>
-                <w:b w:val="1"/>
-                <w:bCs w:val="1"/>
-              </w:rPr>
-            </w:pPr>
-            <w:r>
-              <w:rPr>
+                <w:rFonts w:ascii="Arial" w:cs="Arial" w:eastAsia="Arial" w:hAnsi="Arial"/>
+                <w:b w:val="1"/>
+                <w:bCs w:val="1"/>
+              </w:rPr>
+            </w:pPr>
+            <w:r>
+              <w:rPr>
+                <w:rFonts w:ascii="Arial" w:cs="Arial" w:eastAsia="Arial" w:hAnsi="Arial"/>
                 <w:b w:val="1"/>
                 <w:bCs w:val="1"/>
                 <w:rtl w:val="0"/>
@@ -11711,12 +13286,14 @@
             <w:pPr>
               <w:jc w:val="center"/>
               <w:rPr>
-                <w:b w:val="1"/>
-                <w:bCs w:val="1"/>
-              </w:rPr>
-            </w:pPr>
-            <w:r>
-              <w:rPr>
+                <w:rFonts w:ascii="Arial" w:cs="Arial" w:eastAsia="Arial" w:hAnsi="Arial"/>
+                <w:b w:val="1"/>
+                <w:bCs w:val="1"/>
+              </w:rPr>
+            </w:pPr>
+            <w:r>
+              <w:rPr>
+                <w:rFonts w:ascii="Arial" w:cs="Arial" w:eastAsia="Arial" w:hAnsi="Arial"/>
                 <w:b w:val="1"/>
                 <w:bCs w:val="1"/>
                 <w:rtl w:val="0"/>
@@ -11738,10 +13315,13 @@
           </w:tcPr>
           <w:p>
             <w:pPr>
-              <w:rPr/>
-            </w:pPr>
-            <w:r>
-              <w:rPr>
+              <w:rPr>
+                <w:rFonts w:ascii="Arial" w:cs="Arial" w:eastAsia="Arial" w:hAnsi="Arial"/>
+              </w:rPr>
+            </w:pPr>
+            <w:r>
+              <w:rPr>
+                <w:rFonts w:ascii="Arial" w:cs="Arial" w:eastAsia="Arial" w:hAnsi="Arial"/>
                 <w:rtl w:val="0"/>
               </w:rPr>
               <w:t xml:space="preserve">3.A</w:t>
@@ -11755,10 +13335,13 @@
           </w:tcPr>
           <w:p>
             <w:pPr>
-              <w:rPr/>
-            </w:pPr>
-            <w:r>
-              <w:rPr>
+              <w:rPr>
+                <w:rFonts w:ascii="Arial" w:cs="Arial" w:eastAsia="Arial" w:hAnsi="Arial"/>
+              </w:rPr>
+            </w:pPr>
+            <w:r>
+              <w:rPr>
+                <w:rFonts w:ascii="Arial" w:cs="Arial" w:eastAsia="Arial" w:hAnsi="Arial"/>
                 <w:rtl w:val="0"/>
               </w:rPr>
               <w:t xml:space="preserve">El usuario ingresa un correo no registrado.</w:t>
@@ -11771,10 +13354,13 @@
           </w:tcPr>
           <w:p>
             <w:pPr>
-              <w:rPr/>
-            </w:pPr>
-            <w:r>
-              <w:rPr>
+              <w:rPr>
+                <w:rFonts w:ascii="Arial" w:cs="Arial" w:eastAsia="Arial" w:hAnsi="Arial"/>
+              </w:rPr>
+            </w:pPr>
+            <w:r>
+              <w:rPr>
+                <w:rFonts w:ascii="Arial" w:cs="Arial" w:eastAsia="Arial" w:hAnsi="Arial"/>
                 <w:rtl w:val="0"/>
               </w:rPr>
               <w:t xml:space="preserve">4.A</w:t>
@@ -11787,10 +13373,13 @@
           </w:tcPr>
           <w:p>
             <w:pPr>
-              <w:rPr/>
-            </w:pPr>
-            <w:r>
-              <w:rPr>
+              <w:rPr>
+                <w:rFonts w:ascii="Arial" w:cs="Arial" w:eastAsia="Arial" w:hAnsi="Arial"/>
+              </w:rPr>
+            </w:pPr>
+            <w:r>
+              <w:rPr>
+                <w:rFonts w:ascii="Arial" w:cs="Arial" w:eastAsia="Arial" w:hAnsi="Arial"/>
                 <w:rtl w:val="0"/>
               </w:rPr>
               <w:t xml:space="preserve">Informa que no es posible completar la recuperación.</w:t>
@@ -11810,10 +13399,13 @@
           </w:tcPr>
           <w:p>
             <w:pPr>
-              <w:rPr/>
-            </w:pPr>
-            <w:r>
-              <w:rPr>
+              <w:rPr>
+                <w:rFonts w:ascii="Arial" w:cs="Arial" w:eastAsia="Arial" w:hAnsi="Arial"/>
+              </w:rPr>
+            </w:pPr>
+            <w:r>
+              <w:rPr>
+                <w:rFonts w:ascii="Arial" w:cs="Arial" w:eastAsia="Arial" w:hAnsi="Arial"/>
                 <w:rtl w:val="0"/>
               </w:rPr>
               <w:t xml:space="preserve">6.A</w:t>
@@ -11827,10 +13419,13 @@
           </w:tcPr>
           <w:p>
             <w:pPr>
-              <w:rPr/>
-            </w:pPr>
-            <w:r>
-              <w:rPr>
+              <w:rPr>
+                <w:rFonts w:ascii="Arial" w:cs="Arial" w:eastAsia="Arial" w:hAnsi="Arial"/>
+              </w:rPr>
+            </w:pPr>
+            <w:r>
+              <w:rPr>
+                <w:rFonts w:ascii="Arial" w:cs="Arial" w:eastAsia="Arial" w:hAnsi="Arial"/>
                 <w:rtl w:val="0"/>
               </w:rPr>
               <w:t xml:space="preserve">El enlace o código se encuentra vencido.</w:t>
@@ -11843,10 +13438,13 @@
           </w:tcPr>
           <w:p>
             <w:pPr>
-              <w:rPr/>
-            </w:pPr>
-            <w:r>
-              <w:rPr>
+              <w:rPr>
+                <w:rFonts w:ascii="Arial" w:cs="Arial" w:eastAsia="Arial" w:hAnsi="Arial"/>
+              </w:rPr>
+            </w:pPr>
+            <w:r>
+              <w:rPr>
+                <w:rFonts w:ascii="Arial" w:cs="Arial" w:eastAsia="Arial" w:hAnsi="Arial"/>
                 <w:rtl w:val="0"/>
               </w:rPr>
               <w:t xml:space="preserve">7.A</w:t>
@@ -11859,10 +13457,13 @@
           </w:tcPr>
           <w:p>
             <w:pPr>
-              <w:rPr/>
-            </w:pPr>
-            <w:r>
-              <w:rPr>
+              <w:rPr>
+                <w:rFonts w:ascii="Arial" w:cs="Arial" w:eastAsia="Arial" w:hAnsi="Arial"/>
+              </w:rPr>
+            </w:pPr>
+            <w:r>
+              <w:rPr>
+                <w:rFonts w:ascii="Arial" w:cs="Arial" w:eastAsia="Arial" w:hAnsi="Arial"/>
                 <w:rtl w:val="0"/>
               </w:rPr>
               <w:t xml:space="preserve">Rechaza la solicitud y permite solicitar uno nuevo.</w:t>
@@ -11882,10 +13483,13 @@
           </w:tcPr>
           <w:p>
             <w:pPr>
-              <w:rPr/>
-            </w:pPr>
-            <w:r>
-              <w:rPr>
+              <w:rPr>
+                <w:rFonts w:ascii="Arial" w:cs="Arial" w:eastAsia="Arial" w:hAnsi="Arial"/>
+              </w:rPr>
+            </w:pPr>
+            <w:r>
+              <w:rPr>
+                <w:rFonts w:ascii="Arial" w:cs="Arial" w:eastAsia="Arial" w:hAnsi="Arial"/>
                 <w:rtl w:val="0"/>
               </w:rPr>
               <w:t xml:space="preserve">6.B</w:t>
@@ -11899,10 +13503,13 @@
           </w:tcPr>
           <w:p>
             <w:pPr>
-              <w:rPr/>
-            </w:pPr>
-            <w:r>
-              <w:rPr>
+              <w:rPr>
+                <w:rFonts w:ascii="Arial" w:cs="Arial" w:eastAsia="Arial" w:hAnsi="Arial"/>
+              </w:rPr>
+            </w:pPr>
+            <w:r>
+              <w:rPr>
+                <w:rFonts w:ascii="Arial" w:cs="Arial" w:eastAsia="Arial" w:hAnsi="Arial"/>
                 <w:rtl w:val="0"/>
               </w:rPr>
               <w:t xml:space="preserve">El usuario ingresa una contraseña que no cumple los criterios.</w:t>
@@ -11915,10 +13522,13 @@
           </w:tcPr>
           <w:p>
             <w:pPr>
-              <w:rPr/>
-            </w:pPr>
-            <w:r>
-              <w:rPr>
+              <w:rPr>
+                <w:rFonts w:ascii="Arial" w:cs="Arial" w:eastAsia="Arial" w:hAnsi="Arial"/>
+              </w:rPr>
+            </w:pPr>
+            <w:r>
+              <w:rPr>
+                <w:rFonts w:ascii="Arial" w:cs="Arial" w:eastAsia="Arial" w:hAnsi="Arial"/>
                 <w:rtl w:val="0"/>
               </w:rPr>
               <w:t xml:space="preserve">7.B</w:t>
@@ -11931,10 +13541,13 @@
           </w:tcPr>
           <w:p>
             <w:pPr>
-              <w:rPr/>
-            </w:pPr>
-            <w:r>
-              <w:rPr>
+              <w:rPr>
+                <w:rFonts w:ascii="Arial" w:cs="Arial" w:eastAsia="Arial" w:hAnsi="Arial"/>
+              </w:rPr>
+            </w:pPr>
+            <w:r>
+              <w:rPr>
+                <w:rFonts w:ascii="Arial" w:cs="Arial" w:eastAsia="Arial" w:hAnsi="Arial"/>
                 <w:rtl w:val="0"/>
               </w:rPr>
               <w:t xml:space="preserve">Informa los requisitos que debe cumplir la nueva contraseña.</w:t>
@@ -11954,7 +13567,9 @@
           </w:tcPr>
           <w:p>
             <w:pPr>
-              <w:rPr/>
+              <w:rPr>
+                <w:rFonts w:ascii="Arial" w:cs="Arial" w:eastAsia="Arial" w:hAnsi="Arial"/>
+              </w:rPr>
             </w:pPr>
             <w:r>
               <w:rPr>
@@ -11970,37 +13585,43 @@
           </w:tcPr>
           <w:p>
             <w:pPr>
-              <w:rPr/>
-            </w:pPr>
-            <w:r>
-              <w:rPr>
-                <w:rtl w:val="0"/>
-              </w:rPr>
-            </w:r>
-          </w:p>
-        </w:tc>
-        <w:tc>
-          <w:tcPr>
-            <w:shd w:fill="auto" w:val="clear"/>
-          </w:tcPr>
-          <w:p>
-            <w:pPr>
-              <w:rPr/>
-            </w:pPr>
-            <w:r>
-              <w:rPr>
-                <w:rtl w:val="0"/>
-              </w:rPr>
-            </w:r>
-          </w:p>
-        </w:tc>
-        <w:tc>
-          <w:tcPr>
-            <w:shd w:fill="auto" w:val="clear"/>
-          </w:tcPr>
-          <w:p>
-            <w:pPr>
-              <w:rPr/>
+              <w:rPr>
+                <w:rFonts w:ascii="Arial" w:cs="Arial" w:eastAsia="Arial" w:hAnsi="Arial"/>
+              </w:rPr>
+            </w:pPr>
+            <w:r>
+              <w:rPr>
+                <w:rtl w:val="0"/>
+              </w:rPr>
+            </w:r>
+          </w:p>
+        </w:tc>
+        <w:tc>
+          <w:tcPr>
+            <w:shd w:fill="auto" w:val="clear"/>
+          </w:tcPr>
+          <w:p>
+            <w:pPr>
+              <w:rPr>
+                <w:rFonts w:ascii="Arial" w:cs="Arial" w:eastAsia="Arial" w:hAnsi="Arial"/>
+              </w:rPr>
+            </w:pPr>
+            <w:r>
+              <w:rPr>
+                <w:rtl w:val="0"/>
+              </w:rPr>
+            </w:r>
+          </w:p>
+        </w:tc>
+        <w:tc>
+          <w:tcPr>
+            <w:shd w:fill="auto" w:val="clear"/>
+          </w:tcPr>
+          <w:p>
+            <w:pPr>
+              <w:rPr>
+                <w:rFonts w:ascii="Arial" w:cs="Arial" w:eastAsia="Arial" w:hAnsi="Arial"/>
+              </w:rPr>
             </w:pPr>
             <w:r>
               <w:rPr>
@@ -12028,7 +13649,9 @@
         <w:spacing w:after="0" w:before="0" w:line="276" w:lineRule="auto"/>
         <w:ind w:left="0" w:right="0" w:firstLine="0"/>
         <w:jc w:val="left"/>
-        <w:rPr/>
+        <w:rPr>
+          <w:rFonts w:ascii="Arial" w:cs="Arial" w:eastAsia="Arial" w:hAnsi="Arial"/>
+        </w:rPr>
       </w:pPr>
       <w:r>
         <w:rPr>
@@ -12053,7 +13676,9 @@
         <w:spacing w:after="0" w:before="0" w:line="276" w:lineRule="auto"/>
         <w:ind w:left="0" w:right="0" w:firstLine="0"/>
         <w:jc w:val="left"/>
-        <w:rPr/>
+        <w:rPr>
+          <w:rFonts w:ascii="Arial" w:cs="Arial" w:eastAsia="Arial" w:hAnsi="Arial"/>
+        </w:rPr>
       </w:pPr>
       <w:r>
         <w:rPr>
